--- a/02 Exercises/Projeto Linguagem C com MySQL no Provedor Cloud Railway/Instalação, Configuração e Execução MySQL Provedor RailWay Cloud Linguagem C.docx
+++ b/02 Exercises/Projeto Linguagem C com MySQL no Provedor Cloud Railway/Instalação, Configuração e Execução MySQL Provedor RailWay Cloud Linguagem C.docx
@@ -210,15 +210,7 @@
           <w:sz w:val="28"/>
           <w:szCs w:val="28"/>
         </w:rPr>
-        <w:t xml:space="preserve"> </w:t>
-      </w:r>
-      <w:r>
-        <w:rPr>
-          <w:rFonts w:ascii="Times New Roman" w:hAnsi="Times New Roman" w:cs="Times New Roman"/>
-          <w:sz w:val="28"/>
-          <w:szCs w:val="28"/>
-        </w:rPr>
-        <w:t xml:space="preserve">com </w:t>
+        <w:t xml:space="preserve"> com </w:t>
       </w:r>
       <w:proofErr w:type="spellStart"/>
       <w:r>
@@ -426,27 +418,7 @@
           <w:sz w:val="28"/>
           <w:szCs w:val="28"/>
         </w:rPr>
-        <w:t>Opção</w:t>
-      </w:r>
-      <w:r>
-        <w:rPr>
-          <w:rFonts w:ascii="Times New Roman" w:hAnsi="Times New Roman" w:cs="Times New Roman"/>
-          <w:b/>
-          <w:bCs/>
-          <w:sz w:val="28"/>
-          <w:szCs w:val="28"/>
-        </w:rPr>
-        <w:t xml:space="preserve"> 4</w:t>
-      </w:r>
-      <w:r>
-        <w:rPr>
-          <w:rFonts w:ascii="Times New Roman" w:hAnsi="Times New Roman" w:cs="Times New Roman"/>
-          <w:b/>
-          <w:bCs/>
-          <w:sz w:val="28"/>
-          <w:szCs w:val="28"/>
-        </w:rPr>
-        <w:t xml:space="preserve"> </w:t>
+        <w:t xml:space="preserve">Opção 4 </w:t>
       </w:r>
       <w:r>
         <w:rPr>
@@ -1910,6 +1882,7 @@
           <w:rFonts w:ascii="Times New Roman" w:hAnsi="Times New Roman" w:cs="Times New Roman"/>
           <w:sz w:val="28"/>
           <w:szCs w:val="28"/>
+          <w:lang w:val="en-US"/>
         </w:rPr>
       </w:pPr>
     </w:p>
@@ -4394,24 +4367,40 @@
           <w:sz w:val="28"/>
           <w:szCs w:val="28"/>
         </w:rPr>
-        <w:t xml:space="preserve"> C</w:t>
-      </w:r>
-      <w:r>
-        <w:rPr>
-          <w:rFonts w:ascii="Times New Roman" w:hAnsi="Times New Roman" w:cs="Times New Roman"/>
-          <w:sz w:val="28"/>
-          <w:szCs w:val="28"/>
-        </w:rPr>
-        <w:t xml:space="preserve">, pasta </w:t>
+        <w:t xml:space="preserve"> C, pasta </w:t>
       </w:r>
       <w:proofErr w:type="spellStart"/>
       <w:r>
         <w:rPr>
           <w:rFonts w:ascii="Times New Roman" w:hAnsi="Times New Roman" w:cs="Times New Roman"/>
+          <w:b/>
+          <w:bCs/>
           <w:sz w:val="28"/>
           <w:szCs w:val="28"/>
         </w:rPr>
         <w:t>mysql</w:t>
+      </w:r>
+      <w:proofErr w:type="spellEnd"/>
+      <w:r>
+        <w:rPr>
+          <w:rFonts w:ascii="Times New Roman" w:hAnsi="Times New Roman" w:cs="Times New Roman"/>
+          <w:b/>
+          <w:bCs/>
+          <w:sz w:val="28"/>
+          <w:szCs w:val="28"/>
+        </w:rPr>
+        <w:t>\</w:t>
+      </w:r>
+      <w:proofErr w:type="spellStart"/>
+      <w:r>
+        <w:rPr>
+          <w:rFonts w:ascii="Times New Roman" w:hAnsi="Times New Roman" w:cs="Times New Roman"/>
+          <w:b/>
+          <w:bCs/>
+          <w:sz w:val="28"/>
+          <w:szCs w:val="28"/>
+        </w:rPr>
+        <w:t>lib</w:t>
       </w:r>
       <w:proofErr w:type="spellEnd"/>
       <w:r>
@@ -4442,23 +4431,7 @@
           <w:sz w:val="28"/>
           <w:szCs w:val="28"/>
         </w:rPr>
-        <w:t>Ger</w:t>
-      </w:r>
-      <w:r>
-        <w:rPr>
-          <w:rFonts w:ascii="Times New Roman" w:hAnsi="Times New Roman" w:cs="Times New Roman"/>
-          <w:sz w:val="28"/>
-          <w:szCs w:val="28"/>
-        </w:rPr>
-        <w:t>ar</w:t>
-      </w:r>
-      <w:r>
-        <w:rPr>
-          <w:rFonts w:ascii="Times New Roman" w:hAnsi="Times New Roman" w:cs="Times New Roman"/>
-          <w:sz w:val="28"/>
-          <w:szCs w:val="28"/>
-        </w:rPr>
-        <w:t xml:space="preserve"> o DEF pelo </w:t>
+        <w:t xml:space="preserve">Gerar o DEF pelo </w:t>
       </w:r>
       <w:r>
         <w:rPr>
@@ -4476,15 +4449,7 @@
           <w:sz w:val="28"/>
           <w:szCs w:val="28"/>
         </w:rPr>
-        <w:t xml:space="preserve"> do Windows</w:t>
-      </w:r>
-      <w:r>
-        <w:rPr>
-          <w:rFonts w:ascii="Times New Roman" w:hAnsi="Times New Roman" w:cs="Times New Roman"/>
-          <w:sz w:val="28"/>
-          <w:szCs w:val="28"/>
-        </w:rPr>
-        <w:t xml:space="preserve"> (</w:t>
+        <w:t xml:space="preserve"> do Windows (</w:t>
       </w:r>
       <w:r>
         <w:rPr>
@@ -4806,31 +4771,7 @@
           <w:sz w:val="28"/>
           <w:szCs w:val="28"/>
         </w:rPr>
-        <w:t>: Se</w:t>
-      </w:r>
-      <w:r>
-        <w:rPr>
-          <w:rFonts w:ascii="Times New Roman" w:hAnsi="Times New Roman" w:cs="Times New Roman"/>
-          <w:sz w:val="28"/>
-          <w:szCs w:val="28"/>
-        </w:rPr>
-        <w:t xml:space="preserve"> aparece</w:t>
-      </w:r>
-      <w:r>
-        <w:rPr>
-          <w:rFonts w:ascii="Times New Roman" w:hAnsi="Times New Roman" w:cs="Times New Roman"/>
-          <w:sz w:val="28"/>
-          <w:szCs w:val="28"/>
-        </w:rPr>
-        <w:t>r</w:t>
-      </w:r>
-      <w:r>
-        <w:rPr>
-          <w:rFonts w:ascii="Times New Roman" w:hAnsi="Times New Roman" w:cs="Times New Roman"/>
-          <w:sz w:val="28"/>
-          <w:szCs w:val="28"/>
-        </w:rPr>
-        <w:t xml:space="preserve"> isso:</w:t>
+        <w:t>: Se aparecer isso:</w:t>
       </w:r>
     </w:p>
     <w:p>
@@ -4840,25 +4781,50 @@
           <w:rFonts w:ascii="Times New Roman" w:hAnsi="Times New Roman" w:cs="Times New Roman"/>
           <w:sz w:val="28"/>
           <w:szCs w:val="28"/>
-          <w:lang w:val="en-US"/>
-        </w:rPr>
-      </w:pPr>
-      <w:r>
-        <w:rPr>
-          <w:rFonts w:ascii="Times New Roman" w:hAnsi="Times New Roman" w:cs="Times New Roman"/>
-          <w:sz w:val="28"/>
-          <w:szCs w:val="28"/>
-          <w:lang w:val="en-US"/>
-        </w:rPr>
-        <w:t xml:space="preserve">Executing task: </w:t>
-      </w:r>
+        </w:rPr>
+      </w:pPr>
       <w:proofErr w:type="spellStart"/>
       <w:r>
         <w:rPr>
           <w:rFonts w:ascii="Times New Roman" w:hAnsi="Times New Roman" w:cs="Times New Roman"/>
           <w:sz w:val="28"/>
           <w:szCs w:val="28"/>
-          <w:lang w:val="en-US"/>
+        </w:rPr>
+        <w:t>Executing</w:t>
+      </w:r>
+      <w:proofErr w:type="spellEnd"/>
+      <w:r>
+        <w:rPr>
+          <w:rFonts w:ascii="Times New Roman" w:hAnsi="Times New Roman" w:cs="Times New Roman"/>
+          <w:sz w:val="28"/>
+          <w:szCs w:val="28"/>
+        </w:rPr>
+        <w:t xml:space="preserve"> </w:t>
+      </w:r>
+      <w:proofErr w:type="spellStart"/>
+      <w:r>
+        <w:rPr>
+          <w:rFonts w:ascii="Times New Roman" w:hAnsi="Times New Roman" w:cs="Times New Roman"/>
+          <w:sz w:val="28"/>
+          <w:szCs w:val="28"/>
+        </w:rPr>
+        <w:t>task</w:t>
+      </w:r>
+      <w:proofErr w:type="spellEnd"/>
+      <w:r>
+        <w:rPr>
+          <w:rFonts w:ascii="Times New Roman" w:hAnsi="Times New Roman" w:cs="Times New Roman"/>
+          <w:sz w:val="28"/>
+          <w:szCs w:val="28"/>
+        </w:rPr>
+        <w:t xml:space="preserve">: </w:t>
+      </w:r>
+      <w:proofErr w:type="spellStart"/>
+      <w:r>
+        <w:rPr>
+          <w:rFonts w:ascii="Times New Roman" w:hAnsi="Times New Roman" w:cs="Times New Roman"/>
+          <w:sz w:val="28"/>
+          <w:szCs w:val="28"/>
         </w:rPr>
         <w:t>gcc</w:t>
       </w:r>
@@ -4868,7 +4834,6 @@
           <w:rFonts w:ascii="Times New Roman" w:hAnsi="Times New Roman" w:cs="Times New Roman"/>
           <w:sz w:val="28"/>
           <w:szCs w:val="28"/>
-          <w:lang w:val="en-US"/>
         </w:rPr>
         <w:t xml:space="preserve"> ...</w:t>
       </w:r>
@@ -4877,7 +4842,6 @@
           <w:rFonts w:ascii="Times New Roman" w:hAnsi="Times New Roman" w:cs="Times New Roman"/>
           <w:sz w:val="28"/>
           <w:szCs w:val="28"/>
-          <w:lang w:val="en-US"/>
         </w:rPr>
         <w:br/>
         <w:t xml:space="preserve">* Terminal </w:t>
@@ -4888,7 +4852,6 @@
           <w:rFonts w:ascii="Times New Roman" w:hAnsi="Times New Roman" w:cs="Times New Roman"/>
           <w:sz w:val="28"/>
           <w:szCs w:val="28"/>
-          <w:lang w:val="en-US"/>
         </w:rPr>
         <w:t>will</w:t>
       </w:r>
@@ -4898,7 +4861,6 @@
           <w:rFonts w:ascii="Times New Roman" w:hAnsi="Times New Roman" w:cs="Times New Roman"/>
           <w:sz w:val="28"/>
           <w:szCs w:val="28"/>
-          <w:lang w:val="en-US"/>
         </w:rPr>
         <w:t xml:space="preserve"> </w:t>
       </w:r>
@@ -4908,7 +4870,6 @@
           <w:rFonts w:ascii="Times New Roman" w:hAnsi="Times New Roman" w:cs="Times New Roman"/>
           <w:sz w:val="28"/>
           <w:szCs w:val="28"/>
-          <w:lang w:val="en-US"/>
         </w:rPr>
         <w:t>be</w:t>
       </w:r>
@@ -4918,7 +4879,6 @@
           <w:rFonts w:ascii="Times New Roman" w:hAnsi="Times New Roman" w:cs="Times New Roman"/>
           <w:sz w:val="28"/>
           <w:szCs w:val="28"/>
-          <w:lang w:val="en-US"/>
         </w:rPr>
         <w:t xml:space="preserve"> </w:t>
       </w:r>
@@ -4928,7 +4888,6 @@
           <w:rFonts w:ascii="Times New Roman" w:hAnsi="Times New Roman" w:cs="Times New Roman"/>
           <w:sz w:val="28"/>
           <w:szCs w:val="28"/>
-          <w:lang w:val="en-US"/>
         </w:rPr>
         <w:t>reused</w:t>
       </w:r>
@@ -4938,7 +4897,6 @@
           <w:rFonts w:ascii="Times New Roman" w:hAnsi="Times New Roman" w:cs="Times New Roman"/>
           <w:sz w:val="28"/>
           <w:szCs w:val="28"/>
-          <w:lang w:val="en-US"/>
         </w:rPr>
         <w:t>...</w:t>
       </w:r>
@@ -7966,6 +7924,7 @@
   <w:style w:type="character" w:default="1" w:styleId="Fontepargpadro">
     <w:name w:val="Default Paragraph Font"/>
     <w:uiPriority w:val="1"/>
+    <w:semiHidden/>
     <w:unhideWhenUsed/>
   </w:style>
   <w:style w:type="table" w:default="1" w:styleId="Tabelanormal">

--- a/02 Exercises/Projeto Linguagem C com MySQL no Provedor Cloud Railway/Instalação, Configuração e Execução MySQL Provedor RailWay Cloud Linguagem C.docx
+++ b/02 Exercises/Projeto Linguagem C com MySQL no Provedor Cloud Railway/Instalação, Configuração e Execução MySQL Provedor RailWay Cloud Linguagem C.docx
@@ -25,18 +25,6 @@
         </w:rPr>
         <w:t>CONEXÃO COM BD MYSQL</w:t>
       </w:r>
-    </w:p>
-    <w:p>
-      <w:pPr>
-        <w:rPr>
-          <w:rFonts w:ascii="Times New Roman" w:hAnsi="Times New Roman" w:cs="Times New Roman"/>
-          <w:b/>
-          <w:bCs/>
-          <w:color w:val="002060"/>
-          <w:sz w:val="20"/>
-          <w:szCs w:val="20"/>
-        </w:rPr>
-      </w:pPr>
     </w:p>
     <w:p>
       <w:pPr>
@@ -702,13 +690,56 @@
     </w:p>
     <w:p>
       <w:pPr>
-        <w:rPr>
-          <w:rFonts w:ascii="Times New Roman" w:hAnsi="Times New Roman" w:cs="Times New Roman"/>
-          <w:sz w:val="28"/>
-          <w:szCs w:val="28"/>
-          <w:lang w:val="en-US"/>
-        </w:rPr>
-      </w:pPr>
+        <w:ind w:firstLine="360"/>
+        <w:jc w:val="both"/>
+        <w:rPr>
+          <w:rFonts w:ascii="Times New Roman" w:hAnsi="Times New Roman" w:cs="Times New Roman"/>
+          <w:sz w:val="28"/>
+          <w:szCs w:val="28"/>
+        </w:rPr>
+      </w:pPr>
+      <w:r>
+        <w:rPr>
+          <w:rFonts w:ascii="Times New Roman" w:hAnsi="Times New Roman" w:cs="Times New Roman"/>
+          <w:b/>
+          <w:bCs/>
+          <w:sz w:val="28"/>
+          <w:szCs w:val="28"/>
+        </w:rPr>
+        <w:t>Nota</w:t>
+      </w:r>
+      <w:r>
+        <w:rPr>
+          <w:rFonts w:ascii="Times New Roman" w:hAnsi="Times New Roman" w:cs="Times New Roman"/>
+          <w:sz w:val="28"/>
+          <w:szCs w:val="28"/>
+        </w:rPr>
+        <w:t xml:space="preserve">: </w:t>
+      </w:r>
+      <w:r>
+        <w:rPr>
+          <w:rFonts w:ascii="Times New Roman" w:hAnsi="Times New Roman" w:cs="Times New Roman"/>
+          <w:sz w:val="28"/>
+          <w:szCs w:val="28"/>
+        </w:rPr>
+        <w:t>Microsoft Visual Studio/MSVC é o compilador C/C++ da Microsoft para Windows.</w:t>
+      </w:r>
+      <w:r>
+        <w:rPr>
+          <w:rFonts w:ascii="Times New Roman" w:hAnsi="Times New Roman" w:cs="Times New Roman"/>
+          <w:sz w:val="28"/>
+          <w:szCs w:val="28"/>
+        </w:rPr>
+        <w:t xml:space="preserve"> </w:t>
+      </w:r>
+      <w:r>
+        <w:rPr>
+          <w:rFonts w:ascii="Times New Roman" w:hAnsi="Times New Roman" w:cs="Times New Roman"/>
+          <w:sz w:val="28"/>
+          <w:szCs w:val="28"/>
+        </w:rPr>
+        <w:t>Microsoft Visual C++</w:t>
+      </w:r>
     </w:p>
     <w:p>
       <w:pPr>
@@ -2366,6 +2397,8 @@
       <w:r>
         <w:rPr>
           <w:rFonts w:ascii="Times New Roman" w:hAnsi="Times New Roman" w:cs="Times New Roman"/>
+          <w:b/>
+          <w:bCs/>
           <w:sz w:val="28"/>
           <w:szCs w:val="28"/>
         </w:rPr>
@@ -2395,12 +2428,26 @@
           <w:sz w:val="28"/>
           <w:szCs w:val="28"/>
         </w:rPr>
-        <w:t>pasta ,</w:t>
+        <w:t xml:space="preserve">pasta </w:t>
+      </w:r>
+      <w:r>
+        <w:rPr>
+          <w:rFonts w:ascii="Times New Roman" w:hAnsi="Times New Roman" w:cs="Times New Roman"/>
+          <w:b/>
+          <w:bCs/>
+          <w:color w:val="EE0000"/>
+          <w:sz w:val="28"/>
+          <w:szCs w:val="28"/>
+        </w:rPr>
+        <w:t>,</w:t>
       </w:r>
       <w:proofErr w:type="spellStart"/>
       <w:r>
         <w:rPr>
           <w:rFonts w:ascii="Times New Roman" w:hAnsi="Times New Roman" w:cs="Times New Roman"/>
+          <w:b/>
+          <w:bCs/>
+          <w:color w:val="EE0000"/>
           <w:sz w:val="28"/>
           <w:szCs w:val="28"/>
         </w:rPr>
@@ -3136,10 +3183,20 @@
       <w:r>
         <w:rPr>
           <w:rFonts w:ascii="Times New Roman" w:hAnsi="Times New Roman" w:cs="Times New Roman"/>
-          <w:sz w:val="28"/>
-          <w:szCs w:val="28"/>
-        </w:rPr>
-        <w:t xml:space="preserve">Nota: </w:t>
+          <w:b/>
+          <w:bCs/>
+          <w:sz w:val="28"/>
+          <w:szCs w:val="28"/>
+        </w:rPr>
+        <w:t>Nota</w:t>
+      </w:r>
+      <w:r>
+        <w:rPr>
+          <w:rFonts w:ascii="Times New Roman" w:hAnsi="Times New Roman" w:cs="Times New Roman"/>
+          <w:sz w:val="28"/>
+          <w:szCs w:val="28"/>
+        </w:rPr>
+        <w:t xml:space="preserve">: </w:t>
       </w:r>
       <w:r>
         <w:rPr>
@@ -3203,6 +3260,7 @@
           <w:rFonts w:ascii="Times New Roman" w:hAnsi="Times New Roman" w:cs="Times New Roman"/>
           <w:b/>
           <w:bCs/>
+          <w:color w:val="EE0000"/>
           <w:sz w:val="28"/>
           <w:szCs w:val="28"/>
         </w:rPr>
@@ -3214,6 +3272,7 @@
           <w:rFonts w:ascii="Times New Roman" w:hAnsi="Times New Roman" w:cs="Times New Roman"/>
           <w:b/>
           <w:bCs/>
+          <w:color w:val="EE0000"/>
           <w:sz w:val="28"/>
           <w:szCs w:val="28"/>
         </w:rPr>
@@ -3267,7 +3326,29 @@
           <w:szCs w:val="28"/>
         </w:rPr>
         <w:lastRenderedPageBreak/>
-        <w:t>Rodar o executável</w:t>
+        <w:t xml:space="preserve">Rodar o </w:t>
+      </w:r>
+      <w:r>
+        <w:rPr>
+          <w:rFonts w:ascii="Times New Roman" w:hAnsi="Times New Roman" w:cs="Times New Roman"/>
+          <w:b/>
+          <w:bCs/>
+          <w:color w:val="002060"/>
+          <w:sz w:val="28"/>
+          <w:szCs w:val="28"/>
+        </w:rPr>
+        <w:t>E</w:t>
+      </w:r>
+      <w:r>
+        <w:rPr>
+          <w:rFonts w:ascii="Times New Roman" w:hAnsi="Times New Roman" w:cs="Times New Roman"/>
+          <w:b/>
+          <w:bCs/>
+          <w:color w:val="002060"/>
+          <w:sz w:val="28"/>
+          <w:szCs w:val="28"/>
+        </w:rPr>
+        <w:t>xecutável</w:t>
       </w:r>
     </w:p>
     <w:p>
@@ -3742,6 +3823,7 @@
           <w:ilvl w:val="0"/>
           <w:numId w:val="7"/>
         </w:numPr>
+        <w:jc w:val="both"/>
         <w:rPr>
           <w:rFonts w:ascii="Times New Roman" w:hAnsi="Times New Roman" w:cs="Times New Roman"/>
           <w:b/>
@@ -3784,6 +3866,30 @@
         </w:rPr>
         <w:t>BD ou erro DLL</w:t>
       </w:r>
+      <w:r>
+        <w:rPr>
+          <w:rFonts w:ascii="Times New Roman" w:hAnsi="Times New Roman" w:cs="Times New Roman"/>
+          <w:b/>
+          <w:bCs/>
+          <w:color w:val="002060"/>
+          <w:sz w:val="28"/>
+          <w:szCs w:val="28"/>
+        </w:rPr>
+        <w:t xml:space="preserve"> – Analisar Compatibilidade DLL + </w:t>
+      </w:r>
+      <w:proofErr w:type="spellStart"/>
+      <w:r>
+        <w:rPr>
+          <w:rFonts w:ascii="Times New Roman" w:hAnsi="Times New Roman" w:cs="Times New Roman"/>
+          <w:b/>
+          <w:bCs/>
+          <w:color w:val="002060"/>
+          <w:sz w:val="28"/>
+          <w:szCs w:val="28"/>
+        </w:rPr>
+        <w:t>MinGW</w:t>
+      </w:r>
+      <w:proofErr w:type="spellEnd"/>
     </w:p>
     <w:p>
       <w:pPr>
@@ -3895,16 +4001,14 @@
         </w:rPr>
         <w:t>).</w:t>
       </w:r>
-    </w:p>
-    <w:p>
-      <w:pPr>
-        <w:ind w:left="360"/>
-        <w:rPr>
-          <w:rFonts w:ascii="Times New Roman" w:hAnsi="Times New Roman" w:cs="Times New Roman"/>
-          <w:sz w:val="28"/>
-          <w:szCs w:val="28"/>
-        </w:rPr>
-      </w:pPr>
+      <w:r>
+        <w:rPr>
+          <w:rFonts w:ascii="Times New Roman" w:hAnsi="Times New Roman" w:cs="Times New Roman"/>
+          <w:sz w:val="28"/>
+          <w:szCs w:val="28"/>
+        </w:rPr>
+        <w:t xml:space="preserve"> </w:t>
+      </w:r>
       <w:r>
         <w:rPr>
           <w:rFonts w:ascii="Times New Roman" w:hAnsi="Times New Roman" w:cs="Times New Roman"/>
@@ -3968,6 +4072,100 @@
         </w:rPr>
         <w:t xml:space="preserve"> com a lib.</w:t>
       </w:r>
+    </w:p>
+    <w:p>
+      <w:pPr>
+        <w:ind w:firstLine="360"/>
+        <w:rPr>
+          <w:rFonts w:ascii="Times New Roman" w:hAnsi="Times New Roman" w:cs="Times New Roman"/>
+          <w:sz w:val="28"/>
+          <w:szCs w:val="28"/>
+        </w:rPr>
+      </w:pPr>
+    </w:p>
+    <w:p>
+      <w:pPr>
+        <w:pStyle w:val="PargrafodaLista"/>
+        <w:numPr>
+          <w:ilvl w:val="1"/>
+          <w:numId w:val="20"/>
+        </w:numPr>
+        <w:shd w:val="clear" w:color="auto" w:fill="E8E8E8" w:themeFill="background2"/>
+        <w:ind w:hanging="436"/>
+        <w:rPr>
+          <w:rFonts w:ascii="Times New Roman" w:hAnsi="Times New Roman" w:cs="Times New Roman"/>
+          <w:sz w:val="28"/>
+          <w:szCs w:val="28"/>
+        </w:rPr>
+      </w:pPr>
+      <w:r>
+        <w:rPr>
+          <w:rFonts w:ascii="Times New Roman" w:hAnsi="Times New Roman" w:cs="Times New Roman"/>
+          <w:sz w:val="28"/>
+          <w:szCs w:val="28"/>
+        </w:rPr>
+        <w:t>1ª Tentativa</w:t>
+      </w:r>
+      <w:r>
+        <w:rPr>
+          <w:rFonts w:ascii="Times New Roman" w:hAnsi="Times New Roman" w:cs="Times New Roman"/>
+          <w:sz w:val="28"/>
+          <w:szCs w:val="28"/>
+        </w:rPr>
+        <w:t xml:space="preserve"> </w:t>
+      </w:r>
+      <w:r>
+        <w:rPr>
+          <w:rFonts w:ascii="Times New Roman" w:hAnsi="Times New Roman" w:cs="Times New Roman"/>
+          <w:b/>
+          <w:bCs/>
+          <w:sz w:val="28"/>
+          <w:szCs w:val="28"/>
+        </w:rPr>
+        <w:t>Compilar objeto</w:t>
+      </w:r>
+      <w:r>
+        <w:rPr>
+          <w:rFonts w:ascii="Times New Roman" w:hAnsi="Times New Roman" w:cs="Times New Roman"/>
+          <w:sz w:val="28"/>
+          <w:szCs w:val="28"/>
+        </w:rPr>
+        <w:t xml:space="preserve"> + </w:t>
+      </w:r>
+      <w:proofErr w:type="spellStart"/>
+      <w:r>
+        <w:rPr>
+          <w:rFonts w:ascii="Times New Roman" w:hAnsi="Times New Roman" w:cs="Times New Roman"/>
+          <w:b/>
+          <w:bCs/>
+          <w:color w:val="EE0000"/>
+          <w:sz w:val="28"/>
+          <w:szCs w:val="28"/>
+        </w:rPr>
+        <w:t>linkedição</w:t>
+      </w:r>
+      <w:proofErr w:type="spellEnd"/>
+      <w:r>
+        <w:rPr>
+          <w:rFonts w:ascii="Times New Roman" w:hAnsi="Times New Roman" w:cs="Times New Roman"/>
+          <w:b/>
+          <w:bCs/>
+          <w:color w:val="EE0000"/>
+          <w:sz w:val="28"/>
+          <w:szCs w:val="28"/>
+        </w:rPr>
+        <w:t xml:space="preserve"> biblioteca MYSQL</w:t>
+      </w:r>
+    </w:p>
+    <w:p>
+      <w:pPr>
+        <w:pStyle w:val="PargrafodaLista"/>
+        <w:rPr>
+          <w:rFonts w:ascii="Times New Roman" w:hAnsi="Times New Roman" w:cs="Times New Roman"/>
+          <w:sz w:val="28"/>
+          <w:szCs w:val="28"/>
+        </w:rPr>
+      </w:pPr>
     </w:p>
     <w:p>
       <w:pPr>
@@ -4028,17 +4226,7 @@
           <w:sz w:val="28"/>
           <w:szCs w:val="28"/>
         </w:rPr>
-        <w:t>projeto</w:t>
-      </w:r>
-      <w:r>
-        <w:rPr>
-          <w:rFonts w:ascii="Times New Roman" w:hAnsi="Times New Roman" w:cs="Times New Roman"/>
-          <w:b/>
-          <w:bCs/>
-          <w:sz w:val="28"/>
-          <w:szCs w:val="28"/>
-        </w:rPr>
-        <w:t xml:space="preserve"> C, copiar do </w:t>
+        <w:t xml:space="preserve">projeto C, copiar do </w:t>
       </w:r>
     </w:p>
     <w:p>
@@ -4060,15 +4248,7 @@
           <w:sz w:val="28"/>
           <w:szCs w:val="28"/>
         </w:rPr>
-        <w:t>copiar</w:t>
-      </w:r>
-      <w:r>
-        <w:rPr>
-          <w:rFonts w:ascii="Times New Roman" w:hAnsi="Times New Roman" w:cs="Times New Roman"/>
-          <w:sz w:val="28"/>
-          <w:szCs w:val="28"/>
-        </w:rPr>
-        <w:t xml:space="preserve"> a pasta </w:t>
+        <w:t xml:space="preserve">copiar a pasta </w:t>
       </w:r>
       <w:r>
         <w:rPr>
@@ -4654,7 +4834,73 @@
     </w:p>
     <w:p>
       <w:pPr>
-        <w:ind w:left="708" w:firstLine="348"/>
+        <w:pStyle w:val="PargrafodaLista"/>
+        <w:rPr>
+          <w:rFonts w:ascii="Times New Roman" w:hAnsi="Times New Roman" w:cs="Times New Roman"/>
+          <w:sz w:val="28"/>
+          <w:szCs w:val="28"/>
+        </w:rPr>
+      </w:pPr>
+    </w:p>
+    <w:p>
+      <w:pPr>
+        <w:pStyle w:val="PargrafodaLista"/>
+        <w:numPr>
+          <w:ilvl w:val="1"/>
+          <w:numId w:val="20"/>
+        </w:numPr>
+        <w:shd w:val="clear" w:color="auto" w:fill="E8E8E8" w:themeFill="background2"/>
+        <w:ind w:hanging="436"/>
+        <w:rPr>
+          <w:rFonts w:ascii="Times New Roman" w:hAnsi="Times New Roman" w:cs="Times New Roman"/>
+          <w:sz w:val="28"/>
+          <w:szCs w:val="28"/>
+        </w:rPr>
+      </w:pPr>
+      <w:r>
+        <w:rPr>
+          <w:rFonts w:ascii="Times New Roman" w:hAnsi="Times New Roman" w:cs="Times New Roman"/>
+          <w:sz w:val="28"/>
+          <w:szCs w:val="28"/>
+        </w:rPr>
+        <w:t xml:space="preserve"> 2</w:t>
+      </w:r>
+      <w:r>
+        <w:rPr>
+          <w:rFonts w:ascii="Times New Roman" w:hAnsi="Times New Roman" w:cs="Times New Roman"/>
+          <w:sz w:val="28"/>
+          <w:szCs w:val="28"/>
+        </w:rPr>
+        <w:t>ª Tentativa</w:t>
+      </w:r>
+      <w:r>
+        <w:rPr>
+          <w:rFonts w:ascii="Times New Roman" w:hAnsi="Times New Roman" w:cs="Times New Roman"/>
+          <w:sz w:val="28"/>
+          <w:szCs w:val="28"/>
+        </w:rPr>
+        <w:t xml:space="preserve"> </w:t>
+      </w:r>
+      <w:r>
+        <w:rPr>
+          <w:rFonts w:ascii="Times New Roman" w:hAnsi="Times New Roman" w:cs="Times New Roman"/>
+          <w:b/>
+          <w:bCs/>
+          <w:sz w:val="28"/>
+          <w:szCs w:val="28"/>
+        </w:rPr>
+        <w:t>Compilar objeto</w:t>
+      </w:r>
+      <w:r>
+        <w:rPr>
+          <w:rFonts w:ascii="Times New Roman" w:hAnsi="Times New Roman" w:cs="Times New Roman"/>
+          <w:sz w:val="28"/>
+          <w:szCs w:val="28"/>
+        </w:rPr>
+        <w:t xml:space="preserve"> + </w:t>
+      </w:r>
+      <w:proofErr w:type="spellStart"/>
+      <w:r>
         <w:rPr>
           <w:rFonts w:ascii="Times New Roman" w:hAnsi="Times New Roman" w:cs="Times New Roman"/>
           <w:b/>
@@ -4662,56 +4908,20 @@
           <w:color w:val="EE0000"/>
           <w:sz w:val="28"/>
           <w:szCs w:val="28"/>
-          <w:lang w:val="en-US"/>
-        </w:rPr>
-      </w:pPr>
-      <w:r>
-        <w:rPr>
-          <w:rFonts w:ascii="Times New Roman" w:hAnsi="Times New Roman" w:cs="Times New Roman"/>
+        </w:rPr>
+        <w:t>linkedição</w:t>
+      </w:r>
+      <w:proofErr w:type="spellEnd"/>
+      <w:r>
+        <w:rPr>
+          <w:rFonts w:ascii="Times New Roman" w:hAnsi="Times New Roman" w:cs="Times New Roman"/>
+          <w:b/>
+          <w:bCs/>
           <w:color w:val="EE0000"/>
           <w:sz w:val="28"/>
           <w:szCs w:val="28"/>
         </w:rPr>
-        <w:tab/>
-      </w:r>
-      <w:r>
-        <w:rPr>
-          <w:rFonts w:ascii="Times New Roman" w:hAnsi="Times New Roman" w:cs="Times New Roman"/>
-          <w:color w:val="EE0000"/>
-          <w:sz w:val="28"/>
-          <w:szCs w:val="28"/>
-        </w:rPr>
-        <w:tab/>
-      </w:r>
-      <w:r>
-        <w:rPr>
-          <w:rFonts w:ascii="Times New Roman" w:hAnsi="Times New Roman" w:cs="Times New Roman"/>
-          <w:color w:val="EE0000"/>
-          <w:sz w:val="28"/>
-          <w:szCs w:val="28"/>
-        </w:rPr>
-        <w:tab/>
-      </w:r>
-      <w:r>
-        <w:rPr>
-          <w:rFonts w:ascii="Times New Roman" w:hAnsi="Times New Roman" w:cs="Times New Roman"/>
-          <w:color w:val="EE0000"/>
-          <w:sz w:val="28"/>
-          <w:szCs w:val="28"/>
-        </w:rPr>
-        <w:tab/>
-      </w:r>
-      <w:r>
-        <w:rPr>
-          <w:rFonts w:ascii="Times New Roman" w:hAnsi="Times New Roman" w:cs="Times New Roman"/>
-          <w:b/>
-          <w:bCs/>
-          <w:color w:val="EE0000"/>
-          <w:sz w:val="28"/>
-          <w:szCs w:val="28"/>
-          <w:lang w:val="en-US"/>
-        </w:rPr>
-        <w:t>OU</w:t>
+        <w:t xml:space="preserve"> biblioteca MYSQL</w:t>
       </w:r>
     </w:p>
     <w:p>
@@ -4753,13 +4963,2430 @@
           <w:rFonts w:ascii="Times New Roman" w:hAnsi="Times New Roman" w:cs="Times New Roman"/>
           <w:sz w:val="28"/>
           <w:szCs w:val="28"/>
-        </w:rPr>
-      </w:pPr>
-      <w:r>
-        <w:rPr>
-          <w:rFonts w:ascii="Times New Roman" w:hAnsi="Times New Roman" w:cs="Times New Roman"/>
-          <w:b/>
-          <w:bCs/>
+          <w:lang w:val="en-US"/>
+        </w:rPr>
+      </w:pPr>
+      <w:r>
+        <w:rPr>
+          <w:rFonts w:ascii="Times New Roman" w:hAnsi="Times New Roman" w:cs="Times New Roman"/>
+          <w:sz w:val="28"/>
+          <w:szCs w:val="28"/>
+          <w:lang w:val="en-US"/>
+        </w:rPr>
+        <w:br w:type="page"/>
+      </w:r>
+    </w:p>
+    <w:p>
+      <w:pPr>
+        <w:pStyle w:val="PargrafodaLista"/>
+        <w:numPr>
+          <w:ilvl w:val="1"/>
+          <w:numId w:val="20"/>
+        </w:numPr>
+        <w:shd w:val="clear" w:color="auto" w:fill="E8E8E8" w:themeFill="background2"/>
+        <w:ind w:hanging="436"/>
+        <w:rPr>
+          <w:rFonts w:ascii="Times New Roman" w:hAnsi="Times New Roman" w:cs="Times New Roman"/>
+          <w:sz w:val="28"/>
+          <w:szCs w:val="28"/>
+        </w:rPr>
+      </w:pPr>
+      <w:r>
+        <w:rPr>
+          <w:rFonts w:ascii="Times New Roman" w:hAnsi="Times New Roman" w:cs="Times New Roman"/>
+          <w:sz w:val="28"/>
+          <w:szCs w:val="28"/>
+        </w:rPr>
+        <w:lastRenderedPageBreak/>
+        <w:t xml:space="preserve"> 3</w:t>
+      </w:r>
+      <w:r>
+        <w:rPr>
+          <w:rFonts w:ascii="Times New Roman" w:hAnsi="Times New Roman" w:cs="Times New Roman"/>
+          <w:sz w:val="28"/>
+          <w:szCs w:val="28"/>
+        </w:rPr>
+        <w:t>ª Tentativa</w:t>
+      </w:r>
+      <w:r>
+        <w:rPr>
+          <w:rFonts w:ascii="Times New Roman" w:hAnsi="Times New Roman" w:cs="Times New Roman"/>
+          <w:sz w:val="28"/>
+          <w:szCs w:val="28"/>
+        </w:rPr>
+        <w:t xml:space="preserve"> </w:t>
+      </w:r>
+      <w:r>
+        <w:rPr>
+          <w:rFonts w:ascii="Times New Roman" w:hAnsi="Times New Roman" w:cs="Times New Roman"/>
+          <w:b/>
+          <w:bCs/>
+          <w:sz w:val="28"/>
+          <w:szCs w:val="28"/>
+        </w:rPr>
+        <w:t>Compilar objeto</w:t>
+      </w:r>
+      <w:r>
+        <w:rPr>
+          <w:rFonts w:ascii="Times New Roman" w:hAnsi="Times New Roman" w:cs="Times New Roman"/>
+          <w:sz w:val="28"/>
+          <w:szCs w:val="28"/>
+        </w:rPr>
+        <w:t xml:space="preserve"> + </w:t>
+      </w:r>
+      <w:proofErr w:type="spellStart"/>
+      <w:r>
+        <w:rPr>
+          <w:rFonts w:ascii="Times New Roman" w:hAnsi="Times New Roman" w:cs="Times New Roman"/>
+          <w:b/>
+          <w:bCs/>
+          <w:color w:val="EE0000"/>
+          <w:sz w:val="28"/>
+          <w:szCs w:val="28"/>
+        </w:rPr>
+        <w:t>linkedição</w:t>
+      </w:r>
+      <w:proofErr w:type="spellEnd"/>
+      <w:r>
+        <w:rPr>
+          <w:rFonts w:ascii="Times New Roman" w:hAnsi="Times New Roman" w:cs="Times New Roman"/>
+          <w:b/>
+          <w:bCs/>
+          <w:color w:val="EE0000"/>
+          <w:sz w:val="28"/>
+          <w:szCs w:val="28"/>
+        </w:rPr>
+        <w:t xml:space="preserve"> biblioteca MYSQL</w:t>
+      </w:r>
+    </w:p>
+    <w:p>
+      <w:pPr>
+        <w:ind w:firstLine="708"/>
+        <w:rPr>
+          <w:rFonts w:ascii="Times New Roman" w:hAnsi="Times New Roman" w:cs="Times New Roman"/>
+          <w:b/>
+          <w:bCs/>
+          <w:sz w:val="28"/>
+          <w:szCs w:val="28"/>
+        </w:rPr>
+      </w:pPr>
+      <w:r>
+        <w:rPr>
+          <w:rFonts w:ascii="Times New Roman" w:hAnsi="Times New Roman" w:cs="Times New Roman"/>
+          <w:b/>
+          <w:bCs/>
+          <w:sz w:val="28"/>
+          <w:szCs w:val="28"/>
+        </w:rPr>
+        <w:t>1. Vá para a pasta da DLL</w:t>
+      </w:r>
+    </w:p>
+    <w:p>
+      <w:pPr>
+        <w:ind w:firstLine="708"/>
+        <w:rPr>
+          <w:rFonts w:ascii="Times New Roman" w:hAnsi="Times New Roman" w:cs="Times New Roman"/>
+          <w:b/>
+          <w:bCs/>
+          <w:color w:val="EE0000"/>
+          <w:sz w:val="28"/>
+          <w:szCs w:val="28"/>
+          <w:lang w:val="en-US"/>
+        </w:rPr>
+      </w:pPr>
+      <w:r>
+        <w:rPr>
+          <w:rFonts w:ascii="Times New Roman" w:hAnsi="Times New Roman" w:cs="Times New Roman"/>
+          <w:b/>
+          <w:bCs/>
+          <w:color w:val="EE0000"/>
+          <w:sz w:val="28"/>
+          <w:szCs w:val="28"/>
+          <w:lang w:val="en-US"/>
+        </w:rPr>
+        <w:t>Abra PowerShell:</w:t>
+      </w:r>
+    </w:p>
+    <w:p>
+      <w:pPr>
+        <w:ind w:firstLine="708"/>
+        <w:rPr>
+          <w:rFonts w:ascii="Times New Roman" w:hAnsi="Times New Roman" w:cs="Times New Roman"/>
+          <w:sz w:val="28"/>
+          <w:szCs w:val="28"/>
+          <w:lang w:val="en-US"/>
+        </w:rPr>
+      </w:pPr>
+      <w:r>
+        <w:rPr>
+          <w:rFonts w:ascii="Times New Roman" w:hAnsi="Times New Roman" w:cs="Times New Roman"/>
+          <w:sz w:val="28"/>
+          <w:szCs w:val="28"/>
+          <w:lang w:val="en-US"/>
+        </w:rPr>
+        <w:t>cd C:\Users\heleno\Downloads\wspython\appAcademico\mysql\lib</w:t>
+      </w:r>
+    </w:p>
+    <w:p>
+      <w:pPr>
+        <w:ind w:firstLine="708"/>
+        <w:rPr>
+          <w:rFonts w:ascii="Times New Roman" w:hAnsi="Times New Roman" w:cs="Times New Roman"/>
+          <w:b/>
+          <w:bCs/>
+          <w:sz w:val="28"/>
+          <w:szCs w:val="28"/>
+        </w:rPr>
+      </w:pPr>
+      <w:r>
+        <w:rPr>
+          <w:rFonts w:ascii="Times New Roman" w:hAnsi="Times New Roman" w:cs="Times New Roman"/>
+          <w:b/>
+          <w:bCs/>
+          <w:sz w:val="28"/>
+          <w:szCs w:val="28"/>
+        </w:rPr>
+        <w:t>2. Gere o .</w:t>
+      </w:r>
+      <w:proofErr w:type="spellStart"/>
+      <w:r>
+        <w:rPr>
+          <w:rFonts w:ascii="Times New Roman" w:hAnsi="Times New Roman" w:cs="Times New Roman"/>
+          <w:b/>
+          <w:bCs/>
+          <w:sz w:val="28"/>
+          <w:szCs w:val="28"/>
+        </w:rPr>
+        <w:t>def</w:t>
+      </w:r>
+      <w:proofErr w:type="spellEnd"/>
+    </w:p>
+    <w:p>
+      <w:pPr>
+        <w:ind w:firstLine="708"/>
+        <w:rPr>
+          <w:rFonts w:ascii="Times New Roman" w:hAnsi="Times New Roman" w:cs="Times New Roman"/>
+          <w:b/>
+          <w:bCs/>
+          <w:color w:val="EE0000"/>
+          <w:sz w:val="28"/>
+          <w:szCs w:val="28"/>
+        </w:rPr>
+      </w:pPr>
+      <w:r>
+        <w:rPr>
+          <w:rFonts w:ascii="Times New Roman" w:hAnsi="Times New Roman" w:cs="Times New Roman"/>
+          <w:b/>
+          <w:bCs/>
+          <w:color w:val="EE0000"/>
+          <w:sz w:val="28"/>
+          <w:szCs w:val="28"/>
+        </w:rPr>
+        <w:t>Execute:</w:t>
+      </w:r>
+    </w:p>
+    <w:p>
+      <w:pPr>
+        <w:ind w:firstLine="708"/>
+        <w:rPr>
+          <w:rFonts w:ascii="Times New Roman" w:hAnsi="Times New Roman" w:cs="Times New Roman"/>
+          <w:sz w:val="28"/>
+          <w:szCs w:val="28"/>
+        </w:rPr>
+      </w:pPr>
+      <w:proofErr w:type="spellStart"/>
+      <w:r>
+        <w:rPr>
+          <w:rFonts w:ascii="Times New Roman" w:hAnsi="Times New Roman" w:cs="Times New Roman"/>
+          <w:sz w:val="28"/>
+          <w:szCs w:val="28"/>
+        </w:rPr>
+        <w:t>gendef</w:t>
+      </w:r>
+      <w:proofErr w:type="spellEnd"/>
+      <w:r>
+        <w:rPr>
+          <w:rFonts w:ascii="Times New Roman" w:hAnsi="Times New Roman" w:cs="Times New Roman"/>
+          <w:sz w:val="28"/>
+          <w:szCs w:val="28"/>
+        </w:rPr>
+        <w:t xml:space="preserve"> libmysql.dll</w:t>
+      </w:r>
+      <w:r>
+        <w:rPr>
+          <w:rFonts w:ascii="Times New Roman" w:hAnsi="Times New Roman" w:cs="Times New Roman"/>
+          <w:sz w:val="28"/>
+          <w:szCs w:val="28"/>
+        </w:rPr>
+        <w:t xml:space="preserve"> </w:t>
+      </w:r>
+      <w:r>
+        <w:rPr>
+          <w:rFonts w:ascii="Times New Roman" w:hAnsi="Times New Roman" w:cs="Times New Roman"/>
+          <w:b/>
+          <w:bCs/>
+          <w:color w:val="EE0000"/>
+          <w:sz w:val="28"/>
+          <w:szCs w:val="28"/>
+        </w:rPr>
+        <w:t>ou se der erro</w:t>
+      </w:r>
+      <w:r>
+        <w:rPr>
+          <w:rFonts w:ascii="Times New Roman" w:hAnsi="Times New Roman" w:cs="Times New Roman"/>
+          <w:sz w:val="28"/>
+          <w:szCs w:val="28"/>
+        </w:rPr>
+        <w:t xml:space="preserve">: </w:t>
+      </w:r>
+      <w:proofErr w:type="spellStart"/>
+      <w:r>
+        <w:rPr>
+          <w:rFonts w:ascii="Times New Roman" w:hAnsi="Times New Roman" w:cs="Times New Roman"/>
+          <w:sz w:val="28"/>
+          <w:szCs w:val="28"/>
+        </w:rPr>
+        <w:t>pexports</w:t>
+      </w:r>
+      <w:proofErr w:type="spellEnd"/>
+      <w:r>
+        <w:rPr>
+          <w:rFonts w:ascii="Times New Roman" w:hAnsi="Times New Roman" w:cs="Times New Roman"/>
+          <w:sz w:val="28"/>
+          <w:szCs w:val="28"/>
+        </w:rPr>
+        <w:t xml:space="preserve"> libmysql.dll &gt; libmysql.def</w:t>
+      </w:r>
+    </w:p>
+    <w:p>
+      <w:pPr>
+        <w:ind w:firstLine="708"/>
+        <w:rPr>
+          <w:rFonts w:ascii="Times New Roman" w:hAnsi="Times New Roman" w:cs="Times New Roman"/>
+          <w:sz w:val="28"/>
+          <w:szCs w:val="28"/>
+        </w:rPr>
+      </w:pPr>
+      <w:r>
+        <w:rPr>
+          <w:rFonts w:ascii="Times New Roman" w:hAnsi="Times New Roman" w:cs="Times New Roman"/>
+          <w:sz w:val="28"/>
+          <w:szCs w:val="28"/>
+        </w:rPr>
+        <w:t>Isso criará:</w:t>
+      </w:r>
+    </w:p>
+    <w:p>
+      <w:pPr>
+        <w:ind w:firstLine="708"/>
+        <w:rPr>
+          <w:rFonts w:ascii="Times New Roman" w:hAnsi="Times New Roman" w:cs="Times New Roman"/>
+          <w:sz w:val="28"/>
+          <w:szCs w:val="28"/>
+        </w:rPr>
+      </w:pPr>
+      <w:r>
+        <w:rPr>
+          <w:rFonts w:ascii="Times New Roman" w:hAnsi="Times New Roman" w:cs="Times New Roman"/>
+          <w:sz w:val="28"/>
+          <w:szCs w:val="28"/>
+        </w:rPr>
+        <w:t>libmysql.def</w:t>
+      </w:r>
+    </w:p>
+    <w:p>
+      <w:pPr>
+        <w:ind w:firstLine="708"/>
+        <w:rPr>
+          <w:rFonts w:ascii="Times New Roman" w:hAnsi="Times New Roman" w:cs="Times New Roman"/>
+          <w:b/>
+          <w:bCs/>
+          <w:sz w:val="28"/>
+          <w:szCs w:val="28"/>
+        </w:rPr>
+      </w:pPr>
+      <w:r>
+        <w:rPr>
+          <w:rFonts w:ascii="Times New Roman" w:hAnsi="Times New Roman" w:cs="Times New Roman"/>
+          <w:b/>
+          <w:bCs/>
+          <w:sz w:val="28"/>
+          <w:szCs w:val="28"/>
+        </w:rPr>
+        <w:t>3. Gere a biblioteca correta</w:t>
+      </w:r>
+    </w:p>
+    <w:p>
+      <w:pPr>
+        <w:ind w:firstLine="708"/>
+        <w:rPr>
+          <w:rFonts w:ascii="Times New Roman" w:hAnsi="Times New Roman" w:cs="Times New Roman"/>
+          <w:b/>
+          <w:bCs/>
+          <w:color w:val="EE0000"/>
+          <w:sz w:val="28"/>
+          <w:szCs w:val="28"/>
+        </w:rPr>
+      </w:pPr>
+      <w:r>
+        <w:rPr>
+          <w:rFonts w:ascii="Times New Roman" w:hAnsi="Times New Roman" w:cs="Times New Roman"/>
+          <w:b/>
+          <w:bCs/>
+          <w:color w:val="EE0000"/>
+          <w:sz w:val="28"/>
+          <w:szCs w:val="28"/>
+        </w:rPr>
+        <w:t>E</w:t>
+      </w:r>
+      <w:r>
+        <w:rPr>
+          <w:rFonts w:ascii="Times New Roman" w:hAnsi="Times New Roman" w:cs="Times New Roman"/>
+          <w:b/>
+          <w:bCs/>
+          <w:color w:val="EE0000"/>
+          <w:sz w:val="28"/>
+          <w:szCs w:val="28"/>
+        </w:rPr>
+        <w:t>xecute:</w:t>
+      </w:r>
+    </w:p>
+    <w:p>
+      <w:pPr>
+        <w:ind w:firstLine="708"/>
+        <w:rPr>
+          <w:rFonts w:ascii="Times New Roman" w:hAnsi="Times New Roman" w:cs="Times New Roman"/>
+          <w:sz w:val="28"/>
+          <w:szCs w:val="28"/>
+          <w:lang w:val="en-US"/>
+        </w:rPr>
+      </w:pPr>
+      <w:proofErr w:type="spellStart"/>
+      <w:r>
+        <w:rPr>
+          <w:rFonts w:ascii="Times New Roman" w:hAnsi="Times New Roman" w:cs="Times New Roman"/>
+          <w:sz w:val="28"/>
+          <w:szCs w:val="28"/>
+          <w:lang w:val="en-US"/>
+        </w:rPr>
+        <w:t>dlltool</w:t>
+      </w:r>
+      <w:proofErr w:type="spellEnd"/>
+      <w:r>
+        <w:rPr>
+          <w:rFonts w:ascii="Times New Roman" w:hAnsi="Times New Roman" w:cs="Times New Roman"/>
+          <w:sz w:val="28"/>
+          <w:szCs w:val="28"/>
+          <w:lang w:val="en-US"/>
+        </w:rPr>
+        <w:t xml:space="preserve"> --</w:t>
+      </w:r>
+      <w:proofErr w:type="spellStart"/>
+      <w:r>
+        <w:rPr>
+          <w:rFonts w:ascii="Times New Roman" w:hAnsi="Times New Roman" w:cs="Times New Roman"/>
+          <w:sz w:val="28"/>
+          <w:szCs w:val="28"/>
+          <w:lang w:val="en-US"/>
+        </w:rPr>
+        <w:t>dllname</w:t>
+      </w:r>
+      <w:proofErr w:type="spellEnd"/>
+      <w:r>
+        <w:rPr>
+          <w:rFonts w:ascii="Times New Roman" w:hAnsi="Times New Roman" w:cs="Times New Roman"/>
+          <w:sz w:val="28"/>
+          <w:szCs w:val="28"/>
+          <w:lang w:val="en-US"/>
+        </w:rPr>
+        <w:t xml:space="preserve"> libmysql.dll --def libmysql.def --output-lib </w:t>
+      </w:r>
+      <w:proofErr w:type="spellStart"/>
+      <w:proofErr w:type="gramStart"/>
+      <w:r>
+        <w:rPr>
+          <w:rFonts w:ascii="Times New Roman" w:hAnsi="Times New Roman" w:cs="Times New Roman"/>
+          <w:sz w:val="28"/>
+          <w:szCs w:val="28"/>
+          <w:lang w:val="en-US"/>
+        </w:rPr>
+        <w:t>libmysql.a</w:t>
+      </w:r>
+      <w:proofErr w:type="spellEnd"/>
+      <w:proofErr w:type="gramEnd"/>
+    </w:p>
+    <w:p>
+      <w:pPr>
+        <w:ind w:firstLine="708"/>
+        <w:rPr>
+          <w:rFonts w:ascii="Times New Roman" w:hAnsi="Times New Roman" w:cs="Times New Roman"/>
+          <w:b/>
+          <w:bCs/>
+          <w:sz w:val="28"/>
+          <w:szCs w:val="28"/>
+        </w:rPr>
+      </w:pPr>
+      <w:r>
+        <w:rPr>
+          <w:rFonts w:ascii="Times New Roman" w:hAnsi="Times New Roman" w:cs="Times New Roman"/>
+          <w:b/>
+          <w:bCs/>
+          <w:sz w:val="28"/>
+          <w:szCs w:val="28"/>
+        </w:rPr>
+        <w:t>4. Compile novamente</w:t>
+      </w:r>
+      <w:r>
+        <w:rPr>
+          <w:rFonts w:ascii="Times New Roman" w:hAnsi="Times New Roman" w:cs="Times New Roman"/>
+          <w:b/>
+          <w:bCs/>
+          <w:sz w:val="28"/>
+          <w:szCs w:val="28"/>
+        </w:rPr>
+        <w:t xml:space="preserve"> no </w:t>
+      </w:r>
+      <w:proofErr w:type="spellStart"/>
+      <w:r>
+        <w:rPr>
+          <w:rFonts w:ascii="Times New Roman" w:hAnsi="Times New Roman" w:cs="Times New Roman"/>
+          <w:b/>
+          <w:bCs/>
+          <w:sz w:val="28"/>
+          <w:szCs w:val="28"/>
+        </w:rPr>
+        <w:t>VSCode</w:t>
+      </w:r>
+      <w:proofErr w:type="spellEnd"/>
+    </w:p>
+    <w:p>
+      <w:pPr>
+        <w:ind w:firstLine="708"/>
+        <w:rPr>
+          <w:rFonts w:ascii="Times New Roman" w:hAnsi="Times New Roman" w:cs="Times New Roman"/>
+          <w:sz w:val="28"/>
+          <w:szCs w:val="28"/>
+          <w:lang w:val="en-US"/>
+        </w:rPr>
+      </w:pPr>
+      <w:r>
+        <w:rPr>
+          <w:rFonts w:ascii="Times New Roman" w:hAnsi="Times New Roman" w:cs="Times New Roman"/>
+          <w:sz w:val="28"/>
+          <w:szCs w:val="28"/>
+          <w:lang w:val="en-US"/>
+        </w:rPr>
+        <w:t>CTRL + B + Build C P</w:t>
+      </w:r>
+      <w:r>
+        <w:rPr>
+          <w:rFonts w:ascii="Times New Roman" w:hAnsi="Times New Roman" w:cs="Times New Roman"/>
+          <w:sz w:val="28"/>
+          <w:szCs w:val="28"/>
+          <w:lang w:val="en-US"/>
+        </w:rPr>
+        <w:t>ortable MySQL</w:t>
+      </w:r>
+    </w:p>
+    <w:p>
+      <w:pPr>
+        <w:rPr>
+          <w:rFonts w:ascii="Times New Roman" w:hAnsi="Times New Roman" w:cs="Times New Roman"/>
+          <w:sz w:val="28"/>
+          <w:szCs w:val="28"/>
+          <w:lang w:val="en-US"/>
+        </w:rPr>
+      </w:pPr>
+    </w:p>
+    <w:p>
+      <w:pPr>
+        <w:pStyle w:val="PargrafodaLista"/>
+        <w:numPr>
+          <w:ilvl w:val="1"/>
+          <w:numId w:val="20"/>
+        </w:numPr>
+        <w:shd w:val="clear" w:color="auto" w:fill="E8E8E8" w:themeFill="background2"/>
+        <w:ind w:hanging="436"/>
+        <w:rPr>
+          <w:rFonts w:ascii="Times New Roman" w:hAnsi="Times New Roman" w:cs="Times New Roman"/>
+          <w:sz w:val="28"/>
+          <w:szCs w:val="28"/>
+        </w:rPr>
+      </w:pPr>
+      <w:r>
+        <w:rPr>
+          <w:rFonts w:ascii="Times New Roman" w:hAnsi="Times New Roman" w:cs="Times New Roman"/>
+          <w:sz w:val="28"/>
+          <w:szCs w:val="28"/>
+        </w:rPr>
+        <w:t xml:space="preserve"> 4</w:t>
+      </w:r>
+      <w:r>
+        <w:rPr>
+          <w:rFonts w:ascii="Times New Roman" w:hAnsi="Times New Roman" w:cs="Times New Roman"/>
+          <w:sz w:val="28"/>
+          <w:szCs w:val="28"/>
+        </w:rPr>
+        <w:t>ª Tentativa</w:t>
+      </w:r>
+      <w:r>
+        <w:rPr>
+          <w:rFonts w:ascii="Times New Roman" w:hAnsi="Times New Roman" w:cs="Times New Roman"/>
+          <w:sz w:val="28"/>
+          <w:szCs w:val="28"/>
+        </w:rPr>
+        <w:t xml:space="preserve"> </w:t>
+      </w:r>
+      <w:r>
+        <w:rPr>
+          <w:rFonts w:ascii="Times New Roman" w:hAnsi="Times New Roman" w:cs="Times New Roman"/>
+          <w:b/>
+          <w:bCs/>
+          <w:sz w:val="28"/>
+          <w:szCs w:val="28"/>
+        </w:rPr>
+        <w:t>Compilar objeto</w:t>
+      </w:r>
+      <w:r>
+        <w:rPr>
+          <w:rFonts w:ascii="Times New Roman" w:hAnsi="Times New Roman" w:cs="Times New Roman"/>
+          <w:sz w:val="28"/>
+          <w:szCs w:val="28"/>
+        </w:rPr>
+        <w:t xml:space="preserve"> + </w:t>
+      </w:r>
+      <w:proofErr w:type="spellStart"/>
+      <w:r>
+        <w:rPr>
+          <w:rFonts w:ascii="Times New Roman" w:hAnsi="Times New Roman" w:cs="Times New Roman"/>
+          <w:b/>
+          <w:bCs/>
+          <w:color w:val="EE0000"/>
+          <w:sz w:val="28"/>
+          <w:szCs w:val="28"/>
+        </w:rPr>
+        <w:t>linkedição</w:t>
+      </w:r>
+      <w:proofErr w:type="spellEnd"/>
+      <w:r>
+        <w:rPr>
+          <w:rFonts w:ascii="Times New Roman" w:hAnsi="Times New Roman" w:cs="Times New Roman"/>
+          <w:b/>
+          <w:bCs/>
+          <w:color w:val="EE0000"/>
+          <w:sz w:val="28"/>
+          <w:szCs w:val="28"/>
+        </w:rPr>
+        <w:t xml:space="preserve"> biblioteca MYSQL</w:t>
+      </w:r>
+    </w:p>
+    <w:p>
+      <w:pPr>
+        <w:ind w:left="284"/>
+        <w:rPr>
+          <w:rFonts w:ascii="Times New Roman" w:hAnsi="Times New Roman" w:cs="Times New Roman"/>
+          <w:b/>
+          <w:bCs/>
+          <w:sz w:val="28"/>
+          <w:szCs w:val="28"/>
+        </w:rPr>
+      </w:pPr>
+      <w:r>
+        <w:rPr>
+          <w:rFonts w:ascii="Times New Roman" w:hAnsi="Times New Roman" w:cs="Times New Roman"/>
+          <w:b/>
+          <w:bCs/>
+          <w:sz w:val="28"/>
+          <w:szCs w:val="28"/>
+        </w:rPr>
+        <w:t xml:space="preserve">Solução </w:t>
+      </w:r>
+      <w:r>
+        <w:rPr>
+          <w:rFonts w:ascii="Times New Roman" w:hAnsi="Times New Roman" w:cs="Times New Roman"/>
+          <w:b/>
+          <w:bCs/>
+          <w:sz w:val="28"/>
+          <w:szCs w:val="28"/>
+        </w:rPr>
+        <w:t xml:space="preserve">com outro </w:t>
+      </w:r>
+      <w:proofErr w:type="spellStart"/>
+      <w:r>
+        <w:rPr>
+          <w:rFonts w:ascii="Times New Roman" w:hAnsi="Times New Roman" w:cs="Times New Roman"/>
+          <w:b/>
+          <w:bCs/>
+          <w:sz w:val="28"/>
+          <w:szCs w:val="28"/>
+        </w:rPr>
+        <w:t>Connector</w:t>
+      </w:r>
+      <w:proofErr w:type="spellEnd"/>
+      <w:r>
+        <w:rPr>
+          <w:rFonts w:ascii="Times New Roman" w:hAnsi="Times New Roman" w:cs="Times New Roman"/>
+          <w:b/>
+          <w:bCs/>
+          <w:sz w:val="28"/>
+          <w:szCs w:val="28"/>
+        </w:rPr>
+        <w:t xml:space="preserve"> </w:t>
+      </w:r>
+      <w:proofErr w:type="spellStart"/>
+      <w:r>
+        <w:rPr>
+          <w:rFonts w:ascii="Times New Roman" w:hAnsi="Times New Roman" w:cs="Times New Roman"/>
+          <w:b/>
+          <w:bCs/>
+          <w:sz w:val="28"/>
+          <w:szCs w:val="28"/>
+        </w:rPr>
+        <w:t>MariaDB</w:t>
+      </w:r>
+      <w:proofErr w:type="spellEnd"/>
+      <w:r>
+        <w:rPr>
+          <w:rFonts w:ascii="Times New Roman" w:hAnsi="Times New Roman" w:cs="Times New Roman"/>
+          <w:b/>
+          <w:bCs/>
+          <w:sz w:val="28"/>
+          <w:szCs w:val="28"/>
+        </w:rPr>
+        <w:t xml:space="preserve"> para </w:t>
+      </w:r>
+      <w:r>
+        <w:rPr>
+          <w:rFonts w:ascii="Times New Roman" w:hAnsi="Times New Roman" w:cs="Times New Roman"/>
+          <w:b/>
+          <w:bCs/>
+          <w:color w:val="EE0000"/>
+          <w:sz w:val="28"/>
+          <w:szCs w:val="28"/>
+        </w:rPr>
+        <w:t>Server MySQL</w:t>
+      </w:r>
+    </w:p>
+    <w:p>
+      <w:pPr>
+        <w:ind w:left="284"/>
+        <w:rPr>
+          <w:rFonts w:ascii="Times New Roman" w:hAnsi="Times New Roman" w:cs="Times New Roman"/>
+          <w:sz w:val="28"/>
+          <w:szCs w:val="28"/>
+        </w:rPr>
+      </w:pPr>
+      <w:r>
+        <w:rPr>
+          <w:rFonts w:ascii="Times New Roman" w:hAnsi="Times New Roman" w:cs="Times New Roman"/>
+          <w:sz w:val="28"/>
+          <w:szCs w:val="28"/>
+        </w:rPr>
+        <w:t xml:space="preserve">Baixe o </w:t>
+      </w:r>
+      <w:proofErr w:type="spellStart"/>
+      <w:r>
+        <w:rPr>
+          <w:rFonts w:ascii="Times New Roman" w:hAnsi="Times New Roman" w:cs="Times New Roman"/>
+          <w:sz w:val="28"/>
+          <w:szCs w:val="28"/>
+        </w:rPr>
+        <w:t>MariaDB</w:t>
+      </w:r>
+      <w:proofErr w:type="spellEnd"/>
+      <w:r>
+        <w:rPr>
+          <w:rFonts w:ascii="Times New Roman" w:hAnsi="Times New Roman" w:cs="Times New Roman"/>
+          <w:sz w:val="28"/>
+          <w:szCs w:val="28"/>
+        </w:rPr>
+        <w:t xml:space="preserve"> </w:t>
+      </w:r>
+      <w:proofErr w:type="spellStart"/>
+      <w:r>
+        <w:rPr>
+          <w:rFonts w:ascii="Times New Roman" w:hAnsi="Times New Roman" w:cs="Times New Roman"/>
+          <w:sz w:val="28"/>
+          <w:szCs w:val="28"/>
+        </w:rPr>
+        <w:t>Connector</w:t>
+      </w:r>
+      <w:proofErr w:type="spellEnd"/>
+      <w:r>
+        <w:rPr>
+          <w:rFonts w:ascii="Times New Roman" w:hAnsi="Times New Roman" w:cs="Times New Roman"/>
+          <w:sz w:val="28"/>
+          <w:szCs w:val="28"/>
+        </w:rPr>
+        <w:t>/C para Windows x64:</w:t>
+      </w:r>
+    </w:p>
+    <w:p>
+      <w:pPr>
+        <w:ind w:left="284"/>
+        <w:rPr>
+          <w:rFonts w:ascii="Times New Roman" w:hAnsi="Times New Roman" w:cs="Times New Roman"/>
+          <w:b/>
+          <w:bCs/>
+          <w:sz w:val="28"/>
+          <w:szCs w:val="28"/>
+        </w:rPr>
+      </w:pPr>
+      <w:hyperlink r:id="rId9" w:tgtFrame="_blank" w:history="1">
+        <w:proofErr w:type="spellStart"/>
+        <w:r>
+          <w:rPr>
+            <w:rStyle w:val="Hyperlink"/>
+            <w:rFonts w:ascii="Times New Roman" w:hAnsi="Times New Roman" w:cs="Times New Roman"/>
+            <w:b/>
+            <w:bCs/>
+            <w:sz w:val="28"/>
+            <w:szCs w:val="28"/>
+          </w:rPr>
+          <w:t>MariaDB</w:t>
+        </w:r>
+        <w:proofErr w:type="spellEnd"/>
+        <w:r>
+          <w:rPr>
+            <w:rStyle w:val="Hyperlink"/>
+            <w:rFonts w:ascii="Times New Roman" w:hAnsi="Times New Roman" w:cs="Times New Roman"/>
+            <w:b/>
+            <w:bCs/>
+            <w:sz w:val="28"/>
+            <w:szCs w:val="28"/>
+          </w:rPr>
+          <w:t xml:space="preserve"> </w:t>
+        </w:r>
+        <w:proofErr w:type="spellStart"/>
+        <w:r>
+          <w:rPr>
+            <w:rStyle w:val="Hyperlink"/>
+            <w:rFonts w:ascii="Times New Roman" w:hAnsi="Times New Roman" w:cs="Times New Roman"/>
+            <w:b/>
+            <w:bCs/>
+            <w:sz w:val="28"/>
+            <w:szCs w:val="28"/>
+          </w:rPr>
+          <w:t>Connector</w:t>
+        </w:r>
+        <w:proofErr w:type="spellEnd"/>
+        <w:r>
+          <w:rPr>
+            <w:rStyle w:val="Hyperlink"/>
+            <w:rFonts w:ascii="Times New Roman" w:hAnsi="Times New Roman" w:cs="Times New Roman"/>
+            <w:b/>
+            <w:bCs/>
+            <w:sz w:val="28"/>
+            <w:szCs w:val="28"/>
+          </w:rPr>
+          <w:t>/C Download</w:t>
+        </w:r>
+      </w:hyperlink>
+    </w:p>
+    <w:p>
+      <w:pPr>
+        <w:ind w:left="284"/>
+        <w:rPr>
+          <w:rFonts w:ascii="Times New Roman" w:hAnsi="Times New Roman" w:cs="Times New Roman"/>
+          <w:sz w:val="28"/>
+          <w:szCs w:val="28"/>
+        </w:rPr>
+      </w:pPr>
+      <w:r>
+        <w:rPr>
+          <w:rFonts w:ascii="Times New Roman" w:hAnsi="Times New Roman" w:cs="Times New Roman"/>
+          <w:sz w:val="28"/>
+          <w:szCs w:val="28"/>
+        </w:rPr>
+        <w:t>Escolha:</w:t>
+      </w:r>
+    </w:p>
+    <w:p>
+      <w:pPr>
+        <w:numPr>
+          <w:ilvl w:val="0"/>
+          <w:numId w:val="21"/>
+        </w:numPr>
+        <w:tabs>
+          <w:tab w:val="clear" w:pos="720"/>
+          <w:tab w:val="num" w:pos="1004"/>
+        </w:tabs>
+        <w:ind w:left="1004"/>
+        <w:rPr>
+          <w:rFonts w:ascii="Times New Roman" w:hAnsi="Times New Roman" w:cs="Times New Roman"/>
+          <w:sz w:val="28"/>
+          <w:szCs w:val="28"/>
+        </w:rPr>
+      </w:pPr>
+      <w:r>
+        <w:rPr>
+          <w:rFonts w:ascii="Times New Roman" w:hAnsi="Times New Roman" w:cs="Times New Roman"/>
+          <w:sz w:val="28"/>
+          <w:szCs w:val="28"/>
+        </w:rPr>
+        <w:t xml:space="preserve">Windows </w:t>
+      </w:r>
+    </w:p>
+    <w:p>
+      <w:pPr>
+        <w:numPr>
+          <w:ilvl w:val="0"/>
+          <w:numId w:val="21"/>
+        </w:numPr>
+        <w:tabs>
+          <w:tab w:val="clear" w:pos="720"/>
+          <w:tab w:val="num" w:pos="1004"/>
+        </w:tabs>
+        <w:ind w:left="1004"/>
+        <w:rPr>
+          <w:rFonts w:ascii="Times New Roman" w:hAnsi="Times New Roman" w:cs="Times New Roman"/>
+          <w:b/>
+          <w:bCs/>
+          <w:color w:val="EE0000"/>
+          <w:sz w:val="28"/>
+          <w:szCs w:val="28"/>
+        </w:rPr>
+      </w:pPr>
+      <w:r>
+        <w:rPr>
+          <w:rFonts w:ascii="Times New Roman" w:hAnsi="Times New Roman" w:cs="Times New Roman"/>
+          <w:b/>
+          <w:bCs/>
+          <w:color w:val="EE0000"/>
+          <w:sz w:val="28"/>
+          <w:szCs w:val="28"/>
+        </w:rPr>
+        <w:t xml:space="preserve">ZIP </w:t>
+      </w:r>
+      <w:proofErr w:type="spellStart"/>
+      <w:r>
+        <w:rPr>
+          <w:rFonts w:ascii="Times New Roman" w:hAnsi="Times New Roman" w:cs="Times New Roman"/>
+          <w:b/>
+          <w:bCs/>
+          <w:color w:val="EE0000"/>
+          <w:sz w:val="28"/>
+          <w:szCs w:val="28"/>
+        </w:rPr>
+        <w:t>package</w:t>
+      </w:r>
+      <w:proofErr w:type="spellEnd"/>
+      <w:r>
+        <w:rPr>
+          <w:rFonts w:ascii="Times New Roman" w:hAnsi="Times New Roman" w:cs="Times New Roman"/>
+          <w:b/>
+          <w:bCs/>
+          <w:color w:val="EE0000"/>
+          <w:sz w:val="28"/>
+          <w:szCs w:val="28"/>
+        </w:rPr>
+        <w:t xml:space="preserve"> </w:t>
+      </w:r>
+    </w:p>
+    <w:p>
+      <w:pPr>
+        <w:numPr>
+          <w:ilvl w:val="0"/>
+          <w:numId w:val="21"/>
+        </w:numPr>
+        <w:tabs>
+          <w:tab w:val="clear" w:pos="720"/>
+          <w:tab w:val="num" w:pos="1004"/>
+        </w:tabs>
+        <w:ind w:left="1004"/>
+        <w:rPr>
+          <w:rFonts w:ascii="Times New Roman" w:hAnsi="Times New Roman" w:cs="Times New Roman"/>
+          <w:sz w:val="28"/>
+          <w:szCs w:val="28"/>
+        </w:rPr>
+      </w:pPr>
+      <w:r>
+        <w:rPr>
+          <w:rFonts w:ascii="Times New Roman" w:hAnsi="Times New Roman" w:cs="Times New Roman"/>
+          <w:sz w:val="28"/>
+          <w:szCs w:val="28"/>
+        </w:rPr>
+        <w:t xml:space="preserve">x64 </w:t>
+      </w:r>
+    </w:p>
+    <w:p>
+      <w:pPr>
+        <w:ind w:left="284"/>
+        <w:rPr>
+          <w:rFonts w:ascii="Times New Roman" w:hAnsi="Times New Roman" w:cs="Times New Roman"/>
+          <w:b/>
+          <w:bCs/>
+          <w:sz w:val="28"/>
+          <w:szCs w:val="28"/>
+        </w:rPr>
+      </w:pPr>
+      <w:r>
+        <w:rPr>
+          <w:rFonts w:ascii="Times New Roman" w:hAnsi="Times New Roman" w:cs="Times New Roman"/>
+          <w:b/>
+          <w:bCs/>
+          <w:sz w:val="28"/>
+          <w:szCs w:val="28"/>
+        </w:rPr>
+        <w:t>Depois</w:t>
+      </w:r>
+    </w:p>
+    <w:p>
+      <w:pPr>
+        <w:ind w:left="284"/>
+        <w:rPr>
+          <w:rFonts w:ascii="Times New Roman" w:hAnsi="Times New Roman" w:cs="Times New Roman"/>
+          <w:b/>
+          <w:bCs/>
+          <w:color w:val="EE0000"/>
+          <w:sz w:val="28"/>
+          <w:szCs w:val="28"/>
+        </w:rPr>
+      </w:pPr>
+      <w:r>
+        <w:rPr>
+          <w:rFonts w:ascii="Times New Roman" w:hAnsi="Times New Roman" w:cs="Times New Roman"/>
+          <w:b/>
+          <w:bCs/>
+          <w:color w:val="EE0000"/>
+          <w:sz w:val="28"/>
+          <w:szCs w:val="28"/>
+        </w:rPr>
+        <w:t>Extraia para:</w:t>
+      </w:r>
+    </w:p>
+    <w:p>
+      <w:pPr>
+        <w:ind w:left="284"/>
+        <w:rPr>
+          <w:rFonts w:ascii="Times New Roman" w:hAnsi="Times New Roman" w:cs="Times New Roman"/>
+          <w:sz w:val="28"/>
+          <w:szCs w:val="28"/>
+        </w:rPr>
+      </w:pPr>
+      <w:r>
+        <w:rPr>
+          <w:rFonts w:ascii="Times New Roman" w:hAnsi="Times New Roman" w:cs="Times New Roman"/>
+          <w:sz w:val="28"/>
+          <w:szCs w:val="28"/>
+        </w:rPr>
+        <w:t>C:\mariadb</w:t>
+      </w:r>
+    </w:p>
+    <w:p>
+      <w:pPr>
+        <w:ind w:left="284"/>
+        <w:rPr>
+          <w:rFonts w:ascii="Times New Roman" w:hAnsi="Times New Roman" w:cs="Times New Roman"/>
+          <w:b/>
+          <w:bCs/>
+          <w:color w:val="EE0000"/>
+          <w:sz w:val="28"/>
+          <w:szCs w:val="28"/>
+        </w:rPr>
+      </w:pPr>
+      <w:r>
+        <w:rPr>
+          <w:rFonts w:ascii="Times New Roman" w:hAnsi="Times New Roman" w:cs="Times New Roman"/>
+          <w:b/>
+          <w:bCs/>
+          <w:color w:val="EE0000"/>
+          <w:sz w:val="28"/>
+          <w:szCs w:val="28"/>
+        </w:rPr>
+        <w:lastRenderedPageBreak/>
+        <w:t>Você terá:</w:t>
+      </w:r>
+    </w:p>
+    <w:p>
+      <w:pPr>
+        <w:ind w:left="284"/>
+        <w:rPr>
+          <w:rFonts w:ascii="Times New Roman" w:hAnsi="Times New Roman" w:cs="Times New Roman"/>
+          <w:sz w:val="28"/>
+          <w:szCs w:val="28"/>
+        </w:rPr>
+      </w:pPr>
+      <w:r>
+        <w:rPr>
+          <w:rFonts w:ascii="Times New Roman" w:hAnsi="Times New Roman" w:cs="Times New Roman"/>
+          <w:sz w:val="28"/>
+          <w:szCs w:val="28"/>
+        </w:rPr>
+        <w:t>C:\mariadb\include</w:t>
+      </w:r>
+      <w:r>
+        <w:rPr>
+          <w:rFonts w:ascii="Times New Roman" w:hAnsi="Times New Roman" w:cs="Times New Roman"/>
+          <w:sz w:val="28"/>
+          <w:szCs w:val="28"/>
+        </w:rPr>
+        <w:br/>
+        <w:t>C:\mariadb\lib</w:t>
+      </w:r>
+    </w:p>
+    <w:p>
+      <w:pPr>
+        <w:ind w:left="284"/>
+        <w:rPr>
+          <w:rFonts w:ascii="Times New Roman" w:hAnsi="Times New Roman" w:cs="Times New Roman"/>
+          <w:b/>
+          <w:bCs/>
+          <w:color w:val="EE0000"/>
+          <w:sz w:val="28"/>
+          <w:szCs w:val="28"/>
+        </w:rPr>
+      </w:pPr>
+      <w:r>
+        <w:rPr>
+          <w:rFonts w:ascii="Times New Roman" w:hAnsi="Times New Roman" w:cs="Times New Roman"/>
+          <w:b/>
+          <w:bCs/>
+          <w:color w:val="EE0000"/>
+          <w:sz w:val="28"/>
+          <w:szCs w:val="28"/>
+        </w:rPr>
+        <w:t>e principalmente:</w:t>
+      </w:r>
+    </w:p>
+    <w:p>
+      <w:pPr>
+        <w:ind w:left="284"/>
+        <w:rPr>
+          <w:rFonts w:ascii="Times New Roman" w:hAnsi="Times New Roman" w:cs="Times New Roman"/>
+          <w:sz w:val="28"/>
+          <w:szCs w:val="28"/>
+        </w:rPr>
+      </w:pPr>
+      <w:r>
+        <w:rPr>
+          <w:rFonts w:ascii="Times New Roman" w:hAnsi="Times New Roman" w:cs="Times New Roman"/>
+          <w:sz w:val="28"/>
+          <w:szCs w:val="28"/>
+        </w:rPr>
+        <w:t>C:\mariadb\lib\libmariadb.dll.a</w:t>
+      </w:r>
+    </w:p>
+    <w:p>
+      <w:pPr>
+        <w:ind w:left="284"/>
+        <w:rPr>
+          <w:rFonts w:ascii="Times New Roman" w:hAnsi="Times New Roman" w:cs="Times New Roman"/>
+          <w:sz w:val="28"/>
+          <w:szCs w:val="28"/>
+        </w:rPr>
+      </w:pPr>
+      <w:r>
+        <w:rPr>
+          <w:rFonts w:ascii="Times New Roman" w:hAnsi="Times New Roman" w:cs="Times New Roman"/>
+          <w:sz w:val="28"/>
+          <w:szCs w:val="28"/>
+        </w:rPr>
+        <w:t xml:space="preserve">Essa biblioteca funciona </w:t>
+      </w:r>
+      <w:r>
+        <w:rPr>
+          <w:rFonts w:ascii="Times New Roman" w:hAnsi="Times New Roman" w:cs="Times New Roman"/>
+          <w:b/>
+          <w:bCs/>
+          <w:color w:val="EE0000"/>
+          <w:sz w:val="28"/>
+          <w:szCs w:val="28"/>
+        </w:rPr>
+        <w:t>PERFEITAMENTE</w:t>
+      </w:r>
+      <w:r>
+        <w:rPr>
+          <w:rFonts w:ascii="Times New Roman" w:hAnsi="Times New Roman" w:cs="Times New Roman"/>
+          <w:color w:val="EE0000"/>
+          <w:sz w:val="28"/>
+          <w:szCs w:val="28"/>
+        </w:rPr>
+        <w:t xml:space="preserve"> </w:t>
+      </w:r>
+      <w:r>
+        <w:rPr>
+          <w:rFonts w:ascii="Times New Roman" w:hAnsi="Times New Roman" w:cs="Times New Roman"/>
+          <w:sz w:val="28"/>
+          <w:szCs w:val="28"/>
+        </w:rPr>
+        <w:t xml:space="preserve">com </w:t>
+      </w:r>
+      <w:proofErr w:type="spellStart"/>
+      <w:r>
+        <w:rPr>
+          <w:rFonts w:ascii="Times New Roman" w:hAnsi="Times New Roman" w:cs="Times New Roman"/>
+          <w:sz w:val="28"/>
+          <w:szCs w:val="28"/>
+        </w:rPr>
+        <w:t>MinGW</w:t>
+      </w:r>
+      <w:proofErr w:type="spellEnd"/>
+      <w:r>
+        <w:rPr>
+          <w:rFonts w:ascii="Times New Roman" w:hAnsi="Times New Roman" w:cs="Times New Roman"/>
+          <w:sz w:val="28"/>
+          <w:szCs w:val="28"/>
+        </w:rPr>
+        <w:t>.</w:t>
+      </w:r>
+    </w:p>
+    <w:p>
+      <w:pPr>
+        <w:ind w:left="284"/>
+        <w:rPr>
+          <w:rFonts w:ascii="Times New Roman" w:hAnsi="Times New Roman" w:cs="Times New Roman"/>
+          <w:b/>
+          <w:bCs/>
+          <w:sz w:val="28"/>
+          <w:szCs w:val="28"/>
+        </w:rPr>
+      </w:pPr>
+      <w:r>
+        <w:rPr>
+          <w:rFonts w:ascii="Times New Roman" w:hAnsi="Times New Roman" w:cs="Times New Roman"/>
+          <w:b/>
+          <w:bCs/>
+          <w:sz w:val="28"/>
+          <w:szCs w:val="28"/>
+        </w:rPr>
+        <w:t>Troque o include do código</w:t>
+      </w:r>
+    </w:p>
+    <w:p>
+      <w:pPr>
+        <w:ind w:left="284"/>
+        <w:rPr>
+          <w:rFonts w:ascii="Times New Roman" w:hAnsi="Times New Roman" w:cs="Times New Roman"/>
+          <w:b/>
+          <w:bCs/>
+          <w:color w:val="EE0000"/>
+          <w:sz w:val="28"/>
+          <w:szCs w:val="28"/>
+        </w:rPr>
+      </w:pPr>
+      <w:r>
+        <w:rPr>
+          <w:rFonts w:ascii="Times New Roman" w:hAnsi="Times New Roman" w:cs="Times New Roman"/>
+          <w:b/>
+          <w:bCs/>
+          <w:color w:val="EE0000"/>
+          <w:sz w:val="28"/>
+          <w:szCs w:val="28"/>
+        </w:rPr>
+        <w:t>De:</w:t>
+      </w:r>
+    </w:p>
+    <w:p>
+      <w:pPr>
+        <w:ind w:left="284"/>
+        <w:rPr>
+          <w:rFonts w:ascii="Times New Roman" w:hAnsi="Times New Roman" w:cs="Times New Roman"/>
+          <w:sz w:val="28"/>
+          <w:szCs w:val="28"/>
+          <w:lang w:val="en-US"/>
+        </w:rPr>
+      </w:pPr>
+      <w:r>
+        <w:rPr>
+          <w:rFonts w:ascii="Times New Roman" w:hAnsi="Times New Roman" w:cs="Times New Roman"/>
+          <w:sz w:val="28"/>
+          <w:szCs w:val="28"/>
+          <w:lang w:val="en-US"/>
+        </w:rPr>
+        <w:t>#include &lt;C:/Users/heleno/Downloads/wspython/appAcademico/mysql/include/mysql.h&gt;</w:t>
+      </w:r>
+    </w:p>
+    <w:p>
+      <w:pPr>
+        <w:ind w:left="284"/>
+        <w:rPr>
+          <w:rFonts w:ascii="Times New Roman" w:hAnsi="Times New Roman" w:cs="Times New Roman"/>
+          <w:b/>
+          <w:bCs/>
+          <w:color w:val="EE0000"/>
+          <w:sz w:val="28"/>
+          <w:szCs w:val="28"/>
+        </w:rPr>
+      </w:pPr>
+      <w:r>
+        <w:rPr>
+          <w:rFonts w:ascii="Times New Roman" w:hAnsi="Times New Roman" w:cs="Times New Roman"/>
+          <w:b/>
+          <w:bCs/>
+          <w:color w:val="EE0000"/>
+          <w:sz w:val="28"/>
+          <w:szCs w:val="28"/>
+        </w:rPr>
+        <w:t>Para:</w:t>
+      </w:r>
+    </w:p>
+    <w:p>
+      <w:pPr>
+        <w:ind w:left="284"/>
+        <w:rPr>
+          <w:rFonts w:ascii="Times New Roman" w:hAnsi="Times New Roman" w:cs="Times New Roman"/>
+          <w:sz w:val="28"/>
+          <w:szCs w:val="28"/>
+        </w:rPr>
+      </w:pPr>
+      <w:r>
+        <w:rPr>
+          <w:rFonts w:ascii="Times New Roman" w:hAnsi="Times New Roman" w:cs="Times New Roman"/>
+          <w:sz w:val="28"/>
+          <w:szCs w:val="28"/>
+        </w:rPr>
+        <w:t>#include &lt;</w:t>
+      </w:r>
+      <w:proofErr w:type="spellStart"/>
+      <w:r>
+        <w:rPr>
+          <w:rFonts w:ascii="Times New Roman" w:hAnsi="Times New Roman" w:cs="Times New Roman"/>
+          <w:sz w:val="28"/>
+          <w:szCs w:val="28"/>
+        </w:rPr>
+        <w:t>mysql.h</w:t>
+      </w:r>
+      <w:proofErr w:type="spellEnd"/>
+      <w:r>
+        <w:rPr>
+          <w:rFonts w:ascii="Times New Roman" w:hAnsi="Times New Roman" w:cs="Times New Roman"/>
+          <w:sz w:val="28"/>
+          <w:szCs w:val="28"/>
+        </w:rPr>
+        <w:t>&gt;</w:t>
+      </w:r>
+    </w:p>
+    <w:p>
+      <w:pPr>
+        <w:ind w:left="284"/>
+        <w:rPr>
+          <w:rFonts w:ascii="Times New Roman" w:hAnsi="Times New Roman" w:cs="Times New Roman"/>
+          <w:b/>
+          <w:bCs/>
+          <w:color w:val="EE0000"/>
+          <w:sz w:val="28"/>
+          <w:szCs w:val="28"/>
+        </w:rPr>
+      </w:pPr>
+      <w:r>
+        <w:rPr>
+          <w:rFonts w:ascii="Times New Roman" w:hAnsi="Times New Roman" w:cs="Times New Roman"/>
+          <w:b/>
+          <w:bCs/>
+          <w:color w:val="EE0000"/>
+          <w:sz w:val="28"/>
+          <w:szCs w:val="28"/>
+        </w:rPr>
+        <w:t>Compile</w:t>
+      </w:r>
+    </w:p>
+    <w:p>
+      <w:pPr>
+        <w:ind w:left="284"/>
+        <w:rPr>
+          <w:rFonts w:ascii="Times New Roman" w:hAnsi="Times New Roman" w:cs="Times New Roman"/>
+          <w:sz w:val="28"/>
+          <w:szCs w:val="28"/>
+        </w:rPr>
+      </w:pPr>
+      <w:proofErr w:type="spellStart"/>
+      <w:r>
+        <w:rPr>
+          <w:rFonts w:ascii="Times New Roman" w:hAnsi="Times New Roman" w:cs="Times New Roman"/>
+          <w:sz w:val="28"/>
+          <w:szCs w:val="28"/>
+        </w:rPr>
+        <w:t>gcc</w:t>
+      </w:r>
+      <w:proofErr w:type="spellEnd"/>
+      <w:r>
+        <w:rPr>
+          <w:rFonts w:ascii="Times New Roman" w:hAnsi="Times New Roman" w:cs="Times New Roman"/>
+          <w:sz w:val="28"/>
+          <w:szCs w:val="28"/>
+        </w:rPr>
+        <w:t xml:space="preserve"> </w:t>
+      </w:r>
+      <w:proofErr w:type="spellStart"/>
+      <w:r>
+        <w:rPr>
+          <w:rFonts w:ascii="Times New Roman" w:hAnsi="Times New Roman" w:cs="Times New Roman"/>
+          <w:sz w:val="28"/>
+          <w:szCs w:val="28"/>
+        </w:rPr>
+        <w:t>crud.c</w:t>
+      </w:r>
+      <w:proofErr w:type="spellEnd"/>
+      <w:r>
+        <w:rPr>
+          <w:rFonts w:ascii="Times New Roman" w:hAnsi="Times New Roman" w:cs="Times New Roman"/>
+          <w:sz w:val="28"/>
+          <w:szCs w:val="28"/>
+        </w:rPr>
+        <w:t xml:space="preserve"> -o crud.exe -IC:\</w:t>
+      </w:r>
+      <w:proofErr w:type="spellStart"/>
+      <w:r>
+        <w:rPr>
+          <w:rFonts w:ascii="Times New Roman" w:hAnsi="Times New Roman" w:cs="Times New Roman"/>
+          <w:sz w:val="28"/>
+          <w:szCs w:val="28"/>
+        </w:rPr>
+        <w:t>mariadb</w:t>
+      </w:r>
+      <w:proofErr w:type="spellEnd"/>
+      <w:r>
+        <w:rPr>
+          <w:rFonts w:ascii="Times New Roman" w:hAnsi="Times New Roman" w:cs="Times New Roman"/>
+          <w:sz w:val="28"/>
+          <w:szCs w:val="28"/>
+        </w:rPr>
+        <w:t>\include -LC:\</w:t>
+      </w:r>
+      <w:proofErr w:type="spellStart"/>
+      <w:r>
+        <w:rPr>
+          <w:rFonts w:ascii="Times New Roman" w:hAnsi="Times New Roman" w:cs="Times New Roman"/>
+          <w:sz w:val="28"/>
+          <w:szCs w:val="28"/>
+        </w:rPr>
+        <w:t>mariadb</w:t>
+      </w:r>
+      <w:proofErr w:type="spellEnd"/>
+      <w:r>
+        <w:rPr>
+          <w:rFonts w:ascii="Times New Roman" w:hAnsi="Times New Roman" w:cs="Times New Roman"/>
+          <w:sz w:val="28"/>
+          <w:szCs w:val="28"/>
+        </w:rPr>
+        <w:t>\</w:t>
+      </w:r>
+      <w:proofErr w:type="spellStart"/>
+      <w:r>
+        <w:rPr>
+          <w:rFonts w:ascii="Times New Roman" w:hAnsi="Times New Roman" w:cs="Times New Roman"/>
+          <w:sz w:val="28"/>
+          <w:szCs w:val="28"/>
+        </w:rPr>
+        <w:t>lib</w:t>
+      </w:r>
+      <w:proofErr w:type="spellEnd"/>
+      <w:r>
+        <w:rPr>
+          <w:rFonts w:ascii="Times New Roman" w:hAnsi="Times New Roman" w:cs="Times New Roman"/>
+          <w:sz w:val="28"/>
+          <w:szCs w:val="28"/>
+        </w:rPr>
+        <w:t xml:space="preserve"> -</w:t>
+      </w:r>
+      <w:proofErr w:type="spellStart"/>
+      <w:r>
+        <w:rPr>
+          <w:rFonts w:ascii="Times New Roman" w:hAnsi="Times New Roman" w:cs="Times New Roman"/>
+          <w:sz w:val="28"/>
+          <w:szCs w:val="28"/>
+        </w:rPr>
+        <w:t>lmariadb</w:t>
+      </w:r>
+      <w:proofErr w:type="spellEnd"/>
+    </w:p>
+    <w:p>
+      <w:pPr>
+        <w:ind w:left="284"/>
+        <w:rPr>
+          <w:rFonts w:ascii="Times New Roman" w:hAnsi="Times New Roman" w:cs="Times New Roman"/>
+          <w:b/>
+          <w:bCs/>
+          <w:color w:val="EE0000"/>
+          <w:sz w:val="28"/>
+          <w:szCs w:val="28"/>
+        </w:rPr>
+      </w:pPr>
+      <w:r>
+        <w:rPr>
+          <w:rFonts w:ascii="Times New Roman" w:hAnsi="Times New Roman" w:cs="Times New Roman"/>
+          <w:b/>
+          <w:bCs/>
+          <w:color w:val="EE0000"/>
+          <w:sz w:val="28"/>
+          <w:szCs w:val="28"/>
+        </w:rPr>
+        <w:t>Resultado esperado</w:t>
+      </w:r>
+    </w:p>
+    <w:p>
+      <w:pPr>
+        <w:ind w:left="284" w:firstLine="424"/>
+        <w:rPr>
+          <w:rFonts w:ascii="Times New Roman" w:hAnsi="Times New Roman" w:cs="Times New Roman"/>
+          <w:sz w:val="28"/>
+          <w:szCs w:val="28"/>
+        </w:rPr>
+      </w:pPr>
+      <w:r>
+        <w:rPr>
+          <w:rFonts w:ascii="Times New Roman" w:hAnsi="Times New Roman" w:cs="Times New Roman"/>
+          <w:sz w:val="28"/>
+          <w:szCs w:val="28"/>
+        </w:rPr>
+        <w:t xml:space="preserve">Conectado ao </w:t>
+      </w:r>
+      <w:r>
+        <w:rPr>
+          <w:rFonts w:ascii="Times New Roman" w:hAnsi="Times New Roman" w:cs="Times New Roman"/>
+          <w:b/>
+          <w:bCs/>
+          <w:color w:val="EE0000"/>
+          <w:sz w:val="28"/>
+          <w:szCs w:val="28"/>
+        </w:rPr>
+        <w:t>MySQL</w:t>
+      </w:r>
+      <w:r>
+        <w:rPr>
+          <w:rFonts w:ascii="Times New Roman" w:hAnsi="Times New Roman" w:cs="Times New Roman"/>
+          <w:color w:val="EE0000"/>
+          <w:sz w:val="28"/>
+          <w:szCs w:val="28"/>
+        </w:rPr>
+        <w:t xml:space="preserve"> </w:t>
+      </w:r>
+      <w:r>
+        <w:rPr>
+          <w:rFonts w:ascii="Times New Roman" w:hAnsi="Times New Roman" w:cs="Times New Roman"/>
+          <w:sz w:val="28"/>
+          <w:szCs w:val="28"/>
+        </w:rPr>
+        <w:t>com sucesso!</w:t>
+      </w:r>
+    </w:p>
+    <w:p>
+      <w:pPr>
+        <w:rPr>
+          <w:rFonts w:ascii="Times New Roman" w:hAnsi="Times New Roman" w:cs="Times New Roman"/>
+          <w:sz w:val="28"/>
+          <w:szCs w:val="28"/>
+        </w:rPr>
+      </w:pPr>
+    </w:p>
+    <w:p>
+      <w:pPr>
+        <w:rPr>
+          <w:rFonts w:ascii="Times New Roman" w:hAnsi="Times New Roman" w:cs="Times New Roman"/>
+          <w:b/>
+          <w:bCs/>
+          <w:color w:val="EE0000"/>
+          <w:sz w:val="28"/>
+          <w:szCs w:val="28"/>
+        </w:rPr>
+      </w:pPr>
+      <w:r>
+        <w:rPr>
+          <w:rFonts w:ascii="Times New Roman" w:hAnsi="Times New Roman" w:cs="Times New Roman"/>
+          <w:b/>
+          <w:bCs/>
+          <w:color w:val="EE0000"/>
+          <w:sz w:val="28"/>
+          <w:szCs w:val="28"/>
+        </w:rPr>
+        <w:t>Por que isso resolve?</w:t>
+      </w:r>
+    </w:p>
+    <w:p>
+      <w:pPr>
+        <w:rPr>
+          <w:rFonts w:ascii="Times New Roman" w:hAnsi="Times New Roman" w:cs="Times New Roman"/>
+          <w:sz w:val="28"/>
+          <w:szCs w:val="28"/>
+        </w:rPr>
+      </w:pPr>
+      <w:r>
+        <w:rPr>
+          <w:rFonts w:ascii="Times New Roman" w:hAnsi="Times New Roman" w:cs="Times New Roman"/>
+          <w:sz w:val="28"/>
+          <w:szCs w:val="28"/>
+        </w:rPr>
+        <w:t xml:space="preserve">O </w:t>
+      </w:r>
+      <w:r>
+        <w:rPr>
+          <w:rFonts w:ascii="Times New Roman" w:hAnsi="Times New Roman" w:cs="Times New Roman"/>
+          <w:b/>
+          <w:bCs/>
+          <w:sz w:val="28"/>
+          <w:szCs w:val="28"/>
+        </w:rPr>
+        <w:t>MySQL oficial do Windows</w:t>
+      </w:r>
+      <w:r>
+        <w:rPr>
+          <w:rFonts w:ascii="Times New Roman" w:hAnsi="Times New Roman" w:cs="Times New Roman"/>
+          <w:sz w:val="28"/>
+          <w:szCs w:val="28"/>
+        </w:rPr>
+        <w:t xml:space="preserve"> normalmente fornece:</w:t>
+      </w:r>
+    </w:p>
+    <w:p>
+      <w:pPr>
+        <w:numPr>
+          <w:ilvl w:val="0"/>
+          <w:numId w:val="22"/>
+        </w:numPr>
+        <w:rPr>
+          <w:rFonts w:ascii="Times New Roman" w:hAnsi="Times New Roman" w:cs="Times New Roman"/>
+          <w:sz w:val="28"/>
+          <w:szCs w:val="28"/>
+        </w:rPr>
+      </w:pPr>
+      <w:r>
+        <w:rPr>
+          <w:rFonts w:ascii="Times New Roman" w:hAnsi="Times New Roman" w:cs="Times New Roman"/>
+          <w:sz w:val="28"/>
+          <w:szCs w:val="28"/>
+        </w:rPr>
+        <w:t>.</w:t>
+      </w:r>
+      <w:proofErr w:type="spellStart"/>
+      <w:r>
+        <w:rPr>
+          <w:rFonts w:ascii="Times New Roman" w:hAnsi="Times New Roman" w:cs="Times New Roman"/>
+          <w:sz w:val="28"/>
+          <w:szCs w:val="28"/>
+        </w:rPr>
+        <w:t>lib</w:t>
+      </w:r>
+      <w:proofErr w:type="spellEnd"/>
+      <w:r>
+        <w:rPr>
+          <w:rFonts w:ascii="Times New Roman" w:hAnsi="Times New Roman" w:cs="Times New Roman"/>
+          <w:sz w:val="28"/>
+          <w:szCs w:val="28"/>
+        </w:rPr>
+        <w:t xml:space="preserve"> para Visual Studio/MSVC </w:t>
+      </w:r>
+    </w:p>
+    <w:p>
+      <w:pPr>
+        <w:rPr>
+          <w:rFonts w:ascii="Times New Roman" w:hAnsi="Times New Roman" w:cs="Times New Roman"/>
+          <w:sz w:val="28"/>
+          <w:szCs w:val="28"/>
+        </w:rPr>
+      </w:pPr>
+      <w:r>
+        <w:rPr>
+          <w:rFonts w:ascii="Times New Roman" w:hAnsi="Times New Roman" w:cs="Times New Roman"/>
+          <w:sz w:val="28"/>
+          <w:szCs w:val="28"/>
+        </w:rPr>
+        <w:t xml:space="preserve">Já o </w:t>
+      </w:r>
+      <w:proofErr w:type="spellStart"/>
+      <w:r>
+        <w:rPr>
+          <w:rFonts w:ascii="Times New Roman" w:hAnsi="Times New Roman" w:cs="Times New Roman"/>
+          <w:b/>
+          <w:bCs/>
+          <w:sz w:val="28"/>
+          <w:szCs w:val="28"/>
+        </w:rPr>
+        <w:t>MinGW</w:t>
+      </w:r>
+      <w:proofErr w:type="spellEnd"/>
+      <w:r>
+        <w:rPr>
+          <w:rFonts w:ascii="Times New Roman" w:hAnsi="Times New Roman" w:cs="Times New Roman"/>
+          <w:b/>
+          <w:bCs/>
+          <w:sz w:val="28"/>
+          <w:szCs w:val="28"/>
+        </w:rPr>
+        <w:t xml:space="preserve"> GCC</w:t>
+      </w:r>
+      <w:r>
+        <w:rPr>
+          <w:rFonts w:ascii="Times New Roman" w:hAnsi="Times New Roman" w:cs="Times New Roman"/>
+          <w:sz w:val="28"/>
+          <w:szCs w:val="28"/>
+        </w:rPr>
+        <w:t xml:space="preserve"> precisa:</w:t>
+      </w:r>
+    </w:p>
+    <w:p>
+      <w:pPr>
+        <w:numPr>
+          <w:ilvl w:val="0"/>
+          <w:numId w:val="23"/>
+        </w:numPr>
+        <w:rPr>
+          <w:rFonts w:ascii="Times New Roman" w:hAnsi="Times New Roman" w:cs="Times New Roman"/>
+          <w:sz w:val="28"/>
+          <w:szCs w:val="28"/>
+        </w:rPr>
+      </w:pPr>
+      <w:proofErr w:type="gramStart"/>
+      <w:r>
+        <w:rPr>
+          <w:rFonts w:ascii="Times New Roman" w:hAnsi="Times New Roman" w:cs="Times New Roman"/>
+          <w:sz w:val="28"/>
+          <w:szCs w:val="28"/>
+        </w:rPr>
+        <w:t>.a</w:t>
+      </w:r>
+      <w:proofErr w:type="gramEnd"/>
+      <w:r>
+        <w:rPr>
+          <w:rFonts w:ascii="Times New Roman" w:hAnsi="Times New Roman" w:cs="Times New Roman"/>
+          <w:sz w:val="28"/>
+          <w:szCs w:val="28"/>
+        </w:rPr>
+        <w:t xml:space="preserve"> </w:t>
+      </w:r>
+    </w:p>
+    <w:p>
+      <w:pPr>
+        <w:numPr>
+          <w:ilvl w:val="0"/>
+          <w:numId w:val="23"/>
+        </w:numPr>
+        <w:rPr>
+          <w:rFonts w:ascii="Times New Roman" w:hAnsi="Times New Roman" w:cs="Times New Roman"/>
+          <w:sz w:val="28"/>
+          <w:szCs w:val="28"/>
+        </w:rPr>
+      </w:pPr>
+      <w:r>
+        <w:rPr>
+          <w:rFonts w:ascii="Times New Roman" w:hAnsi="Times New Roman" w:cs="Times New Roman"/>
+          <w:sz w:val="28"/>
+          <w:szCs w:val="28"/>
+        </w:rPr>
+        <w:t>.</w:t>
+      </w:r>
+      <w:proofErr w:type="spellStart"/>
+      <w:proofErr w:type="gramStart"/>
+      <w:r>
+        <w:rPr>
+          <w:rFonts w:ascii="Times New Roman" w:hAnsi="Times New Roman" w:cs="Times New Roman"/>
+          <w:sz w:val="28"/>
+          <w:szCs w:val="28"/>
+        </w:rPr>
+        <w:t>dll.a</w:t>
+      </w:r>
+      <w:proofErr w:type="spellEnd"/>
+      <w:proofErr w:type="gramEnd"/>
+      <w:r>
+        <w:rPr>
+          <w:rFonts w:ascii="Times New Roman" w:hAnsi="Times New Roman" w:cs="Times New Roman"/>
+          <w:sz w:val="28"/>
+          <w:szCs w:val="28"/>
+        </w:rPr>
+        <w:t xml:space="preserve"> </w:t>
+      </w:r>
+    </w:p>
+    <w:p>
+      <w:pPr>
+        <w:rPr>
+          <w:rFonts w:ascii="Times New Roman" w:hAnsi="Times New Roman" w:cs="Times New Roman"/>
+          <w:sz w:val="28"/>
+          <w:szCs w:val="28"/>
+        </w:rPr>
+      </w:pPr>
+      <w:r>
+        <w:rPr>
+          <w:rFonts w:ascii="Times New Roman" w:hAnsi="Times New Roman" w:cs="Times New Roman"/>
+          <w:sz w:val="28"/>
+          <w:szCs w:val="28"/>
+        </w:rPr>
+        <w:t xml:space="preserve">O </w:t>
+      </w:r>
+      <w:proofErr w:type="spellStart"/>
+      <w:r>
+        <w:rPr>
+          <w:rFonts w:ascii="Times New Roman" w:hAnsi="Times New Roman" w:cs="Times New Roman"/>
+          <w:b/>
+          <w:bCs/>
+          <w:color w:val="EE0000"/>
+          <w:sz w:val="28"/>
+          <w:szCs w:val="28"/>
+        </w:rPr>
+        <w:t>MariaDB</w:t>
+      </w:r>
+      <w:proofErr w:type="spellEnd"/>
+      <w:r>
+        <w:rPr>
+          <w:rFonts w:ascii="Times New Roman" w:hAnsi="Times New Roman" w:cs="Times New Roman"/>
+          <w:b/>
+          <w:bCs/>
+          <w:color w:val="EE0000"/>
+          <w:sz w:val="28"/>
+          <w:szCs w:val="28"/>
+        </w:rPr>
+        <w:t xml:space="preserve"> </w:t>
+      </w:r>
+      <w:proofErr w:type="spellStart"/>
+      <w:r>
+        <w:rPr>
+          <w:rFonts w:ascii="Times New Roman" w:hAnsi="Times New Roman" w:cs="Times New Roman"/>
+          <w:b/>
+          <w:bCs/>
+          <w:color w:val="EE0000"/>
+          <w:sz w:val="28"/>
+          <w:szCs w:val="28"/>
+        </w:rPr>
+        <w:t>Connector</w:t>
+      </w:r>
+      <w:proofErr w:type="spellEnd"/>
+      <w:r>
+        <w:rPr>
+          <w:rFonts w:ascii="Times New Roman" w:hAnsi="Times New Roman" w:cs="Times New Roman"/>
+          <w:b/>
+          <w:bCs/>
+          <w:color w:val="EE0000"/>
+          <w:sz w:val="28"/>
+          <w:szCs w:val="28"/>
+        </w:rPr>
+        <w:t>/C</w:t>
+      </w:r>
+      <w:r>
+        <w:rPr>
+          <w:rFonts w:ascii="Times New Roman" w:hAnsi="Times New Roman" w:cs="Times New Roman"/>
+          <w:color w:val="EE0000"/>
+          <w:sz w:val="28"/>
+          <w:szCs w:val="28"/>
+        </w:rPr>
+        <w:t xml:space="preserve"> </w:t>
+      </w:r>
+      <w:r>
+        <w:rPr>
+          <w:rFonts w:ascii="Times New Roman" w:hAnsi="Times New Roman" w:cs="Times New Roman"/>
+          <w:sz w:val="28"/>
+          <w:szCs w:val="28"/>
+        </w:rPr>
+        <w:t xml:space="preserve">já vem pronto para </w:t>
+      </w:r>
+      <w:r>
+        <w:rPr>
+          <w:rFonts w:ascii="Times New Roman" w:hAnsi="Times New Roman" w:cs="Times New Roman"/>
+          <w:b/>
+          <w:bCs/>
+          <w:sz w:val="28"/>
+          <w:szCs w:val="28"/>
+        </w:rPr>
+        <w:t>GCC/</w:t>
+      </w:r>
+      <w:proofErr w:type="spellStart"/>
+      <w:r>
+        <w:rPr>
+          <w:rFonts w:ascii="Times New Roman" w:hAnsi="Times New Roman" w:cs="Times New Roman"/>
+          <w:b/>
+          <w:bCs/>
+          <w:sz w:val="28"/>
+          <w:szCs w:val="28"/>
+        </w:rPr>
+        <w:t>MinGW</w:t>
+      </w:r>
+      <w:proofErr w:type="spellEnd"/>
+      <w:r>
+        <w:rPr>
+          <w:rFonts w:ascii="Times New Roman" w:hAnsi="Times New Roman" w:cs="Times New Roman"/>
+          <w:sz w:val="28"/>
+          <w:szCs w:val="28"/>
+        </w:rPr>
+        <w:t>.</w:t>
+      </w:r>
+    </w:p>
+    <w:p>
+      <w:pPr>
+        <w:rPr>
+          <w:rFonts w:ascii="Times New Roman" w:hAnsi="Times New Roman" w:cs="Times New Roman"/>
+          <w:b/>
+          <w:bCs/>
+          <w:color w:val="EE0000"/>
+          <w:sz w:val="28"/>
+          <w:szCs w:val="28"/>
+        </w:rPr>
+      </w:pPr>
+      <w:r>
+        <w:rPr>
+          <w:rFonts w:ascii="Times New Roman" w:hAnsi="Times New Roman" w:cs="Times New Roman"/>
+          <w:b/>
+          <w:bCs/>
+          <w:color w:val="EE0000"/>
+          <w:sz w:val="28"/>
+          <w:szCs w:val="28"/>
+        </w:rPr>
+        <w:t>Apenas:</w:t>
+      </w:r>
+    </w:p>
+    <w:p>
+      <w:pPr>
+        <w:numPr>
+          <w:ilvl w:val="0"/>
+          <w:numId w:val="24"/>
+        </w:numPr>
+        <w:rPr>
+          <w:rFonts w:ascii="Times New Roman" w:hAnsi="Times New Roman" w:cs="Times New Roman"/>
+          <w:sz w:val="28"/>
+          <w:szCs w:val="28"/>
+        </w:rPr>
+      </w:pPr>
+      <w:r>
+        <w:rPr>
+          <w:rFonts w:ascii="Times New Roman" w:hAnsi="Times New Roman" w:cs="Times New Roman"/>
+          <w:sz w:val="28"/>
+          <w:szCs w:val="28"/>
+        </w:rPr>
+        <w:t xml:space="preserve">troque o </w:t>
+      </w:r>
+      <w:r>
+        <w:rPr>
+          <w:rFonts w:ascii="Times New Roman" w:hAnsi="Times New Roman" w:cs="Times New Roman"/>
+          <w:b/>
+          <w:bCs/>
+          <w:sz w:val="28"/>
+          <w:szCs w:val="28"/>
+        </w:rPr>
+        <w:t>include</w:t>
+      </w:r>
+      <w:r>
+        <w:rPr>
+          <w:rFonts w:ascii="Times New Roman" w:hAnsi="Times New Roman" w:cs="Times New Roman"/>
+          <w:sz w:val="28"/>
+          <w:szCs w:val="28"/>
+        </w:rPr>
+        <w:t xml:space="preserve"> </w:t>
+      </w:r>
+    </w:p>
+    <w:p>
+      <w:pPr>
+        <w:numPr>
+          <w:ilvl w:val="0"/>
+          <w:numId w:val="24"/>
+        </w:numPr>
+        <w:rPr>
+          <w:rFonts w:ascii="Times New Roman" w:hAnsi="Times New Roman" w:cs="Times New Roman"/>
+          <w:sz w:val="28"/>
+          <w:szCs w:val="28"/>
+        </w:rPr>
+      </w:pPr>
+      <w:r>
+        <w:rPr>
+          <w:rFonts w:ascii="Times New Roman" w:hAnsi="Times New Roman" w:cs="Times New Roman"/>
+          <w:sz w:val="28"/>
+          <w:szCs w:val="28"/>
+        </w:rPr>
+        <w:t xml:space="preserve">troque </w:t>
+      </w:r>
+      <w:r>
+        <w:rPr>
+          <w:rFonts w:ascii="Times New Roman" w:hAnsi="Times New Roman" w:cs="Times New Roman"/>
+          <w:b/>
+          <w:bCs/>
+          <w:color w:val="EE0000"/>
+          <w:sz w:val="28"/>
+          <w:szCs w:val="28"/>
+        </w:rPr>
+        <w:t>-</w:t>
+      </w:r>
+      <w:proofErr w:type="spellStart"/>
+      <w:r>
+        <w:rPr>
+          <w:rFonts w:ascii="Times New Roman" w:hAnsi="Times New Roman" w:cs="Times New Roman"/>
+          <w:b/>
+          <w:bCs/>
+          <w:color w:val="EE0000"/>
+          <w:sz w:val="28"/>
+          <w:szCs w:val="28"/>
+        </w:rPr>
+        <w:t>lmysql</w:t>
+      </w:r>
+      <w:proofErr w:type="spellEnd"/>
+      <w:r>
+        <w:rPr>
+          <w:rFonts w:ascii="Times New Roman" w:hAnsi="Times New Roman" w:cs="Times New Roman"/>
+          <w:color w:val="EE0000"/>
+          <w:sz w:val="28"/>
+          <w:szCs w:val="28"/>
+        </w:rPr>
+        <w:t xml:space="preserve"> </w:t>
+      </w:r>
+      <w:r>
+        <w:rPr>
+          <w:rFonts w:ascii="Times New Roman" w:hAnsi="Times New Roman" w:cs="Times New Roman"/>
+          <w:sz w:val="28"/>
+          <w:szCs w:val="28"/>
+        </w:rPr>
+        <w:t xml:space="preserve">por </w:t>
+      </w:r>
+      <w:r>
+        <w:rPr>
+          <w:rFonts w:ascii="Times New Roman" w:hAnsi="Times New Roman" w:cs="Times New Roman"/>
+          <w:b/>
+          <w:bCs/>
+          <w:sz w:val="28"/>
+          <w:szCs w:val="28"/>
+        </w:rPr>
+        <w:t>-</w:t>
+      </w:r>
+      <w:proofErr w:type="spellStart"/>
+      <w:r>
+        <w:rPr>
+          <w:rFonts w:ascii="Times New Roman" w:hAnsi="Times New Roman" w:cs="Times New Roman"/>
+          <w:b/>
+          <w:bCs/>
+          <w:sz w:val="28"/>
+          <w:szCs w:val="28"/>
+        </w:rPr>
+        <w:t>lmariadb</w:t>
+      </w:r>
+      <w:proofErr w:type="spellEnd"/>
+    </w:p>
+    <w:p>
+      <w:pPr>
+        <w:rPr>
+          <w:rFonts w:ascii="Times New Roman" w:hAnsi="Times New Roman" w:cs="Times New Roman"/>
+          <w:sz w:val="28"/>
+          <w:szCs w:val="28"/>
+        </w:rPr>
+      </w:pPr>
+      <w:r>
+        <w:rPr>
+          <w:rFonts w:ascii="Times New Roman" w:hAnsi="Times New Roman" w:cs="Times New Roman"/>
+          <w:sz w:val="28"/>
+          <w:szCs w:val="28"/>
+        </w:rPr>
+        <w:lastRenderedPageBreak/>
+        <w:t xml:space="preserve">O problema </w:t>
+      </w:r>
+      <w:r>
+        <w:rPr>
+          <w:rFonts w:ascii="Times New Roman" w:hAnsi="Times New Roman" w:cs="Times New Roman"/>
+          <w:b/>
+          <w:bCs/>
+          <w:sz w:val="28"/>
+          <w:szCs w:val="28"/>
+        </w:rPr>
+        <w:t>NÃO é MySQL</w:t>
+      </w:r>
+      <w:r>
+        <w:rPr>
+          <w:rFonts w:ascii="Times New Roman" w:hAnsi="Times New Roman" w:cs="Times New Roman"/>
+          <w:sz w:val="28"/>
+          <w:szCs w:val="28"/>
+        </w:rPr>
+        <w:t xml:space="preserve"> em si.</w:t>
+      </w:r>
+    </w:p>
+    <w:p>
+      <w:pPr>
+        <w:numPr>
+          <w:ilvl w:val="0"/>
+          <w:numId w:val="25"/>
+        </w:numPr>
+        <w:rPr>
+          <w:rFonts w:ascii="Times New Roman" w:hAnsi="Times New Roman" w:cs="Times New Roman"/>
+          <w:sz w:val="28"/>
+          <w:szCs w:val="28"/>
+        </w:rPr>
+      </w:pPr>
+      <w:proofErr w:type="spellStart"/>
+      <w:r>
+        <w:rPr>
+          <w:rFonts w:ascii="Times New Roman" w:hAnsi="Times New Roman" w:cs="Times New Roman"/>
+          <w:sz w:val="28"/>
+          <w:szCs w:val="28"/>
+        </w:rPr>
+        <w:t>MinGW</w:t>
+      </w:r>
+      <w:proofErr w:type="spellEnd"/>
+      <w:r>
+        <w:rPr>
+          <w:rFonts w:ascii="Times New Roman" w:hAnsi="Times New Roman" w:cs="Times New Roman"/>
+          <w:sz w:val="28"/>
+          <w:szCs w:val="28"/>
+        </w:rPr>
+        <w:t xml:space="preserve">/GCC no Windows </w:t>
+      </w:r>
+    </w:p>
+    <w:p>
+      <w:pPr>
+        <w:numPr>
+          <w:ilvl w:val="0"/>
+          <w:numId w:val="25"/>
+        </w:numPr>
+        <w:rPr>
+          <w:rFonts w:ascii="Times New Roman" w:hAnsi="Times New Roman" w:cs="Times New Roman"/>
+          <w:sz w:val="28"/>
+          <w:szCs w:val="28"/>
+        </w:rPr>
+      </w:pPr>
+      <w:r>
+        <w:rPr>
+          <w:rFonts w:ascii="Times New Roman" w:hAnsi="Times New Roman" w:cs="Times New Roman"/>
+          <w:b/>
+          <w:bCs/>
+          <w:color w:val="EE0000"/>
+          <w:sz w:val="28"/>
+          <w:szCs w:val="28"/>
+        </w:rPr>
+        <w:t>incompatibilidade</w:t>
+      </w:r>
+      <w:r>
+        <w:rPr>
+          <w:rFonts w:ascii="Times New Roman" w:hAnsi="Times New Roman" w:cs="Times New Roman"/>
+          <w:color w:val="EE0000"/>
+          <w:sz w:val="28"/>
+          <w:szCs w:val="28"/>
+        </w:rPr>
+        <w:t xml:space="preserve"> </w:t>
+      </w:r>
+      <w:r>
+        <w:rPr>
+          <w:rFonts w:ascii="Times New Roman" w:hAnsi="Times New Roman" w:cs="Times New Roman"/>
+          <w:sz w:val="28"/>
+          <w:szCs w:val="28"/>
+        </w:rPr>
+        <w:t xml:space="preserve">de </w:t>
+      </w:r>
+      <w:r>
+        <w:rPr>
+          <w:rFonts w:ascii="Times New Roman" w:hAnsi="Times New Roman" w:cs="Times New Roman"/>
+          <w:b/>
+          <w:bCs/>
+          <w:sz w:val="28"/>
+          <w:szCs w:val="28"/>
+        </w:rPr>
+        <w:t>bibliotecas .</w:t>
+      </w:r>
+      <w:proofErr w:type="spellStart"/>
+      <w:r>
+        <w:rPr>
+          <w:rFonts w:ascii="Times New Roman" w:hAnsi="Times New Roman" w:cs="Times New Roman"/>
+          <w:b/>
+          <w:bCs/>
+          <w:sz w:val="28"/>
+          <w:szCs w:val="28"/>
+        </w:rPr>
+        <w:t>lib</w:t>
+      </w:r>
+      <w:proofErr w:type="spellEnd"/>
+      <w:r>
+        <w:rPr>
+          <w:rFonts w:ascii="Times New Roman" w:hAnsi="Times New Roman" w:cs="Times New Roman"/>
+          <w:sz w:val="28"/>
+          <w:szCs w:val="28"/>
+        </w:rPr>
+        <w:t xml:space="preserve"> do </w:t>
+      </w:r>
+      <w:r>
+        <w:rPr>
+          <w:rFonts w:ascii="Times New Roman" w:hAnsi="Times New Roman" w:cs="Times New Roman"/>
+          <w:b/>
+          <w:bCs/>
+          <w:color w:val="EE0000"/>
+          <w:sz w:val="28"/>
+          <w:szCs w:val="28"/>
+        </w:rPr>
+        <w:t>Visual Studio</w:t>
+      </w:r>
+    </w:p>
+    <w:p>
+      <w:pPr>
+        <w:rPr>
+          <w:rFonts w:ascii="Times New Roman" w:hAnsi="Times New Roman" w:cs="Times New Roman"/>
+          <w:b/>
+          <w:bCs/>
+          <w:color w:val="EE0000"/>
+          <w:sz w:val="28"/>
+          <w:szCs w:val="28"/>
+        </w:rPr>
+      </w:pPr>
+    </w:p>
+    <w:p>
+      <w:pPr>
+        <w:rPr>
+          <w:rFonts w:ascii="Times New Roman" w:hAnsi="Times New Roman" w:cs="Times New Roman"/>
+          <w:b/>
+          <w:bCs/>
+          <w:color w:val="EE0000"/>
+          <w:sz w:val="28"/>
+          <w:szCs w:val="28"/>
+        </w:rPr>
+      </w:pPr>
+      <w:r>
+        <w:rPr>
+          <w:rFonts w:ascii="Times New Roman" w:hAnsi="Times New Roman" w:cs="Times New Roman"/>
+          <w:b/>
+          <w:bCs/>
+          <w:color w:val="EE0000"/>
+          <w:sz w:val="28"/>
+          <w:szCs w:val="28"/>
+        </w:rPr>
+        <w:t>Resumo</w:t>
+      </w:r>
+    </w:p>
+    <w:p>
+      <w:pPr>
+        <w:ind w:left="708"/>
+        <w:rPr>
+          <w:rFonts w:ascii="Times New Roman" w:hAnsi="Times New Roman" w:cs="Times New Roman"/>
+          <w:b/>
+          <w:bCs/>
+          <w:sz w:val="28"/>
+          <w:szCs w:val="28"/>
+        </w:rPr>
+      </w:pPr>
+      <w:r>
+        <w:rPr>
+          <w:rFonts w:ascii="Times New Roman" w:hAnsi="Times New Roman" w:cs="Times New Roman"/>
+          <w:b/>
+          <w:bCs/>
+          <w:sz w:val="28"/>
+          <w:szCs w:val="28"/>
+        </w:rPr>
+        <w:t>Visual Studio / MSVC</w:t>
+      </w:r>
+    </w:p>
+    <w:p>
+      <w:pPr>
+        <w:ind w:left="708"/>
+        <w:rPr>
+          <w:rFonts w:ascii="Times New Roman" w:hAnsi="Times New Roman" w:cs="Times New Roman"/>
+          <w:sz w:val="28"/>
+          <w:szCs w:val="28"/>
+        </w:rPr>
+      </w:pPr>
+      <w:r>
+        <w:rPr>
+          <w:rFonts w:ascii="Times New Roman" w:hAnsi="Times New Roman" w:cs="Times New Roman"/>
+          <w:sz w:val="28"/>
+          <w:szCs w:val="28"/>
+        </w:rPr>
+        <w:t>Compilador da Microsoft</w:t>
+      </w:r>
+    </w:p>
+    <w:p>
+      <w:pPr>
+        <w:ind w:left="708"/>
+        <w:rPr>
+          <w:rFonts w:ascii="Times New Roman" w:hAnsi="Times New Roman" w:cs="Times New Roman"/>
+          <w:sz w:val="28"/>
+          <w:szCs w:val="28"/>
+        </w:rPr>
+      </w:pPr>
+      <w:r>
+        <w:rPr>
+          <w:rFonts w:ascii="Times New Roman" w:hAnsi="Times New Roman" w:cs="Times New Roman"/>
+          <w:b/>
+          <w:bCs/>
+          <w:color w:val="EE0000"/>
+          <w:sz w:val="28"/>
+          <w:szCs w:val="28"/>
+        </w:rPr>
+        <w:t>usa</w:t>
+      </w:r>
+      <w:r>
+        <w:rPr>
+          <w:rFonts w:ascii="Times New Roman" w:hAnsi="Times New Roman" w:cs="Times New Roman"/>
+          <w:sz w:val="28"/>
+          <w:szCs w:val="28"/>
+        </w:rPr>
+        <w:t>:</w:t>
+      </w:r>
+      <w:r>
+        <w:rPr>
+          <w:rFonts w:ascii="Times New Roman" w:hAnsi="Times New Roman" w:cs="Times New Roman"/>
+          <w:sz w:val="28"/>
+          <w:szCs w:val="28"/>
+        </w:rPr>
+        <w:t xml:space="preserve"> </w:t>
+      </w:r>
+      <w:r>
+        <w:rPr>
+          <w:rFonts w:ascii="Times New Roman" w:hAnsi="Times New Roman" w:cs="Times New Roman"/>
+          <w:sz w:val="28"/>
+          <w:szCs w:val="28"/>
+        </w:rPr>
+        <w:t>.</w:t>
+      </w:r>
+      <w:proofErr w:type="spellStart"/>
+      <w:r>
+        <w:rPr>
+          <w:rFonts w:ascii="Times New Roman" w:hAnsi="Times New Roman" w:cs="Times New Roman"/>
+          <w:sz w:val="28"/>
+          <w:szCs w:val="28"/>
+        </w:rPr>
+        <w:t>lib</w:t>
+      </w:r>
+      <w:proofErr w:type="spellEnd"/>
+    </w:p>
+    <w:p>
+      <w:pPr>
+        <w:rPr>
+          <w:rFonts w:ascii="Times New Roman" w:hAnsi="Times New Roman" w:cs="Times New Roman"/>
+          <w:sz w:val="28"/>
+          <w:szCs w:val="28"/>
+        </w:rPr>
+      </w:pPr>
+    </w:p>
+    <w:p>
+      <w:pPr>
+        <w:ind w:left="708"/>
+        <w:rPr>
+          <w:rFonts w:ascii="Times New Roman" w:hAnsi="Times New Roman" w:cs="Times New Roman"/>
+          <w:b/>
+          <w:bCs/>
+          <w:sz w:val="28"/>
+          <w:szCs w:val="28"/>
+        </w:rPr>
+      </w:pPr>
+      <w:r>
+        <w:rPr>
+          <w:rFonts w:ascii="Times New Roman" w:hAnsi="Times New Roman" w:cs="Times New Roman"/>
+          <w:b/>
+          <w:bCs/>
+          <w:sz w:val="28"/>
+          <w:szCs w:val="28"/>
+        </w:rPr>
+        <w:t xml:space="preserve">GCC / </w:t>
+      </w:r>
+      <w:proofErr w:type="spellStart"/>
+      <w:r>
+        <w:rPr>
+          <w:rFonts w:ascii="Times New Roman" w:hAnsi="Times New Roman" w:cs="Times New Roman"/>
+          <w:b/>
+          <w:bCs/>
+          <w:sz w:val="28"/>
+          <w:szCs w:val="28"/>
+        </w:rPr>
+        <w:t>MinGW</w:t>
+      </w:r>
+      <w:proofErr w:type="spellEnd"/>
+    </w:p>
+    <w:p>
+      <w:pPr>
+        <w:ind w:left="708"/>
+        <w:rPr>
+          <w:rFonts w:ascii="Times New Roman" w:hAnsi="Times New Roman" w:cs="Times New Roman"/>
+          <w:sz w:val="28"/>
+          <w:szCs w:val="28"/>
+        </w:rPr>
+      </w:pPr>
+      <w:r>
+        <w:rPr>
+          <w:rFonts w:ascii="Times New Roman" w:hAnsi="Times New Roman" w:cs="Times New Roman"/>
+          <w:sz w:val="28"/>
+          <w:szCs w:val="28"/>
+        </w:rPr>
+        <w:t>Compilador GNU</w:t>
+      </w:r>
+    </w:p>
+    <w:p>
+      <w:pPr>
+        <w:spacing w:after="0" w:line="240" w:lineRule="auto"/>
+        <w:ind w:left="708"/>
+        <w:rPr>
+          <w:rFonts w:ascii="Times New Roman" w:hAnsi="Times New Roman" w:cs="Times New Roman"/>
+          <w:sz w:val="28"/>
+          <w:szCs w:val="28"/>
+        </w:rPr>
+      </w:pPr>
+      <w:r>
+        <w:rPr>
+          <w:rFonts w:ascii="Times New Roman" w:hAnsi="Times New Roman" w:cs="Times New Roman"/>
+          <w:b/>
+          <w:bCs/>
+          <w:color w:val="EE0000"/>
+          <w:sz w:val="28"/>
+          <w:szCs w:val="28"/>
+        </w:rPr>
+        <w:t>usa</w:t>
+      </w:r>
+      <w:r>
+        <w:rPr>
+          <w:rFonts w:ascii="Times New Roman" w:hAnsi="Times New Roman" w:cs="Times New Roman"/>
+          <w:sz w:val="28"/>
+          <w:szCs w:val="28"/>
+        </w:rPr>
+        <w:t>:</w:t>
+      </w:r>
+      <w:proofErr w:type="gramStart"/>
+      <w:r>
+        <w:rPr>
+          <w:rFonts w:ascii="Times New Roman" w:hAnsi="Times New Roman" w:cs="Times New Roman"/>
+          <w:sz w:val="28"/>
+          <w:szCs w:val="28"/>
+        </w:rPr>
+        <w:tab/>
+      </w:r>
+      <w:r>
+        <w:rPr>
+          <w:rFonts w:ascii="Times New Roman" w:hAnsi="Times New Roman" w:cs="Times New Roman"/>
+          <w:sz w:val="28"/>
+          <w:szCs w:val="28"/>
+        </w:rPr>
+        <w:t>.a</w:t>
+      </w:r>
+      <w:proofErr w:type="gramEnd"/>
+    </w:p>
+    <w:p>
+      <w:pPr>
+        <w:spacing w:after="0" w:line="240" w:lineRule="auto"/>
+        <w:ind w:left="1416"/>
+        <w:rPr>
+          <w:rFonts w:ascii="Times New Roman" w:hAnsi="Times New Roman" w:cs="Times New Roman"/>
+          <w:sz w:val="28"/>
+          <w:szCs w:val="28"/>
+        </w:rPr>
+      </w:pPr>
+      <w:r>
+        <w:rPr>
+          <w:rFonts w:ascii="Times New Roman" w:hAnsi="Times New Roman" w:cs="Times New Roman"/>
+          <w:sz w:val="28"/>
+          <w:szCs w:val="28"/>
+        </w:rPr>
+        <w:t>.</w:t>
+      </w:r>
+      <w:proofErr w:type="spellStart"/>
+      <w:proofErr w:type="gramStart"/>
+      <w:r>
+        <w:rPr>
+          <w:rFonts w:ascii="Times New Roman" w:hAnsi="Times New Roman" w:cs="Times New Roman"/>
+          <w:sz w:val="28"/>
+          <w:szCs w:val="28"/>
+        </w:rPr>
+        <w:t>dll.a</w:t>
+      </w:r>
+      <w:proofErr w:type="spellEnd"/>
+      <w:proofErr w:type="gramEnd"/>
+    </w:p>
+    <w:p>
+      <w:pPr>
+        <w:rPr>
+          <w:rFonts w:ascii="Times New Roman" w:hAnsi="Times New Roman" w:cs="Times New Roman"/>
+          <w:sz w:val="28"/>
+          <w:szCs w:val="28"/>
+        </w:rPr>
+      </w:pPr>
+    </w:p>
+    <w:p>
+      <w:pPr>
+        <w:jc w:val="both"/>
+        <w:rPr>
+          <w:rFonts w:ascii="Times New Roman" w:hAnsi="Times New Roman" w:cs="Times New Roman"/>
+          <w:sz w:val="28"/>
+          <w:szCs w:val="28"/>
+        </w:rPr>
+      </w:pPr>
+      <w:r>
+        <w:rPr>
+          <w:rFonts w:ascii="Times New Roman" w:hAnsi="Times New Roman" w:cs="Times New Roman"/>
+          <w:b/>
+          <w:bCs/>
+          <w:color w:val="EE0000"/>
           <w:sz w:val="28"/>
           <w:szCs w:val="28"/>
         </w:rPr>
@@ -4771,6 +7398,369 @@
           <w:sz w:val="28"/>
           <w:szCs w:val="28"/>
         </w:rPr>
+        <w:t xml:space="preserve">: </w:t>
+      </w:r>
+      <w:r>
+        <w:rPr>
+          <w:rFonts w:ascii="Times New Roman" w:hAnsi="Times New Roman" w:cs="Times New Roman"/>
+          <w:sz w:val="28"/>
+          <w:szCs w:val="28"/>
+        </w:rPr>
+        <w:t>D</w:t>
+      </w:r>
+      <w:r>
+        <w:rPr>
+          <w:rFonts w:ascii="Times New Roman" w:hAnsi="Times New Roman" w:cs="Times New Roman"/>
+          <w:sz w:val="28"/>
+          <w:szCs w:val="28"/>
+        </w:rPr>
+        <w:t>esenvolvimento</w:t>
+      </w:r>
+      <w:r>
+        <w:rPr>
+          <w:rFonts w:ascii="Times New Roman" w:hAnsi="Times New Roman" w:cs="Times New Roman"/>
+          <w:b/>
+          <w:bCs/>
+          <w:sz w:val="28"/>
+          <w:szCs w:val="28"/>
+        </w:rPr>
+        <w:t xml:space="preserve"> C/C++ no Windows usando </w:t>
+      </w:r>
+      <w:r>
+        <w:rPr>
+          <w:rFonts w:ascii="Times New Roman" w:hAnsi="Times New Roman" w:cs="Times New Roman"/>
+          <w:b/>
+          <w:bCs/>
+          <w:color w:val="EE0000"/>
+          <w:sz w:val="28"/>
+          <w:szCs w:val="28"/>
+        </w:rPr>
+        <w:t>MySQL</w:t>
+      </w:r>
+      <w:r>
+        <w:rPr>
+          <w:rFonts w:ascii="Times New Roman" w:hAnsi="Times New Roman" w:cs="Times New Roman"/>
+          <w:sz w:val="28"/>
+          <w:szCs w:val="28"/>
+        </w:rPr>
+        <w:t xml:space="preserve">, o </w:t>
+      </w:r>
+      <w:r>
+        <w:rPr>
+          <w:rFonts w:ascii="Times New Roman" w:hAnsi="Times New Roman" w:cs="Times New Roman"/>
+          <w:b/>
+          <w:bCs/>
+          <w:sz w:val="28"/>
+          <w:szCs w:val="28"/>
+        </w:rPr>
+        <w:t>Microsoft Visual Studio</w:t>
+      </w:r>
+      <w:r>
+        <w:rPr>
+          <w:rFonts w:ascii="Times New Roman" w:hAnsi="Times New Roman" w:cs="Times New Roman"/>
+          <w:sz w:val="28"/>
+          <w:szCs w:val="28"/>
+        </w:rPr>
+        <w:t xml:space="preserve"> normalmente oferece a integração mais simples e estável.</w:t>
+      </w:r>
+    </w:p>
+    <w:p>
+      <w:pPr>
+        <w:rPr>
+          <w:rFonts w:ascii="Times New Roman" w:hAnsi="Times New Roman" w:cs="Times New Roman"/>
+          <w:b/>
+          <w:bCs/>
+          <w:sz w:val="28"/>
+          <w:szCs w:val="28"/>
+        </w:rPr>
+      </w:pPr>
+      <w:r>
+        <w:rPr>
+          <w:rFonts w:ascii="Times New Roman" w:hAnsi="Times New Roman" w:cs="Times New Roman"/>
+          <w:b/>
+          <w:bCs/>
+          <w:sz w:val="28"/>
+          <w:szCs w:val="28"/>
+        </w:rPr>
+        <w:t>Principalmente porque:</w:t>
+      </w:r>
+    </w:p>
+    <w:p>
+      <w:pPr>
+        <w:numPr>
+          <w:ilvl w:val="0"/>
+          <w:numId w:val="26"/>
+        </w:numPr>
+        <w:rPr>
+          <w:rFonts w:ascii="Times New Roman" w:hAnsi="Times New Roman" w:cs="Times New Roman"/>
+          <w:sz w:val="28"/>
+          <w:szCs w:val="28"/>
+        </w:rPr>
+      </w:pPr>
+      <w:r>
+        <w:rPr>
+          <w:rFonts w:ascii="Times New Roman" w:hAnsi="Times New Roman" w:cs="Times New Roman"/>
+          <w:sz w:val="28"/>
+          <w:szCs w:val="28"/>
+        </w:rPr>
+        <w:t xml:space="preserve">o </w:t>
+      </w:r>
+      <w:r>
+        <w:rPr>
+          <w:rFonts w:ascii="Times New Roman" w:hAnsi="Times New Roman" w:cs="Times New Roman"/>
+          <w:b/>
+          <w:bCs/>
+          <w:color w:val="EE0000"/>
+          <w:sz w:val="28"/>
+          <w:szCs w:val="28"/>
+        </w:rPr>
+        <w:t>MySQL</w:t>
+      </w:r>
+      <w:r>
+        <w:rPr>
+          <w:rFonts w:ascii="Times New Roman" w:hAnsi="Times New Roman" w:cs="Times New Roman"/>
+          <w:color w:val="EE0000"/>
+          <w:sz w:val="28"/>
+          <w:szCs w:val="28"/>
+        </w:rPr>
+        <w:t xml:space="preserve"> </w:t>
+      </w:r>
+      <w:r>
+        <w:rPr>
+          <w:rFonts w:ascii="Times New Roman" w:hAnsi="Times New Roman" w:cs="Times New Roman"/>
+          <w:sz w:val="28"/>
+          <w:szCs w:val="28"/>
+        </w:rPr>
+        <w:t>oficial fornece bibliotecas .</w:t>
+      </w:r>
+      <w:proofErr w:type="spellStart"/>
+      <w:r>
+        <w:rPr>
+          <w:rFonts w:ascii="Times New Roman" w:hAnsi="Times New Roman" w:cs="Times New Roman"/>
+          <w:sz w:val="28"/>
+          <w:szCs w:val="28"/>
+        </w:rPr>
+        <w:t>lib</w:t>
+      </w:r>
+      <w:proofErr w:type="spellEnd"/>
+      <w:r>
+        <w:rPr>
+          <w:rFonts w:ascii="Times New Roman" w:hAnsi="Times New Roman" w:cs="Times New Roman"/>
+          <w:sz w:val="28"/>
+          <w:szCs w:val="28"/>
+        </w:rPr>
+        <w:t xml:space="preserve"> para </w:t>
+      </w:r>
+      <w:r>
+        <w:rPr>
+          <w:rFonts w:ascii="Times New Roman" w:hAnsi="Times New Roman" w:cs="Times New Roman"/>
+          <w:b/>
+          <w:bCs/>
+          <w:sz w:val="28"/>
+          <w:szCs w:val="28"/>
+        </w:rPr>
+        <w:t>MSVC</w:t>
+      </w:r>
+      <w:r>
+        <w:rPr>
+          <w:rFonts w:ascii="Times New Roman" w:hAnsi="Times New Roman" w:cs="Times New Roman"/>
+          <w:sz w:val="28"/>
+          <w:szCs w:val="28"/>
+        </w:rPr>
+        <w:t xml:space="preserve"> </w:t>
+      </w:r>
+    </w:p>
+    <w:p>
+      <w:pPr>
+        <w:numPr>
+          <w:ilvl w:val="0"/>
+          <w:numId w:val="26"/>
+        </w:numPr>
+        <w:rPr>
+          <w:rFonts w:ascii="Times New Roman" w:hAnsi="Times New Roman" w:cs="Times New Roman"/>
+          <w:sz w:val="28"/>
+          <w:szCs w:val="28"/>
+        </w:rPr>
+      </w:pPr>
+      <w:r>
+        <w:rPr>
+          <w:rFonts w:ascii="Times New Roman" w:hAnsi="Times New Roman" w:cs="Times New Roman"/>
+          <w:sz w:val="28"/>
+          <w:szCs w:val="28"/>
+        </w:rPr>
+        <w:t xml:space="preserve">não há incompatibilidade de </w:t>
+      </w:r>
+      <w:proofErr w:type="spellStart"/>
+      <w:r>
+        <w:rPr>
+          <w:rFonts w:ascii="Times New Roman" w:hAnsi="Times New Roman" w:cs="Times New Roman"/>
+          <w:b/>
+          <w:bCs/>
+          <w:color w:val="EE0000"/>
+          <w:sz w:val="28"/>
+          <w:szCs w:val="28"/>
+        </w:rPr>
+        <w:t>linker</w:t>
+      </w:r>
+      <w:proofErr w:type="spellEnd"/>
+      <w:r>
+        <w:rPr>
+          <w:rFonts w:ascii="Times New Roman" w:hAnsi="Times New Roman" w:cs="Times New Roman"/>
+          <w:color w:val="EE0000"/>
+          <w:sz w:val="28"/>
+          <w:szCs w:val="28"/>
+        </w:rPr>
+        <w:t xml:space="preserve"> </w:t>
+      </w:r>
+    </w:p>
+    <w:p>
+      <w:pPr>
+        <w:numPr>
+          <w:ilvl w:val="0"/>
+          <w:numId w:val="26"/>
+        </w:numPr>
+        <w:rPr>
+          <w:rFonts w:ascii="Times New Roman" w:hAnsi="Times New Roman" w:cs="Times New Roman"/>
+          <w:sz w:val="28"/>
+          <w:szCs w:val="28"/>
+        </w:rPr>
+      </w:pPr>
+      <w:r>
+        <w:rPr>
+          <w:rFonts w:ascii="Times New Roman" w:hAnsi="Times New Roman" w:cs="Times New Roman"/>
+          <w:sz w:val="28"/>
+          <w:szCs w:val="28"/>
+        </w:rPr>
+        <w:t xml:space="preserve">configuração é mais direta </w:t>
+      </w:r>
+    </w:p>
+    <w:p>
+      <w:pPr>
+        <w:numPr>
+          <w:ilvl w:val="0"/>
+          <w:numId w:val="26"/>
+        </w:numPr>
+        <w:rPr>
+          <w:rFonts w:ascii="Times New Roman" w:hAnsi="Times New Roman" w:cs="Times New Roman"/>
+          <w:sz w:val="28"/>
+          <w:szCs w:val="28"/>
+        </w:rPr>
+      </w:pPr>
+      <w:r>
+        <w:rPr>
+          <w:rFonts w:ascii="Times New Roman" w:hAnsi="Times New Roman" w:cs="Times New Roman"/>
+          <w:sz w:val="28"/>
+          <w:szCs w:val="28"/>
+        </w:rPr>
+        <w:t xml:space="preserve">melhor </w:t>
+      </w:r>
+      <w:proofErr w:type="spellStart"/>
+      <w:r>
+        <w:rPr>
+          <w:rFonts w:ascii="Times New Roman" w:hAnsi="Times New Roman" w:cs="Times New Roman"/>
+          <w:sz w:val="28"/>
+          <w:szCs w:val="28"/>
+        </w:rPr>
+        <w:t>debugging</w:t>
+      </w:r>
+      <w:proofErr w:type="spellEnd"/>
+      <w:r>
+        <w:rPr>
+          <w:rFonts w:ascii="Times New Roman" w:hAnsi="Times New Roman" w:cs="Times New Roman"/>
+          <w:sz w:val="28"/>
+          <w:szCs w:val="28"/>
+        </w:rPr>
+        <w:t xml:space="preserve"> no Windows </w:t>
+      </w:r>
+    </w:p>
+    <w:p>
+      <w:pPr>
+        <w:numPr>
+          <w:ilvl w:val="0"/>
+          <w:numId w:val="26"/>
+        </w:numPr>
+        <w:rPr>
+          <w:rFonts w:ascii="Times New Roman" w:hAnsi="Times New Roman" w:cs="Times New Roman"/>
+          <w:sz w:val="28"/>
+          <w:szCs w:val="28"/>
+        </w:rPr>
+      </w:pPr>
+      <w:r>
+        <w:rPr>
+          <w:rFonts w:ascii="Times New Roman" w:hAnsi="Times New Roman" w:cs="Times New Roman"/>
+          <w:sz w:val="28"/>
+          <w:szCs w:val="28"/>
+        </w:rPr>
+        <w:t xml:space="preserve">integração nativa com </w:t>
+      </w:r>
+      <w:proofErr w:type="spellStart"/>
+      <w:r>
+        <w:rPr>
+          <w:rFonts w:ascii="Times New Roman" w:hAnsi="Times New Roman" w:cs="Times New Roman"/>
+          <w:b/>
+          <w:bCs/>
+          <w:color w:val="EE0000"/>
+          <w:sz w:val="28"/>
+          <w:szCs w:val="28"/>
+        </w:rPr>
+        <w:t>DLLs</w:t>
+      </w:r>
+      <w:proofErr w:type="spellEnd"/>
+      <w:r>
+        <w:rPr>
+          <w:rFonts w:ascii="Times New Roman" w:hAnsi="Times New Roman" w:cs="Times New Roman"/>
+          <w:color w:val="EE0000"/>
+          <w:sz w:val="28"/>
+          <w:szCs w:val="28"/>
+        </w:rPr>
+        <w:t xml:space="preserve"> </w:t>
+      </w:r>
+      <w:r>
+        <w:rPr>
+          <w:rFonts w:ascii="Times New Roman" w:hAnsi="Times New Roman" w:cs="Times New Roman"/>
+          <w:sz w:val="28"/>
+          <w:szCs w:val="28"/>
+        </w:rPr>
+        <w:t>Windows</w:t>
+      </w:r>
+    </w:p>
+    <w:p>
+      <w:pPr>
+        <w:rPr>
+          <w:rFonts w:ascii="Times New Roman" w:hAnsi="Times New Roman" w:cs="Times New Roman"/>
+          <w:b/>
+          <w:bCs/>
+          <w:color w:val="EE0000"/>
+          <w:sz w:val="28"/>
+          <w:szCs w:val="28"/>
+        </w:rPr>
+      </w:pPr>
+    </w:p>
+    <w:p>
+      <w:pPr>
+        <w:rPr>
+          <w:rFonts w:ascii="Times New Roman" w:hAnsi="Times New Roman" w:cs="Times New Roman"/>
+          <w:sz w:val="28"/>
+          <w:szCs w:val="28"/>
+        </w:rPr>
+      </w:pPr>
+      <w:r>
+        <w:rPr>
+          <w:rFonts w:ascii="Times New Roman" w:hAnsi="Times New Roman" w:cs="Times New Roman"/>
+          <w:b/>
+          <w:bCs/>
+          <w:color w:val="EE0000"/>
+          <w:sz w:val="28"/>
+          <w:szCs w:val="28"/>
+        </w:rPr>
+        <w:t>Nota</w:t>
+      </w:r>
+      <w:r>
+        <w:rPr>
+          <w:rFonts w:ascii="Times New Roman" w:hAnsi="Times New Roman" w:cs="Times New Roman"/>
+          <w:sz w:val="28"/>
+          <w:szCs w:val="28"/>
+        </w:rPr>
         <w:t>: Se aparecer isso:</w:t>
       </w:r>
     </w:p>
@@ -4799,25 +7789,7 @@
           <w:sz w:val="28"/>
           <w:szCs w:val="28"/>
         </w:rPr>
-        <w:t xml:space="preserve"> </w:t>
-      </w:r>
-      <w:proofErr w:type="spellStart"/>
-      <w:r>
-        <w:rPr>
-          <w:rFonts w:ascii="Times New Roman" w:hAnsi="Times New Roman" w:cs="Times New Roman"/>
-          <w:sz w:val="28"/>
-          <w:szCs w:val="28"/>
-        </w:rPr>
-        <w:t>task</w:t>
-      </w:r>
-      <w:proofErr w:type="spellEnd"/>
-      <w:r>
-        <w:rPr>
-          <w:rFonts w:ascii="Times New Roman" w:hAnsi="Times New Roman" w:cs="Times New Roman"/>
-          <w:sz w:val="28"/>
-          <w:szCs w:val="28"/>
-        </w:rPr>
-        <w:t xml:space="preserve">: </w:t>
+        <w:t xml:space="preserve"> task: </w:t>
       </w:r>
       <w:proofErr w:type="spellStart"/>
       <w:r>
@@ -5038,9 +8010,9 @@
       </w:r>
     </w:p>
     <w:sectPr>
-      <w:headerReference w:type="default" r:id="rId9"/>
-      <w:footerReference w:type="default" r:id="rId10"/>
-      <w:footerReference w:type="first" r:id="rId11"/>
+      <w:headerReference w:type="default" r:id="rId10"/>
+      <w:footerReference w:type="default" r:id="rId11"/>
+      <w:footerReference w:type="first" r:id="rId12"/>
       <w:pgSz w:w="11906" w:h="16838"/>
       <w:pgMar w:top="1417" w:right="1701" w:bottom="1417" w:left="1701" w:header="708" w:footer="708" w:gutter="0"/>
       <w:cols w:space="708"/>
@@ -5793,6 +8765,393 @@
     </w:lvl>
   </w:abstractNum>
   <w:abstractNum w:abstractNumId="3" w15:restartNumberingAfterBreak="0">
+    <w:nsid w:val="038947C1"/>
+    <w:multiLevelType w:val="multilevel"/>
+    <w:tmpl w:val="D6004072"/>
+    <w:lvl w:ilvl="0">
+      <w:start w:val="1"/>
+      <w:numFmt w:val="bullet"/>
+      <w:lvlText w:val=""/>
+      <w:lvlJc w:val="left"/>
+      <w:pPr>
+        <w:tabs>
+          <w:tab w:val="num" w:pos="720"/>
+        </w:tabs>
+        <w:ind w:left="720" w:hanging="360"/>
+      </w:pPr>
+      <w:rPr>
+        <w:rFonts w:ascii="Symbol" w:hAnsi="Symbol" w:hint="default"/>
+        <w:sz w:val="20"/>
+      </w:rPr>
+    </w:lvl>
+    <w:lvl w:ilvl="1" w:tentative="1">
+      <w:start w:val="1"/>
+      <w:numFmt w:val="bullet"/>
+      <w:lvlText w:val="o"/>
+      <w:lvlJc w:val="left"/>
+      <w:pPr>
+        <w:tabs>
+          <w:tab w:val="num" w:pos="1440"/>
+        </w:tabs>
+        <w:ind w:left="1440" w:hanging="360"/>
+      </w:pPr>
+      <w:rPr>
+        <w:rFonts w:ascii="Courier New" w:hAnsi="Courier New" w:hint="default"/>
+        <w:sz w:val="20"/>
+      </w:rPr>
+    </w:lvl>
+    <w:lvl w:ilvl="2" w:tentative="1">
+      <w:start w:val="1"/>
+      <w:numFmt w:val="bullet"/>
+      <w:lvlText w:val=""/>
+      <w:lvlJc w:val="left"/>
+      <w:pPr>
+        <w:tabs>
+          <w:tab w:val="num" w:pos="2160"/>
+        </w:tabs>
+        <w:ind w:left="2160" w:hanging="360"/>
+      </w:pPr>
+      <w:rPr>
+        <w:rFonts w:ascii="Wingdings" w:hAnsi="Wingdings" w:hint="default"/>
+        <w:sz w:val="20"/>
+      </w:rPr>
+    </w:lvl>
+    <w:lvl w:ilvl="3" w:tentative="1">
+      <w:start w:val="1"/>
+      <w:numFmt w:val="bullet"/>
+      <w:lvlText w:val=""/>
+      <w:lvlJc w:val="left"/>
+      <w:pPr>
+        <w:tabs>
+          <w:tab w:val="num" w:pos="2880"/>
+        </w:tabs>
+        <w:ind w:left="2880" w:hanging="360"/>
+      </w:pPr>
+      <w:rPr>
+        <w:rFonts w:ascii="Wingdings" w:hAnsi="Wingdings" w:hint="default"/>
+        <w:sz w:val="20"/>
+      </w:rPr>
+    </w:lvl>
+    <w:lvl w:ilvl="4" w:tentative="1">
+      <w:start w:val="1"/>
+      <w:numFmt w:val="bullet"/>
+      <w:lvlText w:val=""/>
+      <w:lvlJc w:val="left"/>
+      <w:pPr>
+        <w:tabs>
+          <w:tab w:val="num" w:pos="3600"/>
+        </w:tabs>
+        <w:ind w:left="3600" w:hanging="360"/>
+      </w:pPr>
+      <w:rPr>
+        <w:rFonts w:ascii="Wingdings" w:hAnsi="Wingdings" w:hint="default"/>
+        <w:sz w:val="20"/>
+      </w:rPr>
+    </w:lvl>
+    <w:lvl w:ilvl="5" w:tentative="1">
+      <w:start w:val="1"/>
+      <w:numFmt w:val="bullet"/>
+      <w:lvlText w:val=""/>
+      <w:lvlJc w:val="left"/>
+      <w:pPr>
+        <w:tabs>
+          <w:tab w:val="num" w:pos="4320"/>
+        </w:tabs>
+        <w:ind w:left="4320" w:hanging="360"/>
+      </w:pPr>
+      <w:rPr>
+        <w:rFonts w:ascii="Wingdings" w:hAnsi="Wingdings" w:hint="default"/>
+        <w:sz w:val="20"/>
+      </w:rPr>
+    </w:lvl>
+    <w:lvl w:ilvl="6" w:tentative="1">
+      <w:start w:val="1"/>
+      <w:numFmt w:val="bullet"/>
+      <w:lvlText w:val=""/>
+      <w:lvlJc w:val="left"/>
+      <w:pPr>
+        <w:tabs>
+          <w:tab w:val="num" w:pos="5040"/>
+        </w:tabs>
+        <w:ind w:left="5040" w:hanging="360"/>
+      </w:pPr>
+      <w:rPr>
+        <w:rFonts w:ascii="Wingdings" w:hAnsi="Wingdings" w:hint="default"/>
+        <w:sz w:val="20"/>
+      </w:rPr>
+    </w:lvl>
+    <w:lvl w:ilvl="7" w:tentative="1">
+      <w:start w:val="1"/>
+      <w:numFmt w:val="bullet"/>
+      <w:lvlText w:val=""/>
+      <w:lvlJc w:val="left"/>
+      <w:pPr>
+        <w:tabs>
+          <w:tab w:val="num" w:pos="5760"/>
+        </w:tabs>
+        <w:ind w:left="5760" w:hanging="360"/>
+      </w:pPr>
+      <w:rPr>
+        <w:rFonts w:ascii="Wingdings" w:hAnsi="Wingdings" w:hint="default"/>
+        <w:sz w:val="20"/>
+      </w:rPr>
+    </w:lvl>
+    <w:lvl w:ilvl="8" w:tentative="1">
+      <w:start w:val="1"/>
+      <w:numFmt w:val="bullet"/>
+      <w:lvlText w:val=""/>
+      <w:lvlJc w:val="left"/>
+      <w:pPr>
+        <w:tabs>
+          <w:tab w:val="num" w:pos="6480"/>
+        </w:tabs>
+        <w:ind w:left="6480" w:hanging="360"/>
+      </w:pPr>
+      <w:rPr>
+        <w:rFonts w:ascii="Wingdings" w:hAnsi="Wingdings" w:hint="default"/>
+        <w:sz w:val="20"/>
+      </w:rPr>
+    </w:lvl>
+  </w:abstractNum>
+  <w:abstractNum w:abstractNumId="4" w15:restartNumberingAfterBreak="0">
+    <w:nsid w:val="042E78C0"/>
+    <w:multiLevelType w:val="multilevel"/>
+    <w:tmpl w:val="68308D72"/>
+    <w:lvl w:ilvl="0">
+      <w:start w:val="1"/>
+      <w:numFmt w:val="bullet"/>
+      <w:lvlText w:val=""/>
+      <w:lvlJc w:val="left"/>
+      <w:pPr>
+        <w:tabs>
+          <w:tab w:val="num" w:pos="720"/>
+        </w:tabs>
+        <w:ind w:left="720" w:hanging="360"/>
+      </w:pPr>
+      <w:rPr>
+        <w:rFonts w:ascii="Symbol" w:hAnsi="Symbol" w:hint="default"/>
+        <w:sz w:val="20"/>
+      </w:rPr>
+    </w:lvl>
+    <w:lvl w:ilvl="1" w:tentative="1">
+      <w:start w:val="1"/>
+      <w:numFmt w:val="bullet"/>
+      <w:lvlText w:val="o"/>
+      <w:lvlJc w:val="left"/>
+      <w:pPr>
+        <w:tabs>
+          <w:tab w:val="num" w:pos="1440"/>
+        </w:tabs>
+        <w:ind w:left="1440" w:hanging="360"/>
+      </w:pPr>
+      <w:rPr>
+        <w:rFonts w:ascii="Courier New" w:hAnsi="Courier New" w:hint="default"/>
+        <w:sz w:val="20"/>
+      </w:rPr>
+    </w:lvl>
+    <w:lvl w:ilvl="2" w:tentative="1">
+      <w:start w:val="1"/>
+      <w:numFmt w:val="bullet"/>
+      <w:lvlText w:val=""/>
+      <w:lvlJc w:val="left"/>
+      <w:pPr>
+        <w:tabs>
+          <w:tab w:val="num" w:pos="2160"/>
+        </w:tabs>
+        <w:ind w:left="2160" w:hanging="360"/>
+      </w:pPr>
+      <w:rPr>
+        <w:rFonts w:ascii="Wingdings" w:hAnsi="Wingdings" w:hint="default"/>
+        <w:sz w:val="20"/>
+      </w:rPr>
+    </w:lvl>
+    <w:lvl w:ilvl="3" w:tentative="1">
+      <w:start w:val="1"/>
+      <w:numFmt w:val="bullet"/>
+      <w:lvlText w:val=""/>
+      <w:lvlJc w:val="left"/>
+      <w:pPr>
+        <w:tabs>
+          <w:tab w:val="num" w:pos="2880"/>
+        </w:tabs>
+        <w:ind w:left="2880" w:hanging="360"/>
+      </w:pPr>
+      <w:rPr>
+        <w:rFonts w:ascii="Wingdings" w:hAnsi="Wingdings" w:hint="default"/>
+        <w:sz w:val="20"/>
+      </w:rPr>
+    </w:lvl>
+    <w:lvl w:ilvl="4" w:tentative="1">
+      <w:start w:val="1"/>
+      <w:numFmt w:val="bullet"/>
+      <w:lvlText w:val=""/>
+      <w:lvlJc w:val="left"/>
+      <w:pPr>
+        <w:tabs>
+          <w:tab w:val="num" w:pos="3600"/>
+        </w:tabs>
+        <w:ind w:left="3600" w:hanging="360"/>
+      </w:pPr>
+      <w:rPr>
+        <w:rFonts w:ascii="Wingdings" w:hAnsi="Wingdings" w:hint="default"/>
+        <w:sz w:val="20"/>
+      </w:rPr>
+    </w:lvl>
+    <w:lvl w:ilvl="5" w:tentative="1">
+      <w:start w:val="1"/>
+      <w:numFmt w:val="bullet"/>
+      <w:lvlText w:val=""/>
+      <w:lvlJc w:val="left"/>
+      <w:pPr>
+        <w:tabs>
+          <w:tab w:val="num" w:pos="4320"/>
+        </w:tabs>
+        <w:ind w:left="4320" w:hanging="360"/>
+      </w:pPr>
+      <w:rPr>
+        <w:rFonts w:ascii="Wingdings" w:hAnsi="Wingdings" w:hint="default"/>
+        <w:sz w:val="20"/>
+      </w:rPr>
+    </w:lvl>
+    <w:lvl w:ilvl="6" w:tentative="1">
+      <w:start w:val="1"/>
+      <w:numFmt w:val="bullet"/>
+      <w:lvlText w:val=""/>
+      <w:lvlJc w:val="left"/>
+      <w:pPr>
+        <w:tabs>
+          <w:tab w:val="num" w:pos="5040"/>
+        </w:tabs>
+        <w:ind w:left="5040" w:hanging="360"/>
+      </w:pPr>
+      <w:rPr>
+        <w:rFonts w:ascii="Wingdings" w:hAnsi="Wingdings" w:hint="default"/>
+        <w:sz w:val="20"/>
+      </w:rPr>
+    </w:lvl>
+    <w:lvl w:ilvl="7" w:tentative="1">
+      <w:start w:val="1"/>
+      <w:numFmt w:val="bullet"/>
+      <w:lvlText w:val=""/>
+      <w:lvlJc w:val="left"/>
+      <w:pPr>
+        <w:tabs>
+          <w:tab w:val="num" w:pos="5760"/>
+        </w:tabs>
+        <w:ind w:left="5760" w:hanging="360"/>
+      </w:pPr>
+      <w:rPr>
+        <w:rFonts w:ascii="Wingdings" w:hAnsi="Wingdings" w:hint="default"/>
+        <w:sz w:val="20"/>
+      </w:rPr>
+    </w:lvl>
+    <w:lvl w:ilvl="8" w:tentative="1">
+      <w:start w:val="1"/>
+      <w:numFmt w:val="bullet"/>
+      <w:lvlText w:val=""/>
+      <w:lvlJc w:val="left"/>
+      <w:pPr>
+        <w:tabs>
+          <w:tab w:val="num" w:pos="6480"/>
+        </w:tabs>
+        <w:ind w:left="6480" w:hanging="360"/>
+      </w:pPr>
+      <w:rPr>
+        <w:rFonts w:ascii="Wingdings" w:hAnsi="Wingdings" w:hint="default"/>
+        <w:sz w:val="20"/>
+      </w:rPr>
+    </w:lvl>
+  </w:abstractNum>
+  <w:abstractNum w:abstractNumId="5" w15:restartNumberingAfterBreak="0">
+    <w:nsid w:val="053577BF"/>
+    <w:multiLevelType w:val="hybridMultilevel"/>
+    <w:tmpl w:val="77A6990A"/>
+    <w:lvl w:ilvl="0" w:tplc="54DE6198">
+      <w:start w:val="7"/>
+      <w:numFmt w:val="decimal"/>
+      <w:lvlText w:val="%1."/>
+      <w:lvlJc w:val="left"/>
+      <w:pPr>
+        <w:ind w:left="720" w:hanging="360"/>
+      </w:pPr>
+      <w:rPr>
+        <w:rFonts w:hint="default"/>
+      </w:rPr>
+    </w:lvl>
+    <w:lvl w:ilvl="1" w:tplc="04160019" w:tentative="1">
+      <w:start w:val="1"/>
+      <w:numFmt w:val="lowerLetter"/>
+      <w:lvlText w:val="%2."/>
+      <w:lvlJc w:val="left"/>
+      <w:pPr>
+        <w:ind w:left="1440" w:hanging="360"/>
+      </w:pPr>
+    </w:lvl>
+    <w:lvl w:ilvl="2" w:tplc="0416001B" w:tentative="1">
+      <w:start w:val="1"/>
+      <w:numFmt w:val="lowerRoman"/>
+      <w:lvlText w:val="%3."/>
+      <w:lvlJc w:val="right"/>
+      <w:pPr>
+        <w:ind w:left="2160" w:hanging="180"/>
+      </w:pPr>
+    </w:lvl>
+    <w:lvl w:ilvl="3" w:tplc="0416000F" w:tentative="1">
+      <w:start w:val="1"/>
+      <w:numFmt w:val="decimal"/>
+      <w:lvlText w:val="%4."/>
+      <w:lvlJc w:val="left"/>
+      <w:pPr>
+        <w:ind w:left="2880" w:hanging="360"/>
+      </w:pPr>
+    </w:lvl>
+    <w:lvl w:ilvl="4" w:tplc="04160019" w:tentative="1">
+      <w:start w:val="1"/>
+      <w:numFmt w:val="lowerLetter"/>
+      <w:lvlText w:val="%5."/>
+      <w:lvlJc w:val="left"/>
+      <w:pPr>
+        <w:ind w:left="3600" w:hanging="360"/>
+      </w:pPr>
+    </w:lvl>
+    <w:lvl w:ilvl="5" w:tplc="0416001B" w:tentative="1">
+      <w:start w:val="1"/>
+      <w:numFmt w:val="lowerRoman"/>
+      <w:lvlText w:val="%6."/>
+      <w:lvlJc w:val="right"/>
+      <w:pPr>
+        <w:ind w:left="4320" w:hanging="180"/>
+      </w:pPr>
+    </w:lvl>
+    <w:lvl w:ilvl="6" w:tplc="0416000F" w:tentative="1">
+      <w:start w:val="1"/>
+      <w:numFmt w:val="decimal"/>
+      <w:lvlText w:val="%7."/>
+      <w:lvlJc w:val="left"/>
+      <w:pPr>
+        <w:ind w:left="5040" w:hanging="360"/>
+      </w:pPr>
+    </w:lvl>
+    <w:lvl w:ilvl="7" w:tplc="04160019" w:tentative="1">
+      <w:start w:val="1"/>
+      <w:numFmt w:val="lowerLetter"/>
+      <w:lvlText w:val="%8."/>
+      <w:lvlJc w:val="left"/>
+      <w:pPr>
+        <w:ind w:left="5760" w:hanging="360"/>
+      </w:pPr>
+    </w:lvl>
+    <w:lvl w:ilvl="8" w:tplc="0416001B" w:tentative="1">
+      <w:start w:val="1"/>
+      <w:numFmt w:val="lowerRoman"/>
+      <w:lvlText w:val="%9."/>
+      <w:lvlJc w:val="right"/>
+      <w:pPr>
+        <w:ind w:left="6480" w:hanging="180"/>
+      </w:pPr>
+    </w:lvl>
+  </w:abstractNum>
+  <w:abstractNum w:abstractNumId="6" w15:restartNumberingAfterBreak="0">
     <w:nsid w:val="07EF121B"/>
     <w:multiLevelType w:val="hybridMultilevel"/>
     <w:tmpl w:val="B8F89712"/>
@@ -5905,7 +9264,156 @@
       </w:rPr>
     </w:lvl>
   </w:abstractNum>
-  <w:abstractNum w:abstractNumId="4" w15:restartNumberingAfterBreak="0">
+  <w:abstractNum w:abstractNumId="7" w15:restartNumberingAfterBreak="0">
+    <w:nsid w:val="1A8F130E"/>
+    <w:multiLevelType w:val="multilevel"/>
+    <w:tmpl w:val="5A3C3C2E"/>
+    <w:lvl w:ilvl="0">
+      <w:start w:val="1"/>
+      <w:numFmt w:val="bullet"/>
+      <w:lvlText w:val=""/>
+      <w:lvlJc w:val="left"/>
+      <w:pPr>
+        <w:tabs>
+          <w:tab w:val="num" w:pos="720"/>
+        </w:tabs>
+        <w:ind w:left="720" w:hanging="360"/>
+      </w:pPr>
+      <w:rPr>
+        <w:rFonts w:ascii="Symbol" w:hAnsi="Symbol" w:hint="default"/>
+        <w:sz w:val="20"/>
+      </w:rPr>
+    </w:lvl>
+    <w:lvl w:ilvl="1" w:tentative="1">
+      <w:start w:val="1"/>
+      <w:numFmt w:val="bullet"/>
+      <w:lvlText w:val="o"/>
+      <w:lvlJc w:val="left"/>
+      <w:pPr>
+        <w:tabs>
+          <w:tab w:val="num" w:pos="1440"/>
+        </w:tabs>
+        <w:ind w:left="1440" w:hanging="360"/>
+      </w:pPr>
+      <w:rPr>
+        <w:rFonts w:ascii="Courier New" w:hAnsi="Courier New" w:hint="default"/>
+        <w:sz w:val="20"/>
+      </w:rPr>
+    </w:lvl>
+    <w:lvl w:ilvl="2" w:tentative="1">
+      <w:start w:val="1"/>
+      <w:numFmt w:val="bullet"/>
+      <w:lvlText w:val=""/>
+      <w:lvlJc w:val="left"/>
+      <w:pPr>
+        <w:tabs>
+          <w:tab w:val="num" w:pos="2160"/>
+        </w:tabs>
+        <w:ind w:left="2160" w:hanging="360"/>
+      </w:pPr>
+      <w:rPr>
+        <w:rFonts w:ascii="Wingdings" w:hAnsi="Wingdings" w:hint="default"/>
+        <w:sz w:val="20"/>
+      </w:rPr>
+    </w:lvl>
+    <w:lvl w:ilvl="3" w:tentative="1">
+      <w:start w:val="1"/>
+      <w:numFmt w:val="bullet"/>
+      <w:lvlText w:val=""/>
+      <w:lvlJc w:val="left"/>
+      <w:pPr>
+        <w:tabs>
+          <w:tab w:val="num" w:pos="2880"/>
+        </w:tabs>
+        <w:ind w:left="2880" w:hanging="360"/>
+      </w:pPr>
+      <w:rPr>
+        <w:rFonts w:ascii="Wingdings" w:hAnsi="Wingdings" w:hint="default"/>
+        <w:sz w:val="20"/>
+      </w:rPr>
+    </w:lvl>
+    <w:lvl w:ilvl="4" w:tentative="1">
+      <w:start w:val="1"/>
+      <w:numFmt w:val="bullet"/>
+      <w:lvlText w:val=""/>
+      <w:lvlJc w:val="left"/>
+      <w:pPr>
+        <w:tabs>
+          <w:tab w:val="num" w:pos="3600"/>
+        </w:tabs>
+        <w:ind w:left="3600" w:hanging="360"/>
+      </w:pPr>
+      <w:rPr>
+        <w:rFonts w:ascii="Wingdings" w:hAnsi="Wingdings" w:hint="default"/>
+        <w:sz w:val="20"/>
+      </w:rPr>
+    </w:lvl>
+    <w:lvl w:ilvl="5" w:tentative="1">
+      <w:start w:val="1"/>
+      <w:numFmt w:val="bullet"/>
+      <w:lvlText w:val=""/>
+      <w:lvlJc w:val="left"/>
+      <w:pPr>
+        <w:tabs>
+          <w:tab w:val="num" w:pos="4320"/>
+        </w:tabs>
+        <w:ind w:left="4320" w:hanging="360"/>
+      </w:pPr>
+      <w:rPr>
+        <w:rFonts w:ascii="Wingdings" w:hAnsi="Wingdings" w:hint="default"/>
+        <w:sz w:val="20"/>
+      </w:rPr>
+    </w:lvl>
+    <w:lvl w:ilvl="6" w:tentative="1">
+      <w:start w:val="1"/>
+      <w:numFmt w:val="bullet"/>
+      <w:lvlText w:val=""/>
+      <w:lvlJc w:val="left"/>
+      <w:pPr>
+        <w:tabs>
+          <w:tab w:val="num" w:pos="5040"/>
+        </w:tabs>
+        <w:ind w:left="5040" w:hanging="360"/>
+      </w:pPr>
+      <w:rPr>
+        <w:rFonts w:ascii="Wingdings" w:hAnsi="Wingdings" w:hint="default"/>
+        <w:sz w:val="20"/>
+      </w:rPr>
+    </w:lvl>
+    <w:lvl w:ilvl="7" w:tentative="1">
+      <w:start w:val="1"/>
+      <w:numFmt w:val="bullet"/>
+      <w:lvlText w:val=""/>
+      <w:lvlJc w:val="left"/>
+      <w:pPr>
+        <w:tabs>
+          <w:tab w:val="num" w:pos="5760"/>
+        </w:tabs>
+        <w:ind w:left="5760" w:hanging="360"/>
+      </w:pPr>
+      <w:rPr>
+        <w:rFonts w:ascii="Wingdings" w:hAnsi="Wingdings" w:hint="default"/>
+        <w:sz w:val="20"/>
+      </w:rPr>
+    </w:lvl>
+    <w:lvl w:ilvl="8" w:tentative="1">
+      <w:start w:val="1"/>
+      <w:numFmt w:val="bullet"/>
+      <w:lvlText w:val=""/>
+      <w:lvlJc w:val="left"/>
+      <w:pPr>
+        <w:tabs>
+          <w:tab w:val="num" w:pos="6480"/>
+        </w:tabs>
+        <w:ind w:left="6480" w:hanging="360"/>
+      </w:pPr>
+      <w:rPr>
+        <w:rFonts w:ascii="Wingdings" w:hAnsi="Wingdings" w:hint="default"/>
+        <w:sz w:val="20"/>
+      </w:rPr>
+    </w:lvl>
+  </w:abstractNum>
+  <w:abstractNum w:abstractNumId="8" w15:restartNumberingAfterBreak="0">
     <w:nsid w:val="24464B8B"/>
     <w:multiLevelType w:val="hybridMultilevel"/>
     <w:tmpl w:val="66205538"/>
@@ -6018,7 +9526,7 @@
       </w:rPr>
     </w:lvl>
   </w:abstractNum>
-  <w:abstractNum w:abstractNumId="5" w15:restartNumberingAfterBreak="0">
+  <w:abstractNum w:abstractNumId="9" w15:restartNumberingAfterBreak="0">
     <w:nsid w:val="3100042A"/>
     <w:multiLevelType w:val="hybridMultilevel"/>
     <w:tmpl w:val="8E444790"/>
@@ -6131,7 +9639,269 @@
       </w:rPr>
     </w:lvl>
   </w:abstractNum>
-  <w:abstractNum w:abstractNumId="6" w15:restartNumberingAfterBreak="0">
+  <w:abstractNum w:abstractNumId="10" w15:restartNumberingAfterBreak="0">
+    <w:nsid w:val="314A12D5"/>
+    <w:multiLevelType w:val="multilevel"/>
+    <w:tmpl w:val="2E06133A"/>
+    <w:lvl w:ilvl="0">
+      <w:start w:val="7"/>
+      <w:numFmt w:val="decimal"/>
+      <w:lvlText w:val="%1."/>
+      <w:lvlJc w:val="left"/>
+      <w:pPr>
+        <w:ind w:left="450" w:hanging="450"/>
+      </w:pPr>
+      <w:rPr>
+        <w:rFonts w:hint="default"/>
+      </w:rPr>
+    </w:lvl>
+    <w:lvl w:ilvl="1">
+      <w:start w:val="1"/>
+      <w:numFmt w:val="decimal"/>
+      <w:lvlText w:val="%1.%2."/>
+      <w:lvlJc w:val="left"/>
+      <w:pPr>
+        <w:ind w:left="720" w:hanging="720"/>
+      </w:pPr>
+      <w:rPr>
+        <w:rFonts w:hint="default"/>
+      </w:rPr>
+    </w:lvl>
+    <w:lvl w:ilvl="2">
+      <w:start w:val="1"/>
+      <w:numFmt w:val="decimal"/>
+      <w:lvlText w:val="%1.%2.%3."/>
+      <w:lvlJc w:val="left"/>
+      <w:pPr>
+        <w:ind w:left="720" w:hanging="720"/>
+      </w:pPr>
+      <w:rPr>
+        <w:rFonts w:hint="default"/>
+      </w:rPr>
+    </w:lvl>
+    <w:lvl w:ilvl="3">
+      <w:start w:val="1"/>
+      <w:numFmt w:val="decimal"/>
+      <w:lvlText w:val="%1.%2.%3.%4."/>
+      <w:lvlJc w:val="left"/>
+      <w:pPr>
+        <w:ind w:left="1080" w:hanging="1080"/>
+      </w:pPr>
+      <w:rPr>
+        <w:rFonts w:hint="default"/>
+      </w:rPr>
+    </w:lvl>
+    <w:lvl w:ilvl="4">
+      <w:start w:val="1"/>
+      <w:numFmt w:val="decimal"/>
+      <w:lvlText w:val="%1.%2.%3.%4.%5."/>
+      <w:lvlJc w:val="left"/>
+      <w:pPr>
+        <w:ind w:left="1080" w:hanging="1080"/>
+      </w:pPr>
+      <w:rPr>
+        <w:rFonts w:hint="default"/>
+      </w:rPr>
+    </w:lvl>
+    <w:lvl w:ilvl="5">
+      <w:start w:val="1"/>
+      <w:numFmt w:val="decimal"/>
+      <w:lvlText w:val="%1.%2.%3.%4.%5.%6."/>
+      <w:lvlJc w:val="left"/>
+      <w:pPr>
+        <w:ind w:left="1440" w:hanging="1440"/>
+      </w:pPr>
+      <w:rPr>
+        <w:rFonts w:hint="default"/>
+      </w:rPr>
+    </w:lvl>
+    <w:lvl w:ilvl="6">
+      <w:start w:val="1"/>
+      <w:numFmt w:val="decimal"/>
+      <w:lvlText w:val="%1.%2.%3.%4.%5.%6.%7."/>
+      <w:lvlJc w:val="left"/>
+      <w:pPr>
+        <w:ind w:left="1800" w:hanging="1800"/>
+      </w:pPr>
+      <w:rPr>
+        <w:rFonts w:hint="default"/>
+      </w:rPr>
+    </w:lvl>
+    <w:lvl w:ilvl="7">
+      <w:start w:val="1"/>
+      <w:numFmt w:val="decimal"/>
+      <w:lvlText w:val="%1.%2.%3.%4.%5.%6.%7.%8."/>
+      <w:lvlJc w:val="left"/>
+      <w:pPr>
+        <w:ind w:left="1800" w:hanging="1800"/>
+      </w:pPr>
+      <w:rPr>
+        <w:rFonts w:hint="default"/>
+      </w:rPr>
+    </w:lvl>
+    <w:lvl w:ilvl="8">
+      <w:start w:val="1"/>
+      <w:numFmt w:val="decimal"/>
+      <w:lvlText w:val="%1.%2.%3.%4.%5.%6.%7.%8.%9."/>
+      <w:lvlJc w:val="left"/>
+      <w:pPr>
+        <w:ind w:left="2160" w:hanging="2160"/>
+      </w:pPr>
+      <w:rPr>
+        <w:rFonts w:hint="default"/>
+      </w:rPr>
+    </w:lvl>
+  </w:abstractNum>
+  <w:abstractNum w:abstractNumId="11" w15:restartNumberingAfterBreak="0">
+    <w:nsid w:val="34D64259"/>
+    <w:multiLevelType w:val="multilevel"/>
+    <w:tmpl w:val="238E70D2"/>
+    <w:lvl w:ilvl="0">
+      <w:start w:val="1"/>
+      <w:numFmt w:val="bullet"/>
+      <w:lvlText w:val=""/>
+      <w:lvlJc w:val="left"/>
+      <w:pPr>
+        <w:tabs>
+          <w:tab w:val="num" w:pos="720"/>
+        </w:tabs>
+        <w:ind w:left="720" w:hanging="360"/>
+      </w:pPr>
+      <w:rPr>
+        <w:rFonts w:ascii="Symbol" w:hAnsi="Symbol" w:hint="default"/>
+        <w:sz w:val="20"/>
+      </w:rPr>
+    </w:lvl>
+    <w:lvl w:ilvl="1" w:tentative="1">
+      <w:start w:val="1"/>
+      <w:numFmt w:val="bullet"/>
+      <w:lvlText w:val="o"/>
+      <w:lvlJc w:val="left"/>
+      <w:pPr>
+        <w:tabs>
+          <w:tab w:val="num" w:pos="1440"/>
+        </w:tabs>
+        <w:ind w:left="1440" w:hanging="360"/>
+      </w:pPr>
+      <w:rPr>
+        <w:rFonts w:ascii="Courier New" w:hAnsi="Courier New" w:hint="default"/>
+        <w:sz w:val="20"/>
+      </w:rPr>
+    </w:lvl>
+    <w:lvl w:ilvl="2" w:tentative="1">
+      <w:start w:val="1"/>
+      <w:numFmt w:val="bullet"/>
+      <w:lvlText w:val=""/>
+      <w:lvlJc w:val="left"/>
+      <w:pPr>
+        <w:tabs>
+          <w:tab w:val="num" w:pos="2160"/>
+        </w:tabs>
+        <w:ind w:left="2160" w:hanging="360"/>
+      </w:pPr>
+      <w:rPr>
+        <w:rFonts w:ascii="Wingdings" w:hAnsi="Wingdings" w:hint="default"/>
+        <w:sz w:val="20"/>
+      </w:rPr>
+    </w:lvl>
+    <w:lvl w:ilvl="3" w:tentative="1">
+      <w:start w:val="1"/>
+      <w:numFmt w:val="bullet"/>
+      <w:lvlText w:val=""/>
+      <w:lvlJc w:val="left"/>
+      <w:pPr>
+        <w:tabs>
+          <w:tab w:val="num" w:pos="2880"/>
+        </w:tabs>
+        <w:ind w:left="2880" w:hanging="360"/>
+      </w:pPr>
+      <w:rPr>
+        <w:rFonts w:ascii="Wingdings" w:hAnsi="Wingdings" w:hint="default"/>
+        <w:sz w:val="20"/>
+      </w:rPr>
+    </w:lvl>
+    <w:lvl w:ilvl="4" w:tentative="1">
+      <w:start w:val="1"/>
+      <w:numFmt w:val="bullet"/>
+      <w:lvlText w:val=""/>
+      <w:lvlJc w:val="left"/>
+      <w:pPr>
+        <w:tabs>
+          <w:tab w:val="num" w:pos="3600"/>
+        </w:tabs>
+        <w:ind w:left="3600" w:hanging="360"/>
+      </w:pPr>
+      <w:rPr>
+        <w:rFonts w:ascii="Wingdings" w:hAnsi="Wingdings" w:hint="default"/>
+        <w:sz w:val="20"/>
+      </w:rPr>
+    </w:lvl>
+    <w:lvl w:ilvl="5" w:tentative="1">
+      <w:start w:val="1"/>
+      <w:numFmt w:val="bullet"/>
+      <w:lvlText w:val=""/>
+      <w:lvlJc w:val="left"/>
+      <w:pPr>
+        <w:tabs>
+          <w:tab w:val="num" w:pos="4320"/>
+        </w:tabs>
+        <w:ind w:left="4320" w:hanging="360"/>
+      </w:pPr>
+      <w:rPr>
+        <w:rFonts w:ascii="Wingdings" w:hAnsi="Wingdings" w:hint="default"/>
+        <w:sz w:val="20"/>
+      </w:rPr>
+    </w:lvl>
+    <w:lvl w:ilvl="6" w:tentative="1">
+      <w:start w:val="1"/>
+      <w:numFmt w:val="bullet"/>
+      <w:lvlText w:val=""/>
+      <w:lvlJc w:val="left"/>
+      <w:pPr>
+        <w:tabs>
+          <w:tab w:val="num" w:pos="5040"/>
+        </w:tabs>
+        <w:ind w:left="5040" w:hanging="360"/>
+      </w:pPr>
+      <w:rPr>
+        <w:rFonts w:ascii="Wingdings" w:hAnsi="Wingdings" w:hint="default"/>
+        <w:sz w:val="20"/>
+      </w:rPr>
+    </w:lvl>
+    <w:lvl w:ilvl="7" w:tentative="1">
+      <w:start w:val="1"/>
+      <w:numFmt w:val="bullet"/>
+      <w:lvlText w:val=""/>
+      <w:lvlJc w:val="left"/>
+      <w:pPr>
+        <w:tabs>
+          <w:tab w:val="num" w:pos="5760"/>
+        </w:tabs>
+        <w:ind w:left="5760" w:hanging="360"/>
+      </w:pPr>
+      <w:rPr>
+        <w:rFonts w:ascii="Wingdings" w:hAnsi="Wingdings" w:hint="default"/>
+        <w:sz w:val="20"/>
+      </w:rPr>
+    </w:lvl>
+    <w:lvl w:ilvl="8" w:tentative="1">
+      <w:start w:val="1"/>
+      <w:numFmt w:val="bullet"/>
+      <w:lvlText w:val=""/>
+      <w:lvlJc w:val="left"/>
+      <w:pPr>
+        <w:tabs>
+          <w:tab w:val="num" w:pos="6480"/>
+        </w:tabs>
+        <w:ind w:left="6480" w:hanging="360"/>
+      </w:pPr>
+      <w:rPr>
+        <w:rFonts w:ascii="Wingdings" w:hAnsi="Wingdings" w:hint="default"/>
+        <w:sz w:val="20"/>
+      </w:rPr>
+    </w:lvl>
+  </w:abstractNum>
+  <w:abstractNum w:abstractNumId="12" w15:restartNumberingAfterBreak="0">
     <w:nsid w:val="3BB25B65"/>
     <w:multiLevelType w:val="multilevel"/>
     <w:tmpl w:val="C8E23B0A"/>
@@ -6147,7 +9917,7 @@
         <w:ind w:left="720" w:hanging="360"/>
       </w:pPr>
     </w:lvl>
-    <w:lvl w:ilvl="1" w:tentative="1">
+    <w:lvl w:ilvl="1">
       <w:start w:val="1"/>
       <w:numFmt w:val="decimal"/>
       <w:lvlText w:val="%2."/>
@@ -6244,7 +10014,206 @@
       </w:pPr>
     </w:lvl>
   </w:abstractNum>
-  <w:abstractNum w:abstractNumId="7" w15:restartNumberingAfterBreak="0">
+  <w:abstractNum w:abstractNumId="13" w15:restartNumberingAfterBreak="0">
+    <w:nsid w:val="46AB5F14"/>
+    <w:multiLevelType w:val="hybridMultilevel"/>
+    <w:tmpl w:val="9FB42A68"/>
+    <w:lvl w:ilvl="0" w:tplc="0416000F">
+      <w:start w:val="1"/>
+      <w:numFmt w:val="decimal"/>
+      <w:lvlText w:val="%1."/>
+      <w:lvlJc w:val="left"/>
+      <w:pPr>
+        <w:ind w:left="1080" w:hanging="360"/>
+      </w:pPr>
+    </w:lvl>
+    <w:lvl w:ilvl="1" w:tplc="04160019" w:tentative="1">
+      <w:start w:val="1"/>
+      <w:numFmt w:val="lowerLetter"/>
+      <w:lvlText w:val="%2."/>
+      <w:lvlJc w:val="left"/>
+      <w:pPr>
+        <w:ind w:left="1800" w:hanging="360"/>
+      </w:pPr>
+    </w:lvl>
+    <w:lvl w:ilvl="2" w:tplc="0416001B" w:tentative="1">
+      <w:start w:val="1"/>
+      <w:numFmt w:val="lowerRoman"/>
+      <w:lvlText w:val="%3."/>
+      <w:lvlJc w:val="right"/>
+      <w:pPr>
+        <w:ind w:left="2520" w:hanging="180"/>
+      </w:pPr>
+    </w:lvl>
+    <w:lvl w:ilvl="3" w:tplc="0416000F" w:tentative="1">
+      <w:start w:val="1"/>
+      <w:numFmt w:val="decimal"/>
+      <w:lvlText w:val="%4."/>
+      <w:lvlJc w:val="left"/>
+      <w:pPr>
+        <w:ind w:left="3240" w:hanging="360"/>
+      </w:pPr>
+    </w:lvl>
+    <w:lvl w:ilvl="4" w:tplc="04160019" w:tentative="1">
+      <w:start w:val="1"/>
+      <w:numFmt w:val="lowerLetter"/>
+      <w:lvlText w:val="%5."/>
+      <w:lvlJc w:val="left"/>
+      <w:pPr>
+        <w:ind w:left="3960" w:hanging="360"/>
+      </w:pPr>
+    </w:lvl>
+    <w:lvl w:ilvl="5" w:tplc="0416001B" w:tentative="1">
+      <w:start w:val="1"/>
+      <w:numFmt w:val="lowerRoman"/>
+      <w:lvlText w:val="%6."/>
+      <w:lvlJc w:val="right"/>
+      <w:pPr>
+        <w:ind w:left="4680" w:hanging="180"/>
+      </w:pPr>
+    </w:lvl>
+    <w:lvl w:ilvl="6" w:tplc="0416000F" w:tentative="1">
+      <w:start w:val="1"/>
+      <w:numFmt w:val="decimal"/>
+      <w:lvlText w:val="%7."/>
+      <w:lvlJc w:val="left"/>
+      <w:pPr>
+        <w:ind w:left="5400" w:hanging="360"/>
+      </w:pPr>
+    </w:lvl>
+    <w:lvl w:ilvl="7" w:tplc="04160019" w:tentative="1">
+      <w:start w:val="1"/>
+      <w:numFmt w:val="lowerLetter"/>
+      <w:lvlText w:val="%8."/>
+      <w:lvlJc w:val="left"/>
+      <w:pPr>
+        <w:ind w:left="6120" w:hanging="360"/>
+      </w:pPr>
+    </w:lvl>
+    <w:lvl w:ilvl="8" w:tplc="0416001B" w:tentative="1">
+      <w:start w:val="1"/>
+      <w:numFmt w:val="lowerRoman"/>
+      <w:lvlText w:val="%9."/>
+      <w:lvlJc w:val="right"/>
+      <w:pPr>
+        <w:ind w:left="6840" w:hanging="180"/>
+      </w:pPr>
+    </w:lvl>
+  </w:abstractNum>
+  <w:abstractNum w:abstractNumId="14" w15:restartNumberingAfterBreak="0">
+    <w:nsid w:val="47C812C0"/>
+    <w:multiLevelType w:val="multilevel"/>
+    <w:tmpl w:val="C8E23B0A"/>
+    <w:lvl w:ilvl="0">
+      <w:start w:val="3"/>
+      <w:numFmt w:val="decimal"/>
+      <w:lvlText w:val="%1."/>
+      <w:lvlJc w:val="left"/>
+      <w:pPr>
+        <w:tabs>
+          <w:tab w:val="num" w:pos="720"/>
+        </w:tabs>
+        <w:ind w:left="720" w:hanging="360"/>
+      </w:pPr>
+    </w:lvl>
+    <w:lvl w:ilvl="1">
+      <w:start w:val="1"/>
+      <w:numFmt w:val="decimal"/>
+      <w:lvlText w:val="%2."/>
+      <w:lvlJc w:val="left"/>
+      <w:pPr>
+        <w:tabs>
+          <w:tab w:val="num" w:pos="1440"/>
+        </w:tabs>
+        <w:ind w:left="1440" w:hanging="360"/>
+      </w:pPr>
+    </w:lvl>
+    <w:lvl w:ilvl="2" w:tentative="1">
+      <w:start w:val="1"/>
+      <w:numFmt w:val="decimal"/>
+      <w:lvlText w:val="%3."/>
+      <w:lvlJc w:val="left"/>
+      <w:pPr>
+        <w:tabs>
+          <w:tab w:val="num" w:pos="2160"/>
+        </w:tabs>
+        <w:ind w:left="2160" w:hanging="360"/>
+      </w:pPr>
+    </w:lvl>
+    <w:lvl w:ilvl="3" w:tentative="1">
+      <w:start w:val="1"/>
+      <w:numFmt w:val="decimal"/>
+      <w:lvlText w:val="%4."/>
+      <w:lvlJc w:val="left"/>
+      <w:pPr>
+        <w:tabs>
+          <w:tab w:val="num" w:pos="2880"/>
+        </w:tabs>
+        <w:ind w:left="2880" w:hanging="360"/>
+      </w:pPr>
+    </w:lvl>
+    <w:lvl w:ilvl="4" w:tentative="1">
+      <w:start w:val="1"/>
+      <w:numFmt w:val="decimal"/>
+      <w:lvlText w:val="%5."/>
+      <w:lvlJc w:val="left"/>
+      <w:pPr>
+        <w:tabs>
+          <w:tab w:val="num" w:pos="3600"/>
+        </w:tabs>
+        <w:ind w:left="3600" w:hanging="360"/>
+      </w:pPr>
+    </w:lvl>
+    <w:lvl w:ilvl="5" w:tentative="1">
+      <w:start w:val="1"/>
+      <w:numFmt w:val="decimal"/>
+      <w:lvlText w:val="%6."/>
+      <w:lvlJc w:val="left"/>
+      <w:pPr>
+        <w:tabs>
+          <w:tab w:val="num" w:pos="4320"/>
+        </w:tabs>
+        <w:ind w:left="4320" w:hanging="360"/>
+      </w:pPr>
+    </w:lvl>
+    <w:lvl w:ilvl="6" w:tentative="1">
+      <w:start w:val="1"/>
+      <w:numFmt w:val="decimal"/>
+      <w:lvlText w:val="%7."/>
+      <w:lvlJc w:val="left"/>
+      <w:pPr>
+        <w:tabs>
+          <w:tab w:val="num" w:pos="5040"/>
+        </w:tabs>
+        <w:ind w:left="5040" w:hanging="360"/>
+      </w:pPr>
+    </w:lvl>
+    <w:lvl w:ilvl="7" w:tentative="1">
+      <w:start w:val="1"/>
+      <w:numFmt w:val="decimal"/>
+      <w:lvlText w:val="%8."/>
+      <w:lvlJc w:val="left"/>
+      <w:pPr>
+        <w:tabs>
+          <w:tab w:val="num" w:pos="5760"/>
+        </w:tabs>
+        <w:ind w:left="5760" w:hanging="360"/>
+      </w:pPr>
+    </w:lvl>
+    <w:lvl w:ilvl="8" w:tentative="1">
+      <w:start w:val="1"/>
+      <w:numFmt w:val="decimal"/>
+      <w:lvlText w:val="%9."/>
+      <w:lvlJc w:val="left"/>
+      <w:pPr>
+        <w:tabs>
+          <w:tab w:val="num" w:pos="6480"/>
+        </w:tabs>
+        <w:ind w:left="6480" w:hanging="360"/>
+      </w:pPr>
+    </w:lvl>
+  </w:abstractNum>
+  <w:abstractNum w:abstractNumId="15" w15:restartNumberingAfterBreak="0">
     <w:nsid w:val="51B37ADE"/>
     <w:multiLevelType w:val="multilevel"/>
     <w:tmpl w:val="BE461330"/>
@@ -6357,7 +10326,7 @@
       </w:pPr>
     </w:lvl>
   </w:abstractNum>
-  <w:abstractNum w:abstractNumId="8" w15:restartNumberingAfterBreak="0">
+  <w:abstractNum w:abstractNumId="16" w15:restartNumberingAfterBreak="0">
     <w:nsid w:val="54F515BA"/>
     <w:multiLevelType w:val="hybridMultilevel"/>
     <w:tmpl w:val="78548F9E"/>
@@ -6443,7 +10412,7 @@
       </w:pPr>
     </w:lvl>
   </w:abstractNum>
-  <w:abstractNum w:abstractNumId="9" w15:restartNumberingAfterBreak="0">
+  <w:abstractNum w:abstractNumId="17" w15:restartNumberingAfterBreak="0">
     <w:nsid w:val="595B5439"/>
     <w:multiLevelType w:val="multilevel"/>
     <w:tmpl w:val="B84836A0"/>
@@ -6556,7 +10525,7 @@
       </w:pPr>
     </w:lvl>
   </w:abstractNum>
-  <w:abstractNum w:abstractNumId="10" w15:restartNumberingAfterBreak="0">
+  <w:abstractNum w:abstractNumId="18" w15:restartNumberingAfterBreak="0">
     <w:nsid w:val="5DD86608"/>
     <w:multiLevelType w:val="hybridMultilevel"/>
     <w:tmpl w:val="228A5A20"/>
@@ -6669,7 +10638,156 @@
       </w:rPr>
     </w:lvl>
   </w:abstractNum>
-  <w:abstractNum w:abstractNumId="11" w15:restartNumberingAfterBreak="0">
+  <w:abstractNum w:abstractNumId="19" w15:restartNumberingAfterBreak="0">
+    <w:nsid w:val="67840DA1"/>
+    <w:multiLevelType w:val="multilevel"/>
+    <w:tmpl w:val="0BF4FACA"/>
+    <w:lvl w:ilvl="0">
+      <w:start w:val="1"/>
+      <w:numFmt w:val="bullet"/>
+      <w:lvlText w:val=""/>
+      <w:lvlJc w:val="left"/>
+      <w:pPr>
+        <w:tabs>
+          <w:tab w:val="num" w:pos="720"/>
+        </w:tabs>
+        <w:ind w:left="720" w:hanging="360"/>
+      </w:pPr>
+      <w:rPr>
+        <w:rFonts w:ascii="Symbol" w:hAnsi="Symbol" w:hint="default"/>
+        <w:sz w:val="20"/>
+      </w:rPr>
+    </w:lvl>
+    <w:lvl w:ilvl="1" w:tentative="1">
+      <w:start w:val="1"/>
+      <w:numFmt w:val="bullet"/>
+      <w:lvlText w:val="o"/>
+      <w:lvlJc w:val="left"/>
+      <w:pPr>
+        <w:tabs>
+          <w:tab w:val="num" w:pos="1440"/>
+        </w:tabs>
+        <w:ind w:left="1440" w:hanging="360"/>
+      </w:pPr>
+      <w:rPr>
+        <w:rFonts w:ascii="Courier New" w:hAnsi="Courier New" w:hint="default"/>
+        <w:sz w:val="20"/>
+      </w:rPr>
+    </w:lvl>
+    <w:lvl w:ilvl="2" w:tentative="1">
+      <w:start w:val="1"/>
+      <w:numFmt w:val="bullet"/>
+      <w:lvlText w:val=""/>
+      <w:lvlJc w:val="left"/>
+      <w:pPr>
+        <w:tabs>
+          <w:tab w:val="num" w:pos="2160"/>
+        </w:tabs>
+        <w:ind w:left="2160" w:hanging="360"/>
+      </w:pPr>
+      <w:rPr>
+        <w:rFonts w:ascii="Wingdings" w:hAnsi="Wingdings" w:hint="default"/>
+        <w:sz w:val="20"/>
+      </w:rPr>
+    </w:lvl>
+    <w:lvl w:ilvl="3" w:tentative="1">
+      <w:start w:val="1"/>
+      <w:numFmt w:val="bullet"/>
+      <w:lvlText w:val=""/>
+      <w:lvlJc w:val="left"/>
+      <w:pPr>
+        <w:tabs>
+          <w:tab w:val="num" w:pos="2880"/>
+        </w:tabs>
+        <w:ind w:left="2880" w:hanging="360"/>
+      </w:pPr>
+      <w:rPr>
+        <w:rFonts w:ascii="Wingdings" w:hAnsi="Wingdings" w:hint="default"/>
+        <w:sz w:val="20"/>
+      </w:rPr>
+    </w:lvl>
+    <w:lvl w:ilvl="4" w:tentative="1">
+      <w:start w:val="1"/>
+      <w:numFmt w:val="bullet"/>
+      <w:lvlText w:val=""/>
+      <w:lvlJc w:val="left"/>
+      <w:pPr>
+        <w:tabs>
+          <w:tab w:val="num" w:pos="3600"/>
+        </w:tabs>
+        <w:ind w:left="3600" w:hanging="360"/>
+      </w:pPr>
+      <w:rPr>
+        <w:rFonts w:ascii="Wingdings" w:hAnsi="Wingdings" w:hint="default"/>
+        <w:sz w:val="20"/>
+      </w:rPr>
+    </w:lvl>
+    <w:lvl w:ilvl="5" w:tentative="1">
+      <w:start w:val="1"/>
+      <w:numFmt w:val="bullet"/>
+      <w:lvlText w:val=""/>
+      <w:lvlJc w:val="left"/>
+      <w:pPr>
+        <w:tabs>
+          <w:tab w:val="num" w:pos="4320"/>
+        </w:tabs>
+        <w:ind w:left="4320" w:hanging="360"/>
+      </w:pPr>
+      <w:rPr>
+        <w:rFonts w:ascii="Wingdings" w:hAnsi="Wingdings" w:hint="default"/>
+        <w:sz w:val="20"/>
+      </w:rPr>
+    </w:lvl>
+    <w:lvl w:ilvl="6" w:tentative="1">
+      <w:start w:val="1"/>
+      <w:numFmt w:val="bullet"/>
+      <w:lvlText w:val=""/>
+      <w:lvlJc w:val="left"/>
+      <w:pPr>
+        <w:tabs>
+          <w:tab w:val="num" w:pos="5040"/>
+        </w:tabs>
+        <w:ind w:left="5040" w:hanging="360"/>
+      </w:pPr>
+      <w:rPr>
+        <w:rFonts w:ascii="Wingdings" w:hAnsi="Wingdings" w:hint="default"/>
+        <w:sz w:val="20"/>
+      </w:rPr>
+    </w:lvl>
+    <w:lvl w:ilvl="7" w:tentative="1">
+      <w:start w:val="1"/>
+      <w:numFmt w:val="bullet"/>
+      <w:lvlText w:val=""/>
+      <w:lvlJc w:val="left"/>
+      <w:pPr>
+        <w:tabs>
+          <w:tab w:val="num" w:pos="5760"/>
+        </w:tabs>
+        <w:ind w:left="5760" w:hanging="360"/>
+      </w:pPr>
+      <w:rPr>
+        <w:rFonts w:ascii="Wingdings" w:hAnsi="Wingdings" w:hint="default"/>
+        <w:sz w:val="20"/>
+      </w:rPr>
+    </w:lvl>
+    <w:lvl w:ilvl="8" w:tentative="1">
+      <w:start w:val="1"/>
+      <w:numFmt w:val="bullet"/>
+      <w:lvlText w:val=""/>
+      <w:lvlJc w:val="left"/>
+      <w:pPr>
+        <w:tabs>
+          <w:tab w:val="num" w:pos="6480"/>
+        </w:tabs>
+        <w:ind w:left="6480" w:hanging="360"/>
+      </w:pPr>
+      <w:rPr>
+        <w:rFonts w:ascii="Wingdings" w:hAnsi="Wingdings" w:hint="default"/>
+        <w:sz w:val="20"/>
+      </w:rPr>
+    </w:lvl>
+  </w:abstractNum>
+  <w:abstractNum w:abstractNumId="20" w15:restartNumberingAfterBreak="0">
     <w:nsid w:val="68C402B1"/>
     <w:multiLevelType w:val="multilevel"/>
     <w:tmpl w:val="D2CEB086"/>
@@ -6818,7 +10936,7 @@
       </w:rPr>
     </w:lvl>
   </w:abstractNum>
-  <w:abstractNum w:abstractNumId="12" w15:restartNumberingAfterBreak="0">
+  <w:abstractNum w:abstractNumId="21" w15:restartNumberingAfterBreak="0">
     <w:nsid w:val="6DEE0F16"/>
     <w:multiLevelType w:val="hybridMultilevel"/>
     <w:tmpl w:val="D568B224"/>
@@ -6931,7 +11049,7 @@
       </w:rPr>
     </w:lvl>
   </w:abstractNum>
-  <w:abstractNum w:abstractNumId="13" w15:restartNumberingAfterBreak="0">
+  <w:abstractNum w:abstractNumId="22" w15:restartNumberingAfterBreak="0">
     <w:nsid w:val="6FAB4C4F"/>
     <w:multiLevelType w:val="hybridMultilevel"/>
     <w:tmpl w:val="55CA83DA"/>
@@ -7044,7 +11162,156 @@
       </w:rPr>
     </w:lvl>
   </w:abstractNum>
-  <w:abstractNum w:abstractNumId="14" w15:restartNumberingAfterBreak="0">
+  <w:abstractNum w:abstractNumId="23" w15:restartNumberingAfterBreak="0">
+    <w:nsid w:val="70802758"/>
+    <w:multiLevelType w:val="multilevel"/>
+    <w:tmpl w:val="37B6A014"/>
+    <w:lvl w:ilvl="0">
+      <w:start w:val="1"/>
+      <w:numFmt w:val="bullet"/>
+      <w:lvlText w:val=""/>
+      <w:lvlJc w:val="left"/>
+      <w:pPr>
+        <w:tabs>
+          <w:tab w:val="num" w:pos="720"/>
+        </w:tabs>
+        <w:ind w:left="720" w:hanging="360"/>
+      </w:pPr>
+      <w:rPr>
+        <w:rFonts w:ascii="Symbol" w:hAnsi="Symbol" w:hint="default"/>
+        <w:sz w:val="20"/>
+      </w:rPr>
+    </w:lvl>
+    <w:lvl w:ilvl="1" w:tentative="1">
+      <w:start w:val="1"/>
+      <w:numFmt w:val="bullet"/>
+      <w:lvlText w:val="o"/>
+      <w:lvlJc w:val="left"/>
+      <w:pPr>
+        <w:tabs>
+          <w:tab w:val="num" w:pos="1440"/>
+        </w:tabs>
+        <w:ind w:left="1440" w:hanging="360"/>
+      </w:pPr>
+      <w:rPr>
+        <w:rFonts w:ascii="Courier New" w:hAnsi="Courier New" w:hint="default"/>
+        <w:sz w:val="20"/>
+      </w:rPr>
+    </w:lvl>
+    <w:lvl w:ilvl="2" w:tentative="1">
+      <w:start w:val="1"/>
+      <w:numFmt w:val="bullet"/>
+      <w:lvlText w:val=""/>
+      <w:lvlJc w:val="left"/>
+      <w:pPr>
+        <w:tabs>
+          <w:tab w:val="num" w:pos="2160"/>
+        </w:tabs>
+        <w:ind w:left="2160" w:hanging="360"/>
+      </w:pPr>
+      <w:rPr>
+        <w:rFonts w:ascii="Wingdings" w:hAnsi="Wingdings" w:hint="default"/>
+        <w:sz w:val="20"/>
+      </w:rPr>
+    </w:lvl>
+    <w:lvl w:ilvl="3" w:tentative="1">
+      <w:start w:val="1"/>
+      <w:numFmt w:val="bullet"/>
+      <w:lvlText w:val=""/>
+      <w:lvlJc w:val="left"/>
+      <w:pPr>
+        <w:tabs>
+          <w:tab w:val="num" w:pos="2880"/>
+        </w:tabs>
+        <w:ind w:left="2880" w:hanging="360"/>
+      </w:pPr>
+      <w:rPr>
+        <w:rFonts w:ascii="Wingdings" w:hAnsi="Wingdings" w:hint="default"/>
+        <w:sz w:val="20"/>
+      </w:rPr>
+    </w:lvl>
+    <w:lvl w:ilvl="4" w:tentative="1">
+      <w:start w:val="1"/>
+      <w:numFmt w:val="bullet"/>
+      <w:lvlText w:val=""/>
+      <w:lvlJc w:val="left"/>
+      <w:pPr>
+        <w:tabs>
+          <w:tab w:val="num" w:pos="3600"/>
+        </w:tabs>
+        <w:ind w:left="3600" w:hanging="360"/>
+      </w:pPr>
+      <w:rPr>
+        <w:rFonts w:ascii="Wingdings" w:hAnsi="Wingdings" w:hint="default"/>
+        <w:sz w:val="20"/>
+      </w:rPr>
+    </w:lvl>
+    <w:lvl w:ilvl="5" w:tentative="1">
+      <w:start w:val="1"/>
+      <w:numFmt w:val="bullet"/>
+      <w:lvlText w:val=""/>
+      <w:lvlJc w:val="left"/>
+      <w:pPr>
+        <w:tabs>
+          <w:tab w:val="num" w:pos="4320"/>
+        </w:tabs>
+        <w:ind w:left="4320" w:hanging="360"/>
+      </w:pPr>
+      <w:rPr>
+        <w:rFonts w:ascii="Wingdings" w:hAnsi="Wingdings" w:hint="default"/>
+        <w:sz w:val="20"/>
+      </w:rPr>
+    </w:lvl>
+    <w:lvl w:ilvl="6" w:tentative="1">
+      <w:start w:val="1"/>
+      <w:numFmt w:val="bullet"/>
+      <w:lvlText w:val=""/>
+      <w:lvlJc w:val="left"/>
+      <w:pPr>
+        <w:tabs>
+          <w:tab w:val="num" w:pos="5040"/>
+        </w:tabs>
+        <w:ind w:left="5040" w:hanging="360"/>
+      </w:pPr>
+      <w:rPr>
+        <w:rFonts w:ascii="Wingdings" w:hAnsi="Wingdings" w:hint="default"/>
+        <w:sz w:val="20"/>
+      </w:rPr>
+    </w:lvl>
+    <w:lvl w:ilvl="7" w:tentative="1">
+      <w:start w:val="1"/>
+      <w:numFmt w:val="bullet"/>
+      <w:lvlText w:val=""/>
+      <w:lvlJc w:val="left"/>
+      <w:pPr>
+        <w:tabs>
+          <w:tab w:val="num" w:pos="5760"/>
+        </w:tabs>
+        <w:ind w:left="5760" w:hanging="360"/>
+      </w:pPr>
+      <w:rPr>
+        <w:rFonts w:ascii="Wingdings" w:hAnsi="Wingdings" w:hint="default"/>
+        <w:sz w:val="20"/>
+      </w:rPr>
+    </w:lvl>
+    <w:lvl w:ilvl="8" w:tentative="1">
+      <w:start w:val="1"/>
+      <w:numFmt w:val="bullet"/>
+      <w:lvlText w:val=""/>
+      <w:lvlJc w:val="left"/>
+      <w:pPr>
+        <w:tabs>
+          <w:tab w:val="num" w:pos="6480"/>
+        </w:tabs>
+        <w:ind w:left="6480" w:hanging="360"/>
+      </w:pPr>
+      <w:rPr>
+        <w:rFonts w:ascii="Wingdings" w:hAnsi="Wingdings" w:hint="default"/>
+        <w:sz w:val="20"/>
+      </w:rPr>
+    </w:lvl>
+  </w:abstractNum>
+  <w:abstractNum w:abstractNumId="24" w15:restartNumberingAfterBreak="0">
     <w:nsid w:val="78E12FA4"/>
     <w:multiLevelType w:val="multilevel"/>
     <w:tmpl w:val="C8E23B0A"/>
@@ -7157,7 +11424,7 @@
       </w:pPr>
     </w:lvl>
   </w:abstractNum>
-  <w:abstractNum w:abstractNumId="15" w15:restartNumberingAfterBreak="0">
+  <w:abstractNum w:abstractNumId="25" w15:restartNumberingAfterBreak="0">
     <w:nsid w:val="7A3B74A5"/>
     <w:multiLevelType w:val="hybridMultilevel"/>
     <w:tmpl w:val="47E6B2DE"/>
@@ -7274,49 +11541,79 @@
     <w:abstractNumId w:val="0"/>
   </w:num>
   <w:num w:numId="2" w16cid:durableId="783311154">
-    <w:abstractNumId w:val="7"/>
+    <w:abstractNumId w:val="15"/>
   </w:num>
   <w:num w:numId="3" w16cid:durableId="1073507779">
-    <w:abstractNumId w:val="14"/>
+    <w:abstractNumId w:val="24"/>
   </w:num>
   <w:num w:numId="4" w16cid:durableId="50616165">
-    <w:abstractNumId w:val="9"/>
+    <w:abstractNumId w:val="17"/>
   </w:num>
   <w:num w:numId="5" w16cid:durableId="1712148491">
-    <w:abstractNumId w:val="11"/>
+    <w:abstractNumId w:val="20"/>
   </w:num>
   <w:num w:numId="6" w16cid:durableId="1003973417">
-    <w:abstractNumId w:val="8"/>
+    <w:abstractNumId w:val="16"/>
   </w:num>
   <w:num w:numId="7" w16cid:durableId="187107486">
-    <w:abstractNumId w:val="6"/>
+    <w:abstractNumId w:val="12"/>
   </w:num>
   <w:num w:numId="8" w16cid:durableId="1850439324">
     <w:abstractNumId w:val="1"/>
   </w:num>
   <w:num w:numId="9" w16cid:durableId="615134785">
-    <w:abstractNumId w:val="3"/>
+    <w:abstractNumId w:val="6"/>
   </w:num>
   <w:num w:numId="10" w16cid:durableId="123232618">
-    <w:abstractNumId w:val="13"/>
+    <w:abstractNumId w:val="22"/>
   </w:num>
   <w:num w:numId="11" w16cid:durableId="606231909">
-    <w:abstractNumId w:val="5"/>
+    <w:abstractNumId w:val="9"/>
   </w:num>
   <w:num w:numId="12" w16cid:durableId="1340540617">
-    <w:abstractNumId w:val="12"/>
+    <w:abstractNumId w:val="21"/>
   </w:num>
   <w:num w:numId="13" w16cid:durableId="390078862">
-    <w:abstractNumId w:val="15"/>
+    <w:abstractNumId w:val="25"/>
   </w:num>
   <w:num w:numId="14" w16cid:durableId="1209298678">
     <w:abstractNumId w:val="2"/>
   </w:num>
   <w:num w:numId="15" w16cid:durableId="283852166">
+    <w:abstractNumId w:val="18"/>
+  </w:num>
+  <w:num w:numId="16" w16cid:durableId="1734422168">
+    <w:abstractNumId w:val="8"/>
+  </w:num>
+  <w:num w:numId="17" w16cid:durableId="1233732183">
+    <w:abstractNumId w:val="13"/>
+  </w:num>
+  <w:num w:numId="18" w16cid:durableId="815682328">
+    <w:abstractNumId w:val="5"/>
+  </w:num>
+  <w:num w:numId="19" w16cid:durableId="1923643401">
+    <w:abstractNumId w:val="14"/>
+  </w:num>
+  <w:num w:numId="20" w16cid:durableId="1874076154">
     <w:abstractNumId w:val="10"/>
   </w:num>
-  <w:num w:numId="16" w16cid:durableId="1734422168">
+  <w:num w:numId="21" w16cid:durableId="1082727237">
+    <w:abstractNumId w:val="11"/>
+  </w:num>
+  <w:num w:numId="22" w16cid:durableId="1664428548">
+    <w:abstractNumId w:val="19"/>
+  </w:num>
+  <w:num w:numId="23" w16cid:durableId="136533605">
+    <w:abstractNumId w:val="7"/>
+  </w:num>
+  <w:num w:numId="24" w16cid:durableId="1830900952">
     <w:abstractNumId w:val="4"/>
+  </w:num>
+  <w:num w:numId="25" w16cid:durableId="1168520541">
+    <w:abstractNumId w:val="23"/>
+  </w:num>
+  <w:num w:numId="26" w16cid:durableId="1342246607">
+    <w:abstractNumId w:val="3"/>
   </w:num>
 </w:numbering>
 </file>
@@ -7749,7 +12046,6 @@
     <w:next w:val="Normal"/>
     <w:link w:val="Ttulo2Char"/>
     <w:uiPriority w:val="9"/>
-    <w:semiHidden/>
     <w:unhideWhenUsed/>
     <w:qFormat/>
     <w:rsid w:val="00265491"/>
@@ -7924,7 +12220,6 @@
   <w:style w:type="character" w:default="1" w:styleId="Fontepargpadro">
     <w:name w:val="Default Paragraph Font"/>
     <w:uiPriority w:val="1"/>
-    <w:semiHidden/>
     <w:unhideWhenUsed/>
   </w:style>
   <w:style w:type="table" w:default="1" w:styleId="Tabelanormal">
@@ -7966,7 +12261,6 @@
     <w:basedOn w:val="Fontepargpadro"/>
     <w:link w:val="Ttulo2"/>
     <w:uiPriority w:val="9"/>
-    <w:semiHidden/>
     <w:rsid w:val="00265491"/>
     <w:rPr>
       <w:rFonts w:asciiTheme="majorHAnsi" w:eastAsiaTheme="majorEastAsia" w:hAnsiTheme="majorHAnsi" w:cstheme="majorBidi"/>
@@ -8305,6 +12599,92 @@
     <w:uiPriority w:val="99"/>
     <w:rsid w:val="00C064E1"/>
   </w:style>
+  <w:style w:type="paragraph" w:styleId="Pr-formataoHTML">
+    <w:name w:val="HTML Preformatted"/>
+    <w:basedOn w:val="Normal"/>
+    <w:link w:val="Pr-formataoHTMLChar"/>
+    <w:uiPriority w:val="99"/>
+    <w:semiHidden/>
+    <w:unhideWhenUsed/>
+    <w:rsid w:val="007C43C6"/>
+    <w:pPr>
+      <w:tabs>
+        <w:tab w:val="left" w:pos="916"/>
+        <w:tab w:val="left" w:pos="1832"/>
+        <w:tab w:val="left" w:pos="2748"/>
+        <w:tab w:val="left" w:pos="3664"/>
+        <w:tab w:val="left" w:pos="4580"/>
+        <w:tab w:val="left" w:pos="5496"/>
+        <w:tab w:val="left" w:pos="6412"/>
+        <w:tab w:val="left" w:pos="7328"/>
+        <w:tab w:val="left" w:pos="8244"/>
+        <w:tab w:val="left" w:pos="9160"/>
+        <w:tab w:val="left" w:pos="10076"/>
+        <w:tab w:val="left" w:pos="10992"/>
+        <w:tab w:val="left" w:pos="11908"/>
+        <w:tab w:val="left" w:pos="12824"/>
+        <w:tab w:val="left" w:pos="13740"/>
+        <w:tab w:val="left" w:pos="14656"/>
+      </w:tabs>
+      <w:spacing w:after="0" w:line="240" w:lineRule="auto"/>
+    </w:pPr>
+    <w:rPr>
+      <w:rFonts w:ascii="Courier New" w:eastAsia="Times New Roman" w:hAnsi="Courier New" w:cs="Courier New"/>
+      <w:kern w:val="0"/>
+      <w:sz w:val="20"/>
+      <w:szCs w:val="20"/>
+      <w:lang w:eastAsia="pt-BR"/>
+      <w14:ligatures w14:val="none"/>
+    </w:rPr>
+  </w:style>
+  <w:style w:type="character" w:customStyle="1" w:styleId="Pr-formataoHTMLChar">
+    <w:name w:val="Pré-formatação HTML Char"/>
+    <w:basedOn w:val="Fontepargpadro"/>
+    <w:link w:val="Pr-formataoHTML"/>
+    <w:uiPriority w:val="99"/>
+    <w:semiHidden/>
+    <w:rsid w:val="007C43C6"/>
+    <w:rPr>
+      <w:rFonts w:ascii="Courier New" w:eastAsia="Times New Roman" w:hAnsi="Courier New" w:cs="Courier New"/>
+      <w:kern w:val="0"/>
+      <w:sz w:val="20"/>
+      <w:szCs w:val="20"/>
+      <w:lang w:eastAsia="pt-BR"/>
+      <w14:ligatures w14:val="none"/>
+    </w:rPr>
+  </w:style>
+  <w:style w:type="character" w:styleId="CdigoHTML">
+    <w:name w:val="HTML Code"/>
+    <w:basedOn w:val="Fontepargpadro"/>
+    <w:uiPriority w:val="99"/>
+    <w:semiHidden/>
+    <w:unhideWhenUsed/>
+    <w:rsid w:val="007C43C6"/>
+    <w:rPr>
+      <w:rFonts w:ascii="Courier New" w:eastAsia="Times New Roman" w:hAnsi="Courier New" w:cs="Courier New"/>
+      <w:sz w:val="20"/>
+      <w:szCs w:val="20"/>
+    </w:rPr>
+  </w:style>
+  <w:style w:type="paragraph" w:styleId="NormalWeb">
+    <w:name w:val="Normal (Web)"/>
+    <w:basedOn w:val="Normal"/>
+    <w:uiPriority w:val="99"/>
+    <w:semiHidden/>
+    <w:unhideWhenUsed/>
+    <w:rsid w:val="007C43C6"/>
+    <w:pPr>
+      <w:spacing w:before="100" w:beforeAutospacing="1" w:after="100" w:afterAutospacing="1" w:line="240" w:lineRule="auto"/>
+    </w:pPr>
+    <w:rPr>
+      <w:rFonts w:ascii="Times New Roman" w:eastAsia="Times New Roman" w:hAnsi="Times New Roman" w:cs="Times New Roman"/>
+      <w:kern w:val="0"/>
+      <w:sz w:val="24"/>
+      <w:szCs w:val="24"/>
+      <w:lang w:eastAsia="pt-BR"/>
+      <w14:ligatures w14:val="none"/>
+    </w:rPr>
+  </w:style>
 </w:styles>
 </file>
 
